--- a/Web程序设计.docx
+++ b/Web程序设计.docx
@@ -6,27 +6,27 @@
       <w:pPr>
         <w:spacing w:before="1440" w:after="360" w:line="264" w:lineRule="auto"/>
         <w:jc w:val="center"/>
+        <w:rPr>
+          <w:bCs/>
+        </w:rPr>
       </w:pPr>
       <w:r>
         <w:rPr>
-          <w:b/>
-          <w:color w:val="0B2545"/>
+          <w:bCs/>
           <w:sz w:val="44"/>
         </w:rPr>
         <w:t>《</w:t>
       </w:r>
       <w:r>
         <w:rPr>
-          <w:b/>
-          <w:color w:val="0B2545"/>
+          <w:bCs/>
           <w:sz w:val="44"/>
         </w:rPr>
         <w:t>Web</w:t>
       </w:r>
       <w:r>
         <w:rPr>
-          <w:b/>
-          <w:color w:val="0B2545"/>
+          <w:bCs/>
           <w:sz w:val="44"/>
         </w:rPr>
         <w:t>程序设计》课程期末设计报告</w:t>
@@ -36,11 +36,13 @@
       <w:pPr>
         <w:spacing w:after="720" w:line="264" w:lineRule="auto"/>
         <w:jc w:val="center"/>
+        <w:rPr>
+          <w:bCs/>
+        </w:rPr>
       </w:pPr>
       <w:r>
         <w:rPr>
-          <w:b/>
-          <w:color w:val="2E74B5"/>
+          <w:bCs/>
           <w:sz w:val="36"/>
         </w:rPr>
         <w:t>题目二：在线待办事项清单</w:t>
@@ -61,22 +63,18 @@
     </w:p>
     <w:tbl>
       <w:tblPr>
+        <w:tblpPr w:leftFromText="180" w:rightFromText="180" w:vertAnchor="text" w:horzAnchor="page" w:tblpX="2701" w:tblpY="-26"/>
         <w:tblW w:w="0" w:type="auto"/>
-        <w:jc w:val="center"/>
         <w:tblLook w:val="04A0" w:firstRow="1" w:lastRow="0" w:firstColumn="1" w:lastColumn="0" w:noHBand="0" w:noVBand="1"/>
       </w:tblPr>
       <w:tblGrid>
         <w:gridCol w:w="2016"/>
-        <w:gridCol w:w="6336"/>
+        <w:gridCol w:w="3371"/>
       </w:tblGrid>
       <w:tr>
-        <w:trPr>
-          <w:jc w:val="center"/>
-        </w:trPr>
         <w:tc>
           <w:tcPr>
             <w:tcW w:w="2016" w:type="dxa"/>
-            <w:shd w:val="clear" w:color="auto" w:fill="F2F4F7"/>
             <w:tcMar>
               <w:top w:w="80" w:type="dxa"/>
               <w:left w:w="120" w:type="dxa"/>
@@ -92,17 +90,18 @@
             </w:pPr>
             <w:r>
               <w:rPr>
-                <w:b/>
-                <w:sz w:val="21"/>
-              </w:rPr>
-              <w:t>项目</w:t>
-            </w:r>
-          </w:p>
-        </w:tc>
-        <w:tc>
-          <w:tcPr>
-            <w:tcW w:w="6336" w:type="dxa"/>
-            <w:shd w:val="clear" w:color="auto" w:fill="F2F4F7"/>
+                <w:sz w:val="21"/>
+              </w:rPr>
+              <w:t>姓名</w:t>
+            </w:r>
+          </w:p>
+        </w:tc>
+        <w:tc>
+          <w:tcPr>
+            <w:tcW w:w="3371" w:type="dxa"/>
+            <w:tcBorders>
+              <w:bottom w:val="single" w:sz="4" w:space="0" w:color="auto"/>
+            </w:tcBorders>
             <w:tcMar>
               <w:top w:w="80" w:type="dxa"/>
               <w:left w:w="120" w:type="dxa"/>
@@ -118,18 +117,14 @@
             </w:pPr>
             <w:r>
               <w:rPr>
-                <w:b/>
-                <w:sz w:val="21"/>
-              </w:rPr>
-              <w:t>内容</w:t>
+                <w:rFonts w:hint="eastAsia"/>
+              </w:rPr>
+              <w:t>覃思飞翔</w:t>
             </w:r>
           </w:p>
         </w:tc>
       </w:tr>
       <w:tr>
-        <w:trPr>
-          <w:jc w:val="center"/>
-        </w:trPr>
         <w:tc>
           <w:tcPr>
             <w:tcW w:w="2016" w:type="dxa"/>
@@ -150,38 +145,43 @@
               <w:rPr>
                 <w:sz w:val="21"/>
               </w:rPr>
-              <w:t>姓名</w:t>
-            </w:r>
-          </w:p>
-        </w:tc>
-        <w:tc>
-          <w:tcPr>
-            <w:tcW w:w="6336" w:type="dxa"/>
-            <w:tcMar>
-              <w:top w:w="80" w:type="dxa"/>
-              <w:left w:w="120" w:type="dxa"/>
-              <w:bottom w:w="80" w:type="dxa"/>
-              <w:right w:w="120" w:type="dxa"/>
-            </w:tcMar>
-            <w:vAlign w:val="center"/>
-          </w:tcPr>
-          <w:p>
-            <w:pPr>
-              <w:spacing w:line="264" w:lineRule="auto"/>
-            </w:pPr>
-            <w:r>
-              <w:rPr>
-                <w:sz w:val="21"/>
-              </w:rPr>
-              <w:t>________________</w:t>
+              <w:t>学号</w:t>
+            </w:r>
+          </w:p>
+        </w:tc>
+        <w:tc>
+          <w:tcPr>
+            <w:tcW w:w="3371" w:type="dxa"/>
+            <w:tcBorders>
+              <w:top w:val="single" w:sz="4" w:space="0" w:color="auto"/>
+              <w:bottom w:val="single" w:sz="4" w:space="0" w:color="auto"/>
+            </w:tcBorders>
+            <w:tcMar>
+              <w:top w:w="80" w:type="dxa"/>
+              <w:left w:w="120" w:type="dxa"/>
+              <w:bottom w:w="80" w:type="dxa"/>
+              <w:right w:w="120" w:type="dxa"/>
+            </w:tcMar>
+            <w:vAlign w:val="center"/>
+          </w:tcPr>
+          <w:p>
+            <w:pPr>
+              <w:spacing w:line="264" w:lineRule="auto"/>
+              <w:jc w:val="center"/>
+            </w:pPr>
+            <w:r>
+              <w:rPr>
+                <w:rFonts w:hint="eastAsia"/>
+              </w:rPr>
+              <w:t>2</w:t>
+            </w:r>
+            <w:r>
+              <w:t>30511407</w:t>
             </w:r>
           </w:p>
         </w:tc>
       </w:tr>
       <w:tr>
-        <w:trPr>
-          <w:jc w:val="center"/>
-        </w:trPr>
         <w:tc>
           <w:tcPr>
             <w:tcW w:w="2016" w:type="dxa"/>
@@ -202,38 +202,40 @@
               <w:rPr>
                 <w:sz w:val="21"/>
               </w:rPr>
-              <w:t>学号</w:t>
-            </w:r>
-          </w:p>
-        </w:tc>
-        <w:tc>
-          <w:tcPr>
-            <w:tcW w:w="6336" w:type="dxa"/>
-            <w:tcMar>
-              <w:top w:w="80" w:type="dxa"/>
-              <w:left w:w="120" w:type="dxa"/>
-              <w:bottom w:w="80" w:type="dxa"/>
-              <w:right w:w="120" w:type="dxa"/>
-            </w:tcMar>
-            <w:vAlign w:val="center"/>
-          </w:tcPr>
-          <w:p>
-            <w:pPr>
-              <w:spacing w:line="264" w:lineRule="auto"/>
-            </w:pPr>
-            <w:r>
-              <w:rPr>
-                <w:sz w:val="21"/>
-              </w:rPr>
-              <w:t>________________</w:t>
+              <w:t>专业</w:t>
+            </w:r>
+          </w:p>
+        </w:tc>
+        <w:tc>
+          <w:tcPr>
+            <w:tcW w:w="3371" w:type="dxa"/>
+            <w:tcBorders>
+              <w:top w:val="single" w:sz="4" w:space="0" w:color="auto"/>
+              <w:bottom w:val="single" w:sz="4" w:space="0" w:color="auto"/>
+            </w:tcBorders>
+            <w:tcMar>
+              <w:top w:w="80" w:type="dxa"/>
+              <w:left w:w="120" w:type="dxa"/>
+              <w:bottom w:w="80" w:type="dxa"/>
+              <w:right w:w="120" w:type="dxa"/>
+            </w:tcMar>
+            <w:vAlign w:val="center"/>
+          </w:tcPr>
+          <w:p>
+            <w:pPr>
+              <w:spacing w:line="264" w:lineRule="auto"/>
+              <w:jc w:val="center"/>
+            </w:pPr>
+            <w:r>
+              <w:rPr>
+                <w:rFonts w:hint="eastAsia"/>
+              </w:rPr>
+              <w:t>计算机科学与技术</w:t>
             </w:r>
           </w:p>
         </w:tc>
       </w:tr>
       <w:tr>
-        <w:trPr>
-          <w:jc w:val="center"/>
-        </w:trPr>
         <w:tc>
           <w:tcPr>
             <w:tcW w:w="2016" w:type="dxa"/>
@@ -254,41 +256,17 @@
               <w:rPr>
                 <w:sz w:val="21"/>
               </w:rPr>
-              <w:t>专业</w:t>
-            </w:r>
-          </w:p>
-        </w:tc>
-        <w:tc>
-          <w:tcPr>
-            <w:tcW w:w="6336" w:type="dxa"/>
-            <w:tcMar>
-              <w:top w:w="80" w:type="dxa"/>
-              <w:left w:w="120" w:type="dxa"/>
-              <w:bottom w:w="80" w:type="dxa"/>
-              <w:right w:w="120" w:type="dxa"/>
-            </w:tcMar>
-            <w:vAlign w:val="center"/>
-          </w:tcPr>
-          <w:p>
-            <w:pPr>
-              <w:spacing w:line="264" w:lineRule="auto"/>
-            </w:pPr>
-            <w:r>
-              <w:rPr>
-                <w:sz w:val="21"/>
-              </w:rPr>
-              <w:t>________________</w:t>
-            </w:r>
-          </w:p>
-        </w:tc>
-      </w:tr>
-      <w:tr>
-        <w:trPr>
-          <w:jc w:val="center"/>
-        </w:trPr>
-        <w:tc>
-          <w:tcPr>
-            <w:tcW w:w="2016" w:type="dxa"/>
+              <w:t>日期</w:t>
+            </w:r>
+          </w:p>
+        </w:tc>
+        <w:tc>
+          <w:tcPr>
+            <w:tcW w:w="3371" w:type="dxa"/>
+            <w:tcBorders>
+              <w:top w:val="single" w:sz="4" w:space="0" w:color="auto"/>
+              <w:bottom w:val="single" w:sz="4" w:space="0" w:color="auto"/>
+            </w:tcBorders>
             <w:tcMar>
               <w:top w:w="80" w:type="dxa"/>
               <w:left w:w="120" w:type="dxa"/>
@@ -301,29 +279,6 @@
             <w:pPr>
               <w:spacing w:line="264" w:lineRule="auto"/>
               <w:jc w:val="center"/>
-            </w:pPr>
-            <w:r>
-              <w:rPr>
-                <w:sz w:val="21"/>
-              </w:rPr>
-              <w:t>日期</w:t>
-            </w:r>
-          </w:p>
-        </w:tc>
-        <w:tc>
-          <w:tcPr>
-            <w:tcW w:w="6336" w:type="dxa"/>
-            <w:tcMar>
-              <w:top w:w="80" w:type="dxa"/>
-              <w:left w:w="120" w:type="dxa"/>
-              <w:bottom w:w="80" w:type="dxa"/>
-              <w:right w:w="120" w:type="dxa"/>
-            </w:tcMar>
-            <w:vAlign w:val="center"/>
-          </w:tcPr>
-          <w:p>
-            <w:pPr>
-              <w:spacing w:line="264" w:lineRule="auto"/>
             </w:pPr>
             <w:r>
               <w:rPr>
@@ -368,45 +323,3894 @@
     <w:p/>
     <w:p>
       <w:pPr>
-        <w:spacing w:after="360" w:line="264" w:lineRule="auto"/>
-        <w:jc w:val="center"/>
+        <w:rPr>
+          <w:rFonts w:hint="eastAsia"/>
+        </w:rPr>
       </w:pPr>
       <w:r>
-        <w:t>本报告依据课程设计模板编写，项目采用</w:t>
-      </w:r>
-      <w:r>
-        <w:t xml:space="preserve"> HTML5</w:t>
-      </w:r>
-      <w:r>
-        <w:t>、</w:t>
-      </w:r>
-      <w:r>
-        <w:t xml:space="preserve">CSS3 </w:t>
-      </w:r>
-      <w:r>
-        <w:t>与</w:t>
-      </w:r>
-      <w:r>
-        <w:t xml:space="preserve"> JavaScript </w:t>
-      </w:r>
-      <w:r>
-        <w:t>实现，无后端依赖，使用</w:t>
-      </w:r>
-      <w:r>
-        <w:t xml:space="preserve"> </w:t>
-      </w:r>
-      <w:proofErr w:type="spellStart"/>
-      <w:r>
-        <w:t>localStorage</w:t>
-      </w:r>
-      <w:proofErr w:type="spellEnd"/>
-      <w:r>
-        <w:t xml:space="preserve"> </w:t>
-      </w:r>
-      <w:r>
-        <w:t>完成数据持久化。</w:t>
+        <w:br w:type="page"/>
       </w:r>
     </w:p>
+    <w:sdt>
+      <w:sdtPr>
+        <w:rPr>
+          <w:lang w:val="zh-CN"/>
+        </w:rPr>
+        <w:id w:val="122123394"/>
+        <w:docPartObj>
+          <w:docPartGallery w:val="Table of Contents"/>
+          <w:docPartUnique/>
+        </w:docPartObj>
+      </w:sdtPr>
+      <w:sdtEndPr>
+        <w:rPr>
+          <w:rFonts w:ascii="Calibri" w:eastAsia="微软雅黑" w:hAnsi="Calibri" w:cs="宋体"/>
+          <w:b/>
+          <w:bCs/>
+          <w:color w:val="auto"/>
+          <w:spacing w:val="-23"/>
+          <w:kern w:val="21"/>
+          <w:sz w:val="22"/>
+          <w:szCs w:val="24"/>
+        </w:rPr>
+      </w:sdtEndPr>
+      <w:sdtContent>
+        <w:p>
+          <w:pPr>
+            <w:pStyle w:val="TOC"/>
+          </w:pPr>
+          <w:r>
+            <w:rPr>
+              <w:lang w:val="zh-CN"/>
+            </w:rPr>
+            <w:t>目录</w:t>
+          </w:r>
+        </w:p>
+        <w:p>
+          <w:pPr>
+            <w:pStyle w:val="TOC1"/>
+            <w:tabs>
+              <w:tab w:val="right" w:leader="dot" w:pos="9736"/>
+            </w:tabs>
+            <w:rPr>
+              <w:rFonts w:asciiTheme="minorHAnsi" w:eastAsiaTheme="minorEastAsia" w:hAnsiTheme="minorHAnsi" w:cstheme="minorBidi"/>
+              <w:noProof/>
+              <w:kern w:val="2"/>
+              <w:sz w:val="18"/>
+              <w:szCs w:val="20"/>
+            </w:rPr>
+          </w:pPr>
+          <w:r>
+            <w:rPr>
+              <w:sz w:val="15"/>
+              <w:szCs w:val="15"/>
+            </w:rPr>
+            <w:fldChar w:fldCharType="begin"/>
+          </w:r>
+          <w:r>
+            <w:rPr>
+              <w:sz w:val="15"/>
+              <w:szCs w:val="15"/>
+            </w:rPr>
+            <w:instrText xml:space="preserve"> TOC \o "1-3" \h \z \u </w:instrText>
+          </w:r>
+          <w:r>
+            <w:rPr>
+              <w:sz w:val="15"/>
+              <w:szCs w:val="15"/>
+            </w:rPr>
+            <w:fldChar w:fldCharType="separate"/>
+          </w:r>
+          <w:hyperlink w:anchor="_Toc231996320" w:history="1">
+            <w:r>
+              <w:rPr>
+                <w:rStyle w:val="a9"/>
+                <w:rFonts w:ascii="Calibri" w:eastAsia="微软雅黑" w:hAnsi="Calibri"/>
+                <w:b/>
+                <w:noProof/>
+                <w:sz w:val="18"/>
+                <w:szCs w:val="18"/>
+              </w:rPr>
+              <w:t>一、项目概述</w:t>
+            </w:r>
+            <w:r>
+              <w:rPr>
+                <w:noProof/>
+                <w:webHidden/>
+                <w:sz w:val="18"/>
+                <w:szCs w:val="18"/>
+              </w:rPr>
+              <w:tab/>
+            </w:r>
+            <w:r>
+              <w:rPr>
+                <w:noProof/>
+                <w:webHidden/>
+                <w:sz w:val="18"/>
+                <w:szCs w:val="18"/>
+              </w:rPr>
+              <w:fldChar w:fldCharType="begin"/>
+            </w:r>
+            <w:r>
+              <w:rPr>
+                <w:noProof/>
+                <w:webHidden/>
+                <w:sz w:val="18"/>
+                <w:szCs w:val="18"/>
+              </w:rPr>
+              <w:instrText xml:space="preserve"> PAGEREF _Toc231996320 \h </w:instrText>
+            </w:r>
+            <w:r>
+              <w:rPr>
+                <w:noProof/>
+                <w:webHidden/>
+                <w:sz w:val="18"/>
+                <w:szCs w:val="18"/>
+              </w:rPr>
+            </w:r>
+            <w:r>
+              <w:rPr>
+                <w:noProof/>
+                <w:webHidden/>
+                <w:sz w:val="18"/>
+                <w:szCs w:val="18"/>
+              </w:rPr>
+              <w:fldChar w:fldCharType="separate"/>
+            </w:r>
+            <w:r>
+              <w:rPr>
+                <w:noProof/>
+                <w:webHidden/>
+                <w:sz w:val="18"/>
+                <w:szCs w:val="18"/>
+              </w:rPr>
+              <w:t>4</w:t>
+            </w:r>
+            <w:r>
+              <w:rPr>
+                <w:noProof/>
+                <w:webHidden/>
+                <w:sz w:val="18"/>
+                <w:szCs w:val="18"/>
+              </w:rPr>
+              <w:fldChar w:fldCharType="end"/>
+            </w:r>
+          </w:hyperlink>
+        </w:p>
+        <w:p>
+          <w:pPr>
+            <w:pStyle w:val="TOC2"/>
+            <w:tabs>
+              <w:tab w:val="right" w:leader="dot" w:pos="9736"/>
+            </w:tabs>
+            <w:ind w:firstLine="462"/>
+            <w:rPr>
+              <w:rFonts w:asciiTheme="minorHAnsi" w:eastAsiaTheme="minorEastAsia" w:hAnsiTheme="minorHAnsi" w:cstheme="minorBidi"/>
+              <w:noProof/>
+              <w:kern w:val="2"/>
+              <w:sz w:val="18"/>
+              <w:szCs w:val="20"/>
+            </w:rPr>
+          </w:pPr>
+          <w:hyperlink w:anchor="_Toc231996321" w:history="1">
+            <w:r>
+              <w:rPr>
+                <w:rStyle w:val="a9"/>
+                <w:rFonts w:ascii="Calibri" w:eastAsia="微软雅黑" w:hAnsi="Calibri"/>
+                <w:b/>
+                <w:noProof/>
+                <w:sz w:val="18"/>
+                <w:szCs w:val="18"/>
+              </w:rPr>
+              <w:t xml:space="preserve">1.1 </w:t>
+            </w:r>
+            <w:r>
+              <w:rPr>
+                <w:rStyle w:val="a9"/>
+                <w:rFonts w:ascii="Calibri" w:eastAsia="微软雅黑" w:hAnsi="Calibri"/>
+                <w:b/>
+                <w:noProof/>
+                <w:sz w:val="18"/>
+                <w:szCs w:val="18"/>
+              </w:rPr>
+              <w:t>项目背景</w:t>
+            </w:r>
+            <w:r>
+              <w:rPr>
+                <w:noProof/>
+                <w:webHidden/>
+                <w:sz w:val="18"/>
+                <w:szCs w:val="18"/>
+              </w:rPr>
+              <w:tab/>
+            </w:r>
+            <w:r>
+              <w:rPr>
+                <w:noProof/>
+                <w:webHidden/>
+                <w:sz w:val="18"/>
+                <w:szCs w:val="18"/>
+              </w:rPr>
+              <w:fldChar w:fldCharType="begin"/>
+            </w:r>
+            <w:r>
+              <w:rPr>
+                <w:noProof/>
+                <w:webHidden/>
+                <w:sz w:val="18"/>
+                <w:szCs w:val="18"/>
+              </w:rPr>
+              <w:instrText xml:space="preserve"> PAGEREF _Toc231996321 \h </w:instrText>
+            </w:r>
+            <w:r>
+              <w:rPr>
+                <w:noProof/>
+                <w:webHidden/>
+                <w:sz w:val="18"/>
+                <w:szCs w:val="18"/>
+              </w:rPr>
+            </w:r>
+            <w:r>
+              <w:rPr>
+                <w:noProof/>
+                <w:webHidden/>
+                <w:sz w:val="18"/>
+                <w:szCs w:val="18"/>
+              </w:rPr>
+              <w:fldChar w:fldCharType="separate"/>
+            </w:r>
+            <w:r>
+              <w:rPr>
+                <w:noProof/>
+                <w:webHidden/>
+                <w:sz w:val="18"/>
+                <w:szCs w:val="18"/>
+              </w:rPr>
+              <w:t>4</w:t>
+            </w:r>
+            <w:r>
+              <w:rPr>
+                <w:noProof/>
+                <w:webHidden/>
+                <w:sz w:val="18"/>
+                <w:szCs w:val="18"/>
+              </w:rPr>
+              <w:fldChar w:fldCharType="end"/>
+            </w:r>
+          </w:hyperlink>
+        </w:p>
+        <w:p>
+          <w:pPr>
+            <w:pStyle w:val="TOC2"/>
+            <w:tabs>
+              <w:tab w:val="right" w:leader="dot" w:pos="9736"/>
+            </w:tabs>
+            <w:ind w:firstLine="462"/>
+            <w:rPr>
+              <w:rFonts w:asciiTheme="minorHAnsi" w:eastAsiaTheme="minorEastAsia" w:hAnsiTheme="minorHAnsi" w:cstheme="minorBidi"/>
+              <w:noProof/>
+              <w:kern w:val="2"/>
+              <w:sz w:val="18"/>
+              <w:szCs w:val="20"/>
+            </w:rPr>
+          </w:pPr>
+          <w:hyperlink w:anchor="_Toc231996322" w:history="1">
+            <w:r>
+              <w:rPr>
+                <w:rStyle w:val="a9"/>
+                <w:rFonts w:ascii="Calibri" w:eastAsia="微软雅黑" w:hAnsi="Calibri"/>
+                <w:b/>
+                <w:noProof/>
+                <w:sz w:val="18"/>
+                <w:szCs w:val="18"/>
+              </w:rPr>
+              <w:t xml:space="preserve">1.2 </w:t>
+            </w:r>
+            <w:r>
+              <w:rPr>
+                <w:rStyle w:val="a9"/>
+                <w:rFonts w:ascii="Calibri" w:eastAsia="微软雅黑" w:hAnsi="Calibri"/>
+                <w:b/>
+                <w:noProof/>
+                <w:sz w:val="18"/>
+                <w:szCs w:val="18"/>
+              </w:rPr>
+              <w:t>项目目标</w:t>
+            </w:r>
+            <w:r>
+              <w:rPr>
+                <w:noProof/>
+                <w:webHidden/>
+                <w:sz w:val="18"/>
+                <w:szCs w:val="18"/>
+              </w:rPr>
+              <w:tab/>
+            </w:r>
+            <w:r>
+              <w:rPr>
+                <w:noProof/>
+                <w:webHidden/>
+                <w:sz w:val="18"/>
+                <w:szCs w:val="18"/>
+              </w:rPr>
+              <w:fldChar w:fldCharType="begin"/>
+            </w:r>
+            <w:r>
+              <w:rPr>
+                <w:noProof/>
+                <w:webHidden/>
+                <w:sz w:val="18"/>
+                <w:szCs w:val="18"/>
+              </w:rPr>
+              <w:instrText xml:space="preserve"> PAGEREF _Toc231996322 \h </w:instrText>
+            </w:r>
+            <w:r>
+              <w:rPr>
+                <w:noProof/>
+                <w:webHidden/>
+                <w:sz w:val="18"/>
+                <w:szCs w:val="18"/>
+              </w:rPr>
+            </w:r>
+            <w:r>
+              <w:rPr>
+                <w:noProof/>
+                <w:webHidden/>
+                <w:sz w:val="18"/>
+                <w:szCs w:val="18"/>
+              </w:rPr>
+              <w:fldChar w:fldCharType="separate"/>
+            </w:r>
+            <w:r>
+              <w:rPr>
+                <w:noProof/>
+                <w:webHidden/>
+                <w:sz w:val="18"/>
+                <w:szCs w:val="18"/>
+              </w:rPr>
+              <w:t>4</w:t>
+            </w:r>
+            <w:r>
+              <w:rPr>
+                <w:noProof/>
+                <w:webHidden/>
+                <w:sz w:val="18"/>
+                <w:szCs w:val="18"/>
+              </w:rPr>
+              <w:fldChar w:fldCharType="end"/>
+            </w:r>
+          </w:hyperlink>
+        </w:p>
+        <w:p>
+          <w:pPr>
+            <w:pStyle w:val="TOC2"/>
+            <w:tabs>
+              <w:tab w:val="right" w:leader="dot" w:pos="9736"/>
+            </w:tabs>
+            <w:ind w:firstLine="462"/>
+            <w:rPr>
+              <w:rFonts w:asciiTheme="minorHAnsi" w:eastAsiaTheme="minorEastAsia" w:hAnsiTheme="minorHAnsi" w:cstheme="minorBidi"/>
+              <w:noProof/>
+              <w:kern w:val="2"/>
+              <w:sz w:val="18"/>
+              <w:szCs w:val="20"/>
+            </w:rPr>
+          </w:pPr>
+          <w:hyperlink w:anchor="_Toc231996323" w:history="1">
+            <w:r>
+              <w:rPr>
+                <w:rStyle w:val="a9"/>
+                <w:rFonts w:ascii="Calibri" w:eastAsia="微软雅黑" w:hAnsi="Calibri"/>
+                <w:b/>
+                <w:noProof/>
+                <w:sz w:val="18"/>
+                <w:szCs w:val="18"/>
+              </w:rPr>
+              <w:t xml:space="preserve">1.3 </w:t>
+            </w:r>
+            <w:r>
+              <w:rPr>
+                <w:rStyle w:val="a9"/>
+                <w:rFonts w:ascii="Calibri" w:eastAsia="微软雅黑" w:hAnsi="Calibri"/>
+                <w:b/>
+                <w:noProof/>
+                <w:sz w:val="18"/>
+                <w:szCs w:val="18"/>
+              </w:rPr>
+              <w:t>开发环境与工具</w:t>
+            </w:r>
+            <w:r>
+              <w:rPr>
+                <w:noProof/>
+                <w:webHidden/>
+                <w:sz w:val="18"/>
+                <w:szCs w:val="18"/>
+              </w:rPr>
+              <w:tab/>
+            </w:r>
+            <w:r>
+              <w:rPr>
+                <w:noProof/>
+                <w:webHidden/>
+                <w:sz w:val="18"/>
+                <w:szCs w:val="18"/>
+              </w:rPr>
+              <w:fldChar w:fldCharType="begin"/>
+            </w:r>
+            <w:r>
+              <w:rPr>
+                <w:noProof/>
+                <w:webHidden/>
+                <w:sz w:val="18"/>
+                <w:szCs w:val="18"/>
+              </w:rPr>
+              <w:instrText xml:space="preserve"> PAGEREF _Toc231996323 \h </w:instrText>
+            </w:r>
+            <w:r>
+              <w:rPr>
+                <w:noProof/>
+                <w:webHidden/>
+                <w:sz w:val="18"/>
+                <w:szCs w:val="18"/>
+              </w:rPr>
+            </w:r>
+            <w:r>
+              <w:rPr>
+                <w:noProof/>
+                <w:webHidden/>
+                <w:sz w:val="18"/>
+                <w:szCs w:val="18"/>
+              </w:rPr>
+              <w:fldChar w:fldCharType="separate"/>
+            </w:r>
+            <w:r>
+              <w:rPr>
+                <w:noProof/>
+                <w:webHidden/>
+                <w:sz w:val="18"/>
+                <w:szCs w:val="18"/>
+              </w:rPr>
+              <w:t>4</w:t>
+            </w:r>
+            <w:r>
+              <w:rPr>
+                <w:noProof/>
+                <w:webHidden/>
+                <w:sz w:val="18"/>
+                <w:szCs w:val="18"/>
+              </w:rPr>
+              <w:fldChar w:fldCharType="end"/>
+            </w:r>
+          </w:hyperlink>
+        </w:p>
+        <w:p>
+          <w:pPr>
+            <w:pStyle w:val="TOC2"/>
+            <w:tabs>
+              <w:tab w:val="right" w:leader="dot" w:pos="9736"/>
+            </w:tabs>
+            <w:ind w:firstLine="462"/>
+            <w:rPr>
+              <w:rFonts w:asciiTheme="minorHAnsi" w:eastAsiaTheme="minorEastAsia" w:hAnsiTheme="minorHAnsi" w:cstheme="minorBidi"/>
+              <w:noProof/>
+              <w:kern w:val="2"/>
+              <w:sz w:val="18"/>
+              <w:szCs w:val="20"/>
+            </w:rPr>
+          </w:pPr>
+          <w:hyperlink w:anchor="_Toc231996324" w:history="1">
+            <w:r>
+              <w:rPr>
+                <w:rStyle w:val="a9"/>
+                <w:rFonts w:ascii="Calibri" w:eastAsia="微软雅黑" w:hAnsi="Calibri"/>
+                <w:b/>
+                <w:noProof/>
+                <w:sz w:val="18"/>
+                <w:szCs w:val="18"/>
+              </w:rPr>
+              <w:t xml:space="preserve">1.4 </w:t>
+            </w:r>
+            <w:r>
+              <w:rPr>
+                <w:rStyle w:val="a9"/>
+                <w:rFonts w:ascii="Calibri" w:eastAsia="微软雅黑" w:hAnsi="Calibri"/>
+                <w:b/>
+                <w:noProof/>
+                <w:sz w:val="18"/>
+                <w:szCs w:val="18"/>
+              </w:rPr>
+              <w:t>技术栈</w:t>
+            </w:r>
+            <w:r>
+              <w:rPr>
+                <w:noProof/>
+                <w:webHidden/>
+                <w:sz w:val="18"/>
+                <w:szCs w:val="18"/>
+              </w:rPr>
+              <w:tab/>
+            </w:r>
+            <w:r>
+              <w:rPr>
+                <w:noProof/>
+                <w:webHidden/>
+                <w:sz w:val="18"/>
+                <w:szCs w:val="18"/>
+              </w:rPr>
+              <w:fldChar w:fldCharType="begin"/>
+            </w:r>
+            <w:r>
+              <w:rPr>
+                <w:noProof/>
+                <w:webHidden/>
+                <w:sz w:val="18"/>
+                <w:szCs w:val="18"/>
+              </w:rPr>
+              <w:instrText xml:space="preserve"> PAGEREF _Toc231996324 \h </w:instrText>
+            </w:r>
+            <w:r>
+              <w:rPr>
+                <w:noProof/>
+                <w:webHidden/>
+                <w:sz w:val="18"/>
+                <w:szCs w:val="18"/>
+              </w:rPr>
+            </w:r>
+            <w:r>
+              <w:rPr>
+                <w:noProof/>
+                <w:webHidden/>
+                <w:sz w:val="18"/>
+                <w:szCs w:val="18"/>
+              </w:rPr>
+              <w:fldChar w:fldCharType="separate"/>
+            </w:r>
+            <w:r>
+              <w:rPr>
+                <w:noProof/>
+                <w:webHidden/>
+                <w:sz w:val="18"/>
+                <w:szCs w:val="18"/>
+              </w:rPr>
+              <w:t>5</w:t>
+            </w:r>
+            <w:r>
+              <w:rPr>
+                <w:noProof/>
+                <w:webHidden/>
+                <w:sz w:val="18"/>
+                <w:szCs w:val="18"/>
+              </w:rPr>
+              <w:fldChar w:fldCharType="end"/>
+            </w:r>
+          </w:hyperlink>
+        </w:p>
+        <w:p>
+          <w:pPr>
+            <w:pStyle w:val="TOC1"/>
+            <w:tabs>
+              <w:tab w:val="right" w:leader="dot" w:pos="9736"/>
+            </w:tabs>
+            <w:rPr>
+              <w:rFonts w:asciiTheme="minorHAnsi" w:eastAsiaTheme="minorEastAsia" w:hAnsiTheme="minorHAnsi" w:cstheme="minorBidi"/>
+              <w:noProof/>
+              <w:kern w:val="2"/>
+              <w:sz w:val="18"/>
+              <w:szCs w:val="20"/>
+            </w:rPr>
+          </w:pPr>
+          <w:hyperlink w:anchor="_Toc231996325" w:history="1">
+            <w:r>
+              <w:rPr>
+                <w:rStyle w:val="a9"/>
+                <w:rFonts w:ascii="Calibri" w:eastAsia="微软雅黑" w:hAnsi="Calibri"/>
+                <w:b/>
+                <w:noProof/>
+                <w:sz w:val="18"/>
+                <w:szCs w:val="18"/>
+              </w:rPr>
+              <w:t>二、需求分析</w:t>
+            </w:r>
+            <w:r>
+              <w:rPr>
+                <w:noProof/>
+                <w:webHidden/>
+                <w:sz w:val="18"/>
+                <w:szCs w:val="18"/>
+              </w:rPr>
+              <w:tab/>
+            </w:r>
+            <w:r>
+              <w:rPr>
+                <w:noProof/>
+                <w:webHidden/>
+                <w:sz w:val="18"/>
+                <w:szCs w:val="18"/>
+              </w:rPr>
+              <w:fldChar w:fldCharType="begin"/>
+            </w:r>
+            <w:r>
+              <w:rPr>
+                <w:noProof/>
+                <w:webHidden/>
+                <w:sz w:val="18"/>
+                <w:szCs w:val="18"/>
+              </w:rPr>
+              <w:instrText xml:space="preserve"> PAGEREF _Toc231996325 \h </w:instrText>
+            </w:r>
+            <w:r>
+              <w:rPr>
+                <w:noProof/>
+                <w:webHidden/>
+                <w:sz w:val="18"/>
+                <w:szCs w:val="18"/>
+              </w:rPr>
+            </w:r>
+            <w:r>
+              <w:rPr>
+                <w:noProof/>
+                <w:webHidden/>
+                <w:sz w:val="18"/>
+                <w:szCs w:val="18"/>
+              </w:rPr>
+              <w:fldChar w:fldCharType="separate"/>
+            </w:r>
+            <w:r>
+              <w:rPr>
+                <w:noProof/>
+                <w:webHidden/>
+                <w:sz w:val="18"/>
+                <w:szCs w:val="18"/>
+              </w:rPr>
+              <w:t>5</w:t>
+            </w:r>
+            <w:r>
+              <w:rPr>
+                <w:noProof/>
+                <w:webHidden/>
+                <w:sz w:val="18"/>
+                <w:szCs w:val="18"/>
+              </w:rPr>
+              <w:fldChar w:fldCharType="end"/>
+            </w:r>
+          </w:hyperlink>
+        </w:p>
+        <w:p>
+          <w:pPr>
+            <w:pStyle w:val="TOC2"/>
+            <w:tabs>
+              <w:tab w:val="right" w:leader="dot" w:pos="9736"/>
+            </w:tabs>
+            <w:ind w:firstLine="462"/>
+            <w:rPr>
+              <w:rFonts w:asciiTheme="minorHAnsi" w:eastAsiaTheme="minorEastAsia" w:hAnsiTheme="minorHAnsi" w:cstheme="minorBidi"/>
+              <w:noProof/>
+              <w:kern w:val="2"/>
+              <w:sz w:val="18"/>
+              <w:szCs w:val="20"/>
+            </w:rPr>
+          </w:pPr>
+          <w:hyperlink w:anchor="_Toc231996326" w:history="1">
+            <w:r>
+              <w:rPr>
+                <w:rStyle w:val="a9"/>
+                <w:rFonts w:ascii="Calibri" w:eastAsia="微软雅黑" w:hAnsi="Calibri"/>
+                <w:b/>
+                <w:noProof/>
+                <w:sz w:val="18"/>
+                <w:szCs w:val="18"/>
+              </w:rPr>
+              <w:t xml:space="preserve">2.1 </w:t>
+            </w:r>
+            <w:r>
+              <w:rPr>
+                <w:rStyle w:val="a9"/>
+                <w:rFonts w:ascii="Calibri" w:eastAsia="微软雅黑" w:hAnsi="Calibri"/>
+                <w:b/>
+                <w:noProof/>
+                <w:sz w:val="18"/>
+                <w:szCs w:val="18"/>
+              </w:rPr>
+              <w:t>用户角色</w:t>
+            </w:r>
+            <w:r>
+              <w:rPr>
+                <w:noProof/>
+                <w:webHidden/>
+                <w:sz w:val="18"/>
+                <w:szCs w:val="18"/>
+              </w:rPr>
+              <w:tab/>
+            </w:r>
+            <w:r>
+              <w:rPr>
+                <w:noProof/>
+                <w:webHidden/>
+                <w:sz w:val="18"/>
+                <w:szCs w:val="18"/>
+              </w:rPr>
+              <w:fldChar w:fldCharType="begin"/>
+            </w:r>
+            <w:r>
+              <w:rPr>
+                <w:noProof/>
+                <w:webHidden/>
+                <w:sz w:val="18"/>
+                <w:szCs w:val="18"/>
+              </w:rPr>
+              <w:instrText xml:space="preserve"> PAGEREF _Toc231996326 \h </w:instrText>
+            </w:r>
+            <w:r>
+              <w:rPr>
+                <w:noProof/>
+                <w:webHidden/>
+                <w:sz w:val="18"/>
+                <w:szCs w:val="18"/>
+              </w:rPr>
+            </w:r>
+            <w:r>
+              <w:rPr>
+                <w:noProof/>
+                <w:webHidden/>
+                <w:sz w:val="18"/>
+                <w:szCs w:val="18"/>
+              </w:rPr>
+              <w:fldChar w:fldCharType="separate"/>
+            </w:r>
+            <w:r>
+              <w:rPr>
+                <w:noProof/>
+                <w:webHidden/>
+                <w:sz w:val="18"/>
+                <w:szCs w:val="18"/>
+              </w:rPr>
+              <w:t>5</w:t>
+            </w:r>
+            <w:r>
+              <w:rPr>
+                <w:noProof/>
+                <w:webHidden/>
+                <w:sz w:val="18"/>
+                <w:szCs w:val="18"/>
+              </w:rPr>
+              <w:fldChar w:fldCharType="end"/>
+            </w:r>
+          </w:hyperlink>
+        </w:p>
+        <w:p>
+          <w:pPr>
+            <w:pStyle w:val="TOC2"/>
+            <w:tabs>
+              <w:tab w:val="right" w:leader="dot" w:pos="9736"/>
+            </w:tabs>
+            <w:ind w:firstLine="462"/>
+            <w:rPr>
+              <w:rFonts w:asciiTheme="minorHAnsi" w:eastAsiaTheme="minorEastAsia" w:hAnsiTheme="minorHAnsi" w:cstheme="minorBidi"/>
+              <w:noProof/>
+              <w:kern w:val="2"/>
+              <w:sz w:val="18"/>
+              <w:szCs w:val="20"/>
+            </w:rPr>
+          </w:pPr>
+          <w:hyperlink w:anchor="_Toc231996327" w:history="1">
+            <w:r>
+              <w:rPr>
+                <w:rStyle w:val="a9"/>
+                <w:rFonts w:ascii="Calibri" w:eastAsia="微软雅黑" w:hAnsi="Calibri"/>
+                <w:b/>
+                <w:noProof/>
+                <w:sz w:val="18"/>
+                <w:szCs w:val="18"/>
+              </w:rPr>
+              <w:t xml:space="preserve">2.2 </w:t>
+            </w:r>
+            <w:r>
+              <w:rPr>
+                <w:rStyle w:val="a9"/>
+                <w:rFonts w:ascii="Calibri" w:eastAsia="微软雅黑" w:hAnsi="Calibri"/>
+                <w:b/>
+                <w:noProof/>
+                <w:sz w:val="18"/>
+                <w:szCs w:val="18"/>
+              </w:rPr>
+              <w:t>功能需求</w:t>
+            </w:r>
+            <w:r>
+              <w:rPr>
+                <w:noProof/>
+                <w:webHidden/>
+                <w:sz w:val="18"/>
+                <w:szCs w:val="18"/>
+              </w:rPr>
+              <w:tab/>
+            </w:r>
+            <w:r>
+              <w:rPr>
+                <w:noProof/>
+                <w:webHidden/>
+                <w:sz w:val="18"/>
+                <w:szCs w:val="18"/>
+              </w:rPr>
+              <w:fldChar w:fldCharType="begin"/>
+            </w:r>
+            <w:r>
+              <w:rPr>
+                <w:noProof/>
+                <w:webHidden/>
+                <w:sz w:val="18"/>
+                <w:szCs w:val="18"/>
+              </w:rPr>
+              <w:instrText xml:space="preserve"> PAGEREF _Toc231996327 \h </w:instrText>
+            </w:r>
+            <w:r>
+              <w:rPr>
+                <w:noProof/>
+                <w:webHidden/>
+                <w:sz w:val="18"/>
+                <w:szCs w:val="18"/>
+              </w:rPr>
+            </w:r>
+            <w:r>
+              <w:rPr>
+                <w:noProof/>
+                <w:webHidden/>
+                <w:sz w:val="18"/>
+                <w:szCs w:val="18"/>
+              </w:rPr>
+              <w:fldChar w:fldCharType="separate"/>
+            </w:r>
+            <w:r>
+              <w:rPr>
+                <w:noProof/>
+                <w:webHidden/>
+                <w:sz w:val="18"/>
+                <w:szCs w:val="18"/>
+              </w:rPr>
+              <w:t>5</w:t>
+            </w:r>
+            <w:r>
+              <w:rPr>
+                <w:noProof/>
+                <w:webHidden/>
+                <w:sz w:val="18"/>
+                <w:szCs w:val="18"/>
+              </w:rPr>
+              <w:fldChar w:fldCharType="end"/>
+            </w:r>
+          </w:hyperlink>
+        </w:p>
+        <w:p>
+          <w:pPr>
+            <w:pStyle w:val="TOC2"/>
+            <w:tabs>
+              <w:tab w:val="right" w:leader="dot" w:pos="9736"/>
+            </w:tabs>
+            <w:ind w:firstLine="462"/>
+            <w:rPr>
+              <w:rFonts w:asciiTheme="minorHAnsi" w:eastAsiaTheme="minorEastAsia" w:hAnsiTheme="minorHAnsi" w:cstheme="minorBidi"/>
+              <w:noProof/>
+              <w:kern w:val="2"/>
+              <w:sz w:val="18"/>
+              <w:szCs w:val="20"/>
+            </w:rPr>
+          </w:pPr>
+          <w:hyperlink w:anchor="_Toc231996328" w:history="1">
+            <w:r>
+              <w:rPr>
+                <w:rStyle w:val="a9"/>
+                <w:rFonts w:ascii="Calibri" w:eastAsia="微软雅黑" w:hAnsi="Calibri"/>
+                <w:b/>
+                <w:noProof/>
+                <w:sz w:val="18"/>
+                <w:szCs w:val="18"/>
+              </w:rPr>
+              <w:t xml:space="preserve">2.3 </w:t>
+            </w:r>
+            <w:r>
+              <w:rPr>
+                <w:rStyle w:val="a9"/>
+                <w:rFonts w:ascii="Calibri" w:eastAsia="微软雅黑" w:hAnsi="Calibri"/>
+                <w:b/>
+                <w:noProof/>
+                <w:sz w:val="18"/>
+                <w:szCs w:val="18"/>
+              </w:rPr>
+              <w:t>非功能需求</w:t>
+            </w:r>
+            <w:r>
+              <w:rPr>
+                <w:noProof/>
+                <w:webHidden/>
+                <w:sz w:val="18"/>
+                <w:szCs w:val="18"/>
+              </w:rPr>
+              <w:tab/>
+            </w:r>
+            <w:r>
+              <w:rPr>
+                <w:noProof/>
+                <w:webHidden/>
+                <w:sz w:val="18"/>
+                <w:szCs w:val="18"/>
+              </w:rPr>
+              <w:fldChar w:fldCharType="begin"/>
+            </w:r>
+            <w:r>
+              <w:rPr>
+                <w:noProof/>
+                <w:webHidden/>
+                <w:sz w:val="18"/>
+                <w:szCs w:val="18"/>
+              </w:rPr>
+              <w:instrText xml:space="preserve"> PAGEREF _Toc231996328 \h </w:instrText>
+            </w:r>
+            <w:r>
+              <w:rPr>
+                <w:noProof/>
+                <w:webHidden/>
+                <w:sz w:val="18"/>
+                <w:szCs w:val="18"/>
+              </w:rPr>
+            </w:r>
+            <w:r>
+              <w:rPr>
+                <w:noProof/>
+                <w:webHidden/>
+                <w:sz w:val="18"/>
+                <w:szCs w:val="18"/>
+              </w:rPr>
+              <w:fldChar w:fldCharType="separate"/>
+            </w:r>
+            <w:r>
+              <w:rPr>
+                <w:noProof/>
+                <w:webHidden/>
+                <w:sz w:val="18"/>
+                <w:szCs w:val="18"/>
+              </w:rPr>
+              <w:t>6</w:t>
+            </w:r>
+            <w:r>
+              <w:rPr>
+                <w:noProof/>
+                <w:webHidden/>
+                <w:sz w:val="18"/>
+                <w:szCs w:val="18"/>
+              </w:rPr>
+              <w:fldChar w:fldCharType="end"/>
+            </w:r>
+          </w:hyperlink>
+        </w:p>
+        <w:p>
+          <w:pPr>
+            <w:pStyle w:val="TOC1"/>
+            <w:tabs>
+              <w:tab w:val="right" w:leader="dot" w:pos="9736"/>
+            </w:tabs>
+            <w:rPr>
+              <w:rFonts w:asciiTheme="minorHAnsi" w:eastAsiaTheme="minorEastAsia" w:hAnsiTheme="minorHAnsi" w:cstheme="minorBidi"/>
+              <w:noProof/>
+              <w:kern w:val="2"/>
+              <w:sz w:val="18"/>
+              <w:szCs w:val="20"/>
+            </w:rPr>
+          </w:pPr>
+          <w:hyperlink w:anchor="_Toc231996329" w:history="1">
+            <w:r>
+              <w:rPr>
+                <w:rStyle w:val="a9"/>
+                <w:rFonts w:ascii="Calibri" w:eastAsia="微软雅黑" w:hAnsi="Calibri"/>
+                <w:b/>
+                <w:noProof/>
+                <w:sz w:val="18"/>
+                <w:szCs w:val="18"/>
+              </w:rPr>
+              <w:t>三、系统设计</w:t>
+            </w:r>
+            <w:r>
+              <w:rPr>
+                <w:noProof/>
+                <w:webHidden/>
+                <w:sz w:val="18"/>
+                <w:szCs w:val="18"/>
+              </w:rPr>
+              <w:tab/>
+            </w:r>
+            <w:r>
+              <w:rPr>
+                <w:noProof/>
+                <w:webHidden/>
+                <w:sz w:val="18"/>
+                <w:szCs w:val="18"/>
+              </w:rPr>
+              <w:fldChar w:fldCharType="begin"/>
+            </w:r>
+            <w:r>
+              <w:rPr>
+                <w:noProof/>
+                <w:webHidden/>
+                <w:sz w:val="18"/>
+                <w:szCs w:val="18"/>
+              </w:rPr>
+              <w:instrText xml:space="preserve"> PAGEREF _Toc231996329 \h </w:instrText>
+            </w:r>
+            <w:r>
+              <w:rPr>
+                <w:noProof/>
+                <w:webHidden/>
+                <w:sz w:val="18"/>
+                <w:szCs w:val="18"/>
+              </w:rPr>
+            </w:r>
+            <w:r>
+              <w:rPr>
+                <w:noProof/>
+                <w:webHidden/>
+                <w:sz w:val="18"/>
+                <w:szCs w:val="18"/>
+              </w:rPr>
+              <w:fldChar w:fldCharType="separate"/>
+            </w:r>
+            <w:r>
+              <w:rPr>
+                <w:noProof/>
+                <w:webHidden/>
+                <w:sz w:val="18"/>
+                <w:szCs w:val="18"/>
+              </w:rPr>
+              <w:t>7</w:t>
+            </w:r>
+            <w:r>
+              <w:rPr>
+                <w:noProof/>
+                <w:webHidden/>
+                <w:sz w:val="18"/>
+                <w:szCs w:val="18"/>
+              </w:rPr>
+              <w:fldChar w:fldCharType="end"/>
+            </w:r>
+          </w:hyperlink>
+        </w:p>
+        <w:p>
+          <w:pPr>
+            <w:pStyle w:val="TOC2"/>
+            <w:tabs>
+              <w:tab w:val="right" w:leader="dot" w:pos="9736"/>
+            </w:tabs>
+            <w:ind w:firstLine="462"/>
+            <w:rPr>
+              <w:rFonts w:asciiTheme="minorHAnsi" w:eastAsiaTheme="minorEastAsia" w:hAnsiTheme="minorHAnsi" w:cstheme="minorBidi"/>
+              <w:noProof/>
+              <w:kern w:val="2"/>
+              <w:sz w:val="18"/>
+              <w:szCs w:val="20"/>
+            </w:rPr>
+          </w:pPr>
+          <w:hyperlink w:anchor="_Toc231996330" w:history="1">
+            <w:r>
+              <w:rPr>
+                <w:rStyle w:val="a9"/>
+                <w:rFonts w:ascii="Calibri" w:eastAsia="微软雅黑" w:hAnsi="Calibri"/>
+                <w:b/>
+                <w:noProof/>
+                <w:sz w:val="18"/>
+                <w:szCs w:val="18"/>
+              </w:rPr>
+              <w:t xml:space="preserve">3.1 </w:t>
+            </w:r>
+            <w:r>
+              <w:rPr>
+                <w:rStyle w:val="a9"/>
+                <w:rFonts w:ascii="Calibri" w:eastAsia="微软雅黑" w:hAnsi="Calibri"/>
+                <w:b/>
+                <w:noProof/>
+                <w:sz w:val="18"/>
+                <w:szCs w:val="18"/>
+              </w:rPr>
+              <w:t>信息架构</w:t>
+            </w:r>
+            <w:r>
+              <w:rPr>
+                <w:noProof/>
+                <w:webHidden/>
+                <w:sz w:val="18"/>
+                <w:szCs w:val="18"/>
+              </w:rPr>
+              <w:tab/>
+            </w:r>
+            <w:r>
+              <w:rPr>
+                <w:noProof/>
+                <w:webHidden/>
+                <w:sz w:val="18"/>
+                <w:szCs w:val="18"/>
+              </w:rPr>
+              <w:fldChar w:fldCharType="begin"/>
+            </w:r>
+            <w:r>
+              <w:rPr>
+                <w:noProof/>
+                <w:webHidden/>
+                <w:sz w:val="18"/>
+                <w:szCs w:val="18"/>
+              </w:rPr>
+              <w:instrText xml:space="preserve"> PAGEREF _Toc231996330 \h </w:instrText>
+            </w:r>
+            <w:r>
+              <w:rPr>
+                <w:noProof/>
+                <w:webHidden/>
+                <w:sz w:val="18"/>
+                <w:szCs w:val="18"/>
+              </w:rPr>
+            </w:r>
+            <w:r>
+              <w:rPr>
+                <w:noProof/>
+                <w:webHidden/>
+                <w:sz w:val="18"/>
+                <w:szCs w:val="18"/>
+              </w:rPr>
+              <w:fldChar w:fldCharType="separate"/>
+            </w:r>
+            <w:r>
+              <w:rPr>
+                <w:noProof/>
+                <w:webHidden/>
+                <w:sz w:val="18"/>
+                <w:szCs w:val="18"/>
+              </w:rPr>
+              <w:t>7</w:t>
+            </w:r>
+            <w:r>
+              <w:rPr>
+                <w:noProof/>
+                <w:webHidden/>
+                <w:sz w:val="18"/>
+                <w:szCs w:val="18"/>
+              </w:rPr>
+              <w:fldChar w:fldCharType="end"/>
+            </w:r>
+          </w:hyperlink>
+        </w:p>
+        <w:p>
+          <w:pPr>
+            <w:pStyle w:val="TOC2"/>
+            <w:tabs>
+              <w:tab w:val="right" w:leader="dot" w:pos="9736"/>
+            </w:tabs>
+            <w:ind w:firstLine="462"/>
+            <w:rPr>
+              <w:rFonts w:asciiTheme="minorHAnsi" w:eastAsiaTheme="minorEastAsia" w:hAnsiTheme="minorHAnsi" w:cstheme="minorBidi"/>
+              <w:noProof/>
+              <w:kern w:val="2"/>
+              <w:sz w:val="18"/>
+              <w:szCs w:val="20"/>
+            </w:rPr>
+          </w:pPr>
+          <w:hyperlink w:anchor="_Toc231996331" w:history="1">
+            <w:r>
+              <w:rPr>
+                <w:rStyle w:val="a9"/>
+                <w:rFonts w:ascii="Calibri" w:eastAsia="微软雅黑" w:hAnsi="Calibri"/>
+                <w:b/>
+                <w:noProof/>
+                <w:sz w:val="18"/>
+                <w:szCs w:val="18"/>
+              </w:rPr>
+              <w:t xml:space="preserve">3.2 </w:t>
+            </w:r>
+            <w:r>
+              <w:rPr>
+                <w:rStyle w:val="a9"/>
+                <w:rFonts w:ascii="Calibri" w:eastAsia="微软雅黑" w:hAnsi="Calibri"/>
+                <w:b/>
+                <w:noProof/>
+                <w:sz w:val="18"/>
+                <w:szCs w:val="18"/>
+              </w:rPr>
+              <w:t>页面流程图</w:t>
+            </w:r>
+            <w:r>
+              <w:rPr>
+                <w:noProof/>
+                <w:webHidden/>
+                <w:sz w:val="18"/>
+                <w:szCs w:val="18"/>
+              </w:rPr>
+              <w:tab/>
+            </w:r>
+            <w:r>
+              <w:rPr>
+                <w:noProof/>
+                <w:webHidden/>
+                <w:sz w:val="18"/>
+                <w:szCs w:val="18"/>
+              </w:rPr>
+              <w:fldChar w:fldCharType="begin"/>
+            </w:r>
+            <w:r>
+              <w:rPr>
+                <w:noProof/>
+                <w:webHidden/>
+                <w:sz w:val="18"/>
+                <w:szCs w:val="18"/>
+              </w:rPr>
+              <w:instrText xml:space="preserve"> PAGEREF _Toc231996331 \h </w:instrText>
+            </w:r>
+            <w:r>
+              <w:rPr>
+                <w:noProof/>
+                <w:webHidden/>
+                <w:sz w:val="18"/>
+                <w:szCs w:val="18"/>
+              </w:rPr>
+            </w:r>
+            <w:r>
+              <w:rPr>
+                <w:noProof/>
+                <w:webHidden/>
+                <w:sz w:val="18"/>
+                <w:szCs w:val="18"/>
+              </w:rPr>
+              <w:fldChar w:fldCharType="separate"/>
+            </w:r>
+            <w:r>
+              <w:rPr>
+                <w:noProof/>
+                <w:webHidden/>
+                <w:sz w:val="18"/>
+                <w:szCs w:val="18"/>
+              </w:rPr>
+              <w:t>7</w:t>
+            </w:r>
+            <w:r>
+              <w:rPr>
+                <w:noProof/>
+                <w:webHidden/>
+                <w:sz w:val="18"/>
+                <w:szCs w:val="18"/>
+              </w:rPr>
+              <w:fldChar w:fldCharType="end"/>
+            </w:r>
+          </w:hyperlink>
+        </w:p>
+        <w:p>
+          <w:pPr>
+            <w:pStyle w:val="TOC2"/>
+            <w:tabs>
+              <w:tab w:val="right" w:leader="dot" w:pos="9736"/>
+            </w:tabs>
+            <w:ind w:firstLine="462"/>
+            <w:rPr>
+              <w:rFonts w:asciiTheme="minorHAnsi" w:eastAsiaTheme="minorEastAsia" w:hAnsiTheme="minorHAnsi" w:cstheme="minorBidi"/>
+              <w:noProof/>
+              <w:kern w:val="2"/>
+              <w:sz w:val="18"/>
+              <w:szCs w:val="20"/>
+            </w:rPr>
+          </w:pPr>
+          <w:hyperlink w:anchor="_Toc231996332" w:history="1">
+            <w:r>
+              <w:rPr>
+                <w:rStyle w:val="a9"/>
+                <w:rFonts w:ascii="Calibri" w:eastAsia="微软雅黑" w:hAnsi="Calibri"/>
+                <w:b/>
+                <w:noProof/>
+                <w:sz w:val="18"/>
+                <w:szCs w:val="18"/>
+              </w:rPr>
+              <w:t xml:space="preserve">3.3 </w:t>
+            </w:r>
+            <w:r>
+              <w:rPr>
+                <w:rStyle w:val="a9"/>
+                <w:rFonts w:ascii="Calibri" w:eastAsia="微软雅黑" w:hAnsi="Calibri"/>
+                <w:b/>
+                <w:noProof/>
+                <w:sz w:val="18"/>
+                <w:szCs w:val="18"/>
+              </w:rPr>
+              <w:t>数据库设计（</w:t>
+            </w:r>
+            <w:r>
+              <w:rPr>
+                <w:rStyle w:val="a9"/>
+                <w:rFonts w:ascii="Calibri" w:eastAsia="微软雅黑" w:hAnsi="Calibri"/>
+                <w:b/>
+                <w:noProof/>
+                <w:sz w:val="18"/>
+                <w:szCs w:val="18"/>
+              </w:rPr>
+              <w:t xml:space="preserve">localStorage </w:t>
+            </w:r>
+            <w:r>
+              <w:rPr>
+                <w:rStyle w:val="a9"/>
+                <w:rFonts w:ascii="Calibri" w:eastAsia="微软雅黑" w:hAnsi="Calibri"/>
+                <w:b/>
+                <w:noProof/>
+                <w:sz w:val="18"/>
+                <w:szCs w:val="18"/>
+              </w:rPr>
+              <w:t>结构）</w:t>
+            </w:r>
+            <w:r>
+              <w:rPr>
+                <w:noProof/>
+                <w:webHidden/>
+                <w:sz w:val="18"/>
+                <w:szCs w:val="18"/>
+              </w:rPr>
+              <w:tab/>
+            </w:r>
+            <w:r>
+              <w:rPr>
+                <w:noProof/>
+                <w:webHidden/>
+                <w:sz w:val="18"/>
+                <w:szCs w:val="18"/>
+              </w:rPr>
+              <w:fldChar w:fldCharType="begin"/>
+            </w:r>
+            <w:r>
+              <w:rPr>
+                <w:noProof/>
+                <w:webHidden/>
+                <w:sz w:val="18"/>
+                <w:szCs w:val="18"/>
+              </w:rPr>
+              <w:instrText xml:space="preserve"> PAGEREF _Toc231996332 \h </w:instrText>
+            </w:r>
+            <w:r>
+              <w:rPr>
+                <w:noProof/>
+                <w:webHidden/>
+                <w:sz w:val="18"/>
+                <w:szCs w:val="18"/>
+              </w:rPr>
+            </w:r>
+            <w:r>
+              <w:rPr>
+                <w:noProof/>
+                <w:webHidden/>
+                <w:sz w:val="18"/>
+                <w:szCs w:val="18"/>
+              </w:rPr>
+              <w:fldChar w:fldCharType="separate"/>
+            </w:r>
+            <w:r>
+              <w:rPr>
+                <w:noProof/>
+                <w:webHidden/>
+                <w:sz w:val="18"/>
+                <w:szCs w:val="18"/>
+              </w:rPr>
+              <w:t>8</w:t>
+            </w:r>
+            <w:r>
+              <w:rPr>
+                <w:noProof/>
+                <w:webHidden/>
+                <w:sz w:val="18"/>
+                <w:szCs w:val="18"/>
+              </w:rPr>
+              <w:fldChar w:fldCharType="end"/>
+            </w:r>
+          </w:hyperlink>
+        </w:p>
+        <w:p>
+          <w:pPr>
+            <w:pStyle w:val="TOC1"/>
+            <w:tabs>
+              <w:tab w:val="right" w:leader="dot" w:pos="9736"/>
+            </w:tabs>
+            <w:rPr>
+              <w:rFonts w:asciiTheme="minorHAnsi" w:eastAsiaTheme="minorEastAsia" w:hAnsiTheme="minorHAnsi" w:cstheme="minorBidi"/>
+              <w:noProof/>
+              <w:kern w:val="2"/>
+              <w:sz w:val="18"/>
+              <w:szCs w:val="20"/>
+            </w:rPr>
+          </w:pPr>
+          <w:hyperlink w:anchor="_Toc231996333" w:history="1">
+            <w:r>
+              <w:rPr>
+                <w:rStyle w:val="a9"/>
+                <w:rFonts w:ascii="Calibri" w:eastAsia="微软雅黑" w:hAnsi="Calibri"/>
+                <w:b/>
+                <w:noProof/>
+                <w:sz w:val="18"/>
+                <w:szCs w:val="18"/>
+              </w:rPr>
+              <w:t>四、前端实现</w:t>
+            </w:r>
+            <w:r>
+              <w:rPr>
+                <w:noProof/>
+                <w:webHidden/>
+                <w:sz w:val="18"/>
+                <w:szCs w:val="18"/>
+              </w:rPr>
+              <w:tab/>
+            </w:r>
+            <w:r>
+              <w:rPr>
+                <w:noProof/>
+                <w:webHidden/>
+                <w:sz w:val="18"/>
+                <w:szCs w:val="18"/>
+              </w:rPr>
+              <w:fldChar w:fldCharType="begin"/>
+            </w:r>
+            <w:r>
+              <w:rPr>
+                <w:noProof/>
+                <w:webHidden/>
+                <w:sz w:val="18"/>
+                <w:szCs w:val="18"/>
+              </w:rPr>
+              <w:instrText xml:space="preserve"> PAGEREF _Toc231996333 \h </w:instrText>
+            </w:r>
+            <w:r>
+              <w:rPr>
+                <w:noProof/>
+                <w:webHidden/>
+                <w:sz w:val="18"/>
+                <w:szCs w:val="18"/>
+              </w:rPr>
+            </w:r>
+            <w:r>
+              <w:rPr>
+                <w:noProof/>
+                <w:webHidden/>
+                <w:sz w:val="18"/>
+                <w:szCs w:val="18"/>
+              </w:rPr>
+              <w:fldChar w:fldCharType="separate"/>
+            </w:r>
+            <w:r>
+              <w:rPr>
+                <w:noProof/>
+                <w:webHidden/>
+                <w:sz w:val="18"/>
+                <w:szCs w:val="18"/>
+              </w:rPr>
+              <w:t>9</w:t>
+            </w:r>
+            <w:r>
+              <w:rPr>
+                <w:noProof/>
+                <w:webHidden/>
+                <w:sz w:val="18"/>
+                <w:szCs w:val="18"/>
+              </w:rPr>
+              <w:fldChar w:fldCharType="end"/>
+            </w:r>
+          </w:hyperlink>
+        </w:p>
+        <w:p>
+          <w:pPr>
+            <w:pStyle w:val="TOC2"/>
+            <w:tabs>
+              <w:tab w:val="right" w:leader="dot" w:pos="9736"/>
+            </w:tabs>
+            <w:ind w:firstLine="462"/>
+            <w:rPr>
+              <w:rFonts w:asciiTheme="minorHAnsi" w:eastAsiaTheme="minorEastAsia" w:hAnsiTheme="minorHAnsi" w:cstheme="minorBidi"/>
+              <w:noProof/>
+              <w:kern w:val="2"/>
+              <w:sz w:val="18"/>
+              <w:szCs w:val="20"/>
+            </w:rPr>
+          </w:pPr>
+          <w:hyperlink w:anchor="_Toc231996334" w:history="1">
+            <w:r>
+              <w:rPr>
+                <w:rStyle w:val="a9"/>
+                <w:rFonts w:ascii="Calibri" w:eastAsia="微软雅黑" w:hAnsi="Calibri"/>
+                <w:b/>
+                <w:noProof/>
+                <w:sz w:val="18"/>
+                <w:szCs w:val="18"/>
+              </w:rPr>
+              <w:t xml:space="preserve">4.1 </w:t>
+            </w:r>
+            <w:r>
+              <w:rPr>
+                <w:rStyle w:val="a9"/>
+                <w:rFonts w:ascii="Calibri" w:eastAsia="微软雅黑" w:hAnsi="Calibri"/>
+                <w:b/>
+                <w:noProof/>
+                <w:sz w:val="18"/>
+                <w:szCs w:val="18"/>
+              </w:rPr>
+              <w:t>目录结构</w:t>
+            </w:r>
+            <w:r>
+              <w:rPr>
+                <w:noProof/>
+                <w:webHidden/>
+                <w:sz w:val="18"/>
+                <w:szCs w:val="18"/>
+              </w:rPr>
+              <w:tab/>
+            </w:r>
+            <w:r>
+              <w:rPr>
+                <w:noProof/>
+                <w:webHidden/>
+                <w:sz w:val="18"/>
+                <w:szCs w:val="18"/>
+              </w:rPr>
+              <w:fldChar w:fldCharType="begin"/>
+            </w:r>
+            <w:r>
+              <w:rPr>
+                <w:noProof/>
+                <w:webHidden/>
+                <w:sz w:val="18"/>
+                <w:szCs w:val="18"/>
+              </w:rPr>
+              <w:instrText xml:space="preserve"> PAGEREF _Toc231996334 \h </w:instrText>
+            </w:r>
+            <w:r>
+              <w:rPr>
+                <w:noProof/>
+                <w:webHidden/>
+                <w:sz w:val="18"/>
+                <w:szCs w:val="18"/>
+              </w:rPr>
+            </w:r>
+            <w:r>
+              <w:rPr>
+                <w:noProof/>
+                <w:webHidden/>
+                <w:sz w:val="18"/>
+                <w:szCs w:val="18"/>
+              </w:rPr>
+              <w:fldChar w:fldCharType="separate"/>
+            </w:r>
+            <w:r>
+              <w:rPr>
+                <w:noProof/>
+                <w:webHidden/>
+                <w:sz w:val="18"/>
+                <w:szCs w:val="18"/>
+              </w:rPr>
+              <w:t>9</w:t>
+            </w:r>
+            <w:r>
+              <w:rPr>
+                <w:noProof/>
+                <w:webHidden/>
+                <w:sz w:val="18"/>
+                <w:szCs w:val="18"/>
+              </w:rPr>
+              <w:fldChar w:fldCharType="end"/>
+            </w:r>
+          </w:hyperlink>
+        </w:p>
+        <w:p>
+          <w:pPr>
+            <w:pStyle w:val="TOC2"/>
+            <w:tabs>
+              <w:tab w:val="right" w:leader="dot" w:pos="9736"/>
+            </w:tabs>
+            <w:ind w:firstLine="462"/>
+            <w:rPr>
+              <w:rFonts w:asciiTheme="minorHAnsi" w:eastAsiaTheme="minorEastAsia" w:hAnsiTheme="minorHAnsi" w:cstheme="minorBidi"/>
+              <w:noProof/>
+              <w:kern w:val="2"/>
+              <w:sz w:val="18"/>
+              <w:szCs w:val="20"/>
+            </w:rPr>
+          </w:pPr>
+          <w:hyperlink w:anchor="_Toc231996335" w:history="1">
+            <w:r>
+              <w:rPr>
+                <w:rStyle w:val="a9"/>
+                <w:rFonts w:ascii="Calibri" w:eastAsia="微软雅黑" w:hAnsi="Calibri"/>
+                <w:b/>
+                <w:noProof/>
+                <w:sz w:val="18"/>
+                <w:szCs w:val="18"/>
+              </w:rPr>
+              <w:t xml:space="preserve">4.2 </w:t>
+            </w:r>
+            <w:r>
+              <w:rPr>
+                <w:rStyle w:val="a9"/>
+                <w:rFonts w:ascii="Calibri" w:eastAsia="微软雅黑" w:hAnsi="Calibri"/>
+                <w:b/>
+                <w:noProof/>
+                <w:sz w:val="18"/>
+                <w:szCs w:val="18"/>
+              </w:rPr>
+              <w:t>核心代码片段</w:t>
+            </w:r>
+            <w:r>
+              <w:rPr>
+                <w:noProof/>
+                <w:webHidden/>
+                <w:sz w:val="18"/>
+                <w:szCs w:val="18"/>
+              </w:rPr>
+              <w:tab/>
+            </w:r>
+            <w:r>
+              <w:rPr>
+                <w:noProof/>
+                <w:webHidden/>
+                <w:sz w:val="18"/>
+                <w:szCs w:val="18"/>
+              </w:rPr>
+              <w:fldChar w:fldCharType="begin"/>
+            </w:r>
+            <w:r>
+              <w:rPr>
+                <w:noProof/>
+                <w:webHidden/>
+                <w:sz w:val="18"/>
+                <w:szCs w:val="18"/>
+              </w:rPr>
+              <w:instrText xml:space="preserve"> PAGEREF _Toc231996335 \h </w:instrText>
+            </w:r>
+            <w:r>
+              <w:rPr>
+                <w:noProof/>
+                <w:webHidden/>
+                <w:sz w:val="18"/>
+                <w:szCs w:val="18"/>
+              </w:rPr>
+            </w:r>
+            <w:r>
+              <w:rPr>
+                <w:noProof/>
+                <w:webHidden/>
+                <w:sz w:val="18"/>
+                <w:szCs w:val="18"/>
+              </w:rPr>
+              <w:fldChar w:fldCharType="separate"/>
+            </w:r>
+            <w:r>
+              <w:rPr>
+                <w:noProof/>
+                <w:webHidden/>
+                <w:sz w:val="18"/>
+                <w:szCs w:val="18"/>
+              </w:rPr>
+              <w:t>9</w:t>
+            </w:r>
+            <w:r>
+              <w:rPr>
+                <w:noProof/>
+                <w:webHidden/>
+                <w:sz w:val="18"/>
+                <w:szCs w:val="18"/>
+              </w:rPr>
+              <w:fldChar w:fldCharType="end"/>
+            </w:r>
+          </w:hyperlink>
+        </w:p>
+        <w:p>
+          <w:pPr>
+            <w:pStyle w:val="TOC3"/>
+            <w:tabs>
+              <w:tab w:val="right" w:leader="dot" w:pos="9736"/>
+            </w:tabs>
+            <w:ind w:firstLine="925"/>
+            <w:rPr>
+              <w:rFonts w:asciiTheme="minorHAnsi" w:eastAsiaTheme="minorEastAsia" w:hAnsiTheme="minorHAnsi" w:cstheme="minorBidi"/>
+              <w:noProof/>
+              <w:kern w:val="2"/>
+              <w:sz w:val="18"/>
+              <w:szCs w:val="20"/>
+            </w:rPr>
+          </w:pPr>
+          <w:hyperlink w:anchor="_Toc231996336" w:history="1">
+            <w:r>
+              <w:rPr>
+                <w:rStyle w:val="a9"/>
+                <w:rFonts w:ascii="Calibri" w:eastAsia="微软雅黑" w:hAnsi="Calibri"/>
+                <w:b/>
+                <w:noProof/>
+                <w:sz w:val="18"/>
+                <w:szCs w:val="18"/>
+              </w:rPr>
+              <w:t xml:space="preserve">4.2.1 </w:t>
+            </w:r>
+            <w:r>
+              <w:rPr>
+                <w:rStyle w:val="a9"/>
+                <w:rFonts w:ascii="Calibri" w:eastAsia="微软雅黑" w:hAnsi="Calibri"/>
+                <w:b/>
+                <w:noProof/>
+                <w:sz w:val="18"/>
+                <w:szCs w:val="18"/>
+              </w:rPr>
+              <w:t>数据读取与保存</w:t>
+            </w:r>
+            <w:r>
+              <w:rPr>
+                <w:noProof/>
+                <w:webHidden/>
+                <w:sz w:val="18"/>
+                <w:szCs w:val="18"/>
+              </w:rPr>
+              <w:tab/>
+            </w:r>
+            <w:r>
+              <w:rPr>
+                <w:noProof/>
+                <w:webHidden/>
+                <w:sz w:val="18"/>
+                <w:szCs w:val="18"/>
+              </w:rPr>
+              <w:fldChar w:fldCharType="begin"/>
+            </w:r>
+            <w:r>
+              <w:rPr>
+                <w:noProof/>
+                <w:webHidden/>
+                <w:sz w:val="18"/>
+                <w:szCs w:val="18"/>
+              </w:rPr>
+              <w:instrText xml:space="preserve"> PAGEREF _Toc231996336 \h </w:instrText>
+            </w:r>
+            <w:r>
+              <w:rPr>
+                <w:noProof/>
+                <w:webHidden/>
+                <w:sz w:val="18"/>
+                <w:szCs w:val="18"/>
+              </w:rPr>
+            </w:r>
+            <w:r>
+              <w:rPr>
+                <w:noProof/>
+                <w:webHidden/>
+                <w:sz w:val="18"/>
+                <w:szCs w:val="18"/>
+              </w:rPr>
+              <w:fldChar w:fldCharType="separate"/>
+            </w:r>
+            <w:r>
+              <w:rPr>
+                <w:noProof/>
+                <w:webHidden/>
+                <w:sz w:val="18"/>
+                <w:szCs w:val="18"/>
+              </w:rPr>
+              <w:t>9</w:t>
+            </w:r>
+            <w:r>
+              <w:rPr>
+                <w:noProof/>
+                <w:webHidden/>
+                <w:sz w:val="18"/>
+                <w:szCs w:val="18"/>
+              </w:rPr>
+              <w:fldChar w:fldCharType="end"/>
+            </w:r>
+          </w:hyperlink>
+        </w:p>
+        <w:p>
+          <w:pPr>
+            <w:pStyle w:val="TOC3"/>
+            <w:tabs>
+              <w:tab w:val="right" w:leader="dot" w:pos="9736"/>
+            </w:tabs>
+            <w:ind w:firstLine="925"/>
+            <w:rPr>
+              <w:rFonts w:asciiTheme="minorHAnsi" w:eastAsiaTheme="minorEastAsia" w:hAnsiTheme="minorHAnsi" w:cstheme="minorBidi"/>
+              <w:noProof/>
+              <w:kern w:val="2"/>
+              <w:sz w:val="18"/>
+              <w:szCs w:val="20"/>
+            </w:rPr>
+          </w:pPr>
+          <w:hyperlink w:anchor="_Toc231996337" w:history="1">
+            <w:r>
+              <w:rPr>
+                <w:rStyle w:val="a9"/>
+                <w:rFonts w:ascii="Calibri" w:eastAsia="微软雅黑" w:hAnsi="Calibri"/>
+                <w:b/>
+                <w:noProof/>
+                <w:sz w:val="18"/>
+                <w:szCs w:val="18"/>
+              </w:rPr>
+              <w:t xml:space="preserve">4.2.2 </w:t>
+            </w:r>
+            <w:r>
+              <w:rPr>
+                <w:rStyle w:val="a9"/>
+                <w:rFonts w:ascii="Calibri" w:eastAsia="微软雅黑" w:hAnsi="Calibri"/>
+                <w:b/>
+                <w:noProof/>
+                <w:sz w:val="18"/>
+                <w:szCs w:val="18"/>
+              </w:rPr>
+              <w:t>添加任务</w:t>
+            </w:r>
+            <w:r>
+              <w:rPr>
+                <w:noProof/>
+                <w:webHidden/>
+                <w:sz w:val="18"/>
+                <w:szCs w:val="18"/>
+              </w:rPr>
+              <w:tab/>
+            </w:r>
+            <w:r>
+              <w:rPr>
+                <w:noProof/>
+                <w:webHidden/>
+                <w:sz w:val="18"/>
+                <w:szCs w:val="18"/>
+              </w:rPr>
+              <w:fldChar w:fldCharType="begin"/>
+            </w:r>
+            <w:r>
+              <w:rPr>
+                <w:noProof/>
+                <w:webHidden/>
+                <w:sz w:val="18"/>
+                <w:szCs w:val="18"/>
+              </w:rPr>
+              <w:instrText xml:space="preserve"> PAGEREF _Toc231996337 \h </w:instrText>
+            </w:r>
+            <w:r>
+              <w:rPr>
+                <w:noProof/>
+                <w:webHidden/>
+                <w:sz w:val="18"/>
+                <w:szCs w:val="18"/>
+              </w:rPr>
+            </w:r>
+            <w:r>
+              <w:rPr>
+                <w:noProof/>
+                <w:webHidden/>
+                <w:sz w:val="18"/>
+                <w:szCs w:val="18"/>
+              </w:rPr>
+              <w:fldChar w:fldCharType="separate"/>
+            </w:r>
+            <w:r>
+              <w:rPr>
+                <w:noProof/>
+                <w:webHidden/>
+                <w:sz w:val="18"/>
+                <w:szCs w:val="18"/>
+              </w:rPr>
+              <w:t>9</w:t>
+            </w:r>
+            <w:r>
+              <w:rPr>
+                <w:noProof/>
+                <w:webHidden/>
+                <w:sz w:val="18"/>
+                <w:szCs w:val="18"/>
+              </w:rPr>
+              <w:fldChar w:fldCharType="end"/>
+            </w:r>
+          </w:hyperlink>
+        </w:p>
+        <w:p>
+          <w:pPr>
+            <w:pStyle w:val="TOC3"/>
+            <w:tabs>
+              <w:tab w:val="right" w:leader="dot" w:pos="9736"/>
+            </w:tabs>
+            <w:ind w:firstLine="925"/>
+            <w:rPr>
+              <w:rFonts w:asciiTheme="minorHAnsi" w:eastAsiaTheme="minorEastAsia" w:hAnsiTheme="minorHAnsi" w:cstheme="minorBidi"/>
+              <w:noProof/>
+              <w:kern w:val="2"/>
+              <w:sz w:val="18"/>
+              <w:szCs w:val="20"/>
+            </w:rPr>
+          </w:pPr>
+          <w:hyperlink w:anchor="_Toc231996338" w:history="1">
+            <w:r>
+              <w:rPr>
+                <w:rStyle w:val="a9"/>
+                <w:rFonts w:ascii="Calibri" w:eastAsia="微软雅黑" w:hAnsi="Calibri"/>
+                <w:b/>
+                <w:noProof/>
+                <w:sz w:val="18"/>
+                <w:szCs w:val="18"/>
+              </w:rPr>
+              <w:t xml:space="preserve">4.2.3 </w:t>
+            </w:r>
+            <w:r>
+              <w:rPr>
+                <w:rStyle w:val="a9"/>
+                <w:rFonts w:ascii="Calibri" w:eastAsia="微软雅黑" w:hAnsi="Calibri"/>
+                <w:b/>
+                <w:noProof/>
+                <w:sz w:val="18"/>
+                <w:szCs w:val="18"/>
+              </w:rPr>
+              <w:t>筛选与统计</w:t>
+            </w:r>
+            <w:r>
+              <w:rPr>
+                <w:noProof/>
+                <w:webHidden/>
+                <w:sz w:val="18"/>
+                <w:szCs w:val="18"/>
+              </w:rPr>
+              <w:tab/>
+            </w:r>
+            <w:r>
+              <w:rPr>
+                <w:noProof/>
+                <w:webHidden/>
+                <w:sz w:val="18"/>
+                <w:szCs w:val="18"/>
+              </w:rPr>
+              <w:fldChar w:fldCharType="begin"/>
+            </w:r>
+            <w:r>
+              <w:rPr>
+                <w:noProof/>
+                <w:webHidden/>
+                <w:sz w:val="18"/>
+                <w:szCs w:val="18"/>
+              </w:rPr>
+              <w:instrText xml:space="preserve"> PAGEREF _Toc231996338 \h </w:instrText>
+            </w:r>
+            <w:r>
+              <w:rPr>
+                <w:noProof/>
+                <w:webHidden/>
+                <w:sz w:val="18"/>
+                <w:szCs w:val="18"/>
+              </w:rPr>
+            </w:r>
+            <w:r>
+              <w:rPr>
+                <w:noProof/>
+                <w:webHidden/>
+                <w:sz w:val="18"/>
+                <w:szCs w:val="18"/>
+              </w:rPr>
+              <w:fldChar w:fldCharType="separate"/>
+            </w:r>
+            <w:r>
+              <w:rPr>
+                <w:noProof/>
+                <w:webHidden/>
+                <w:sz w:val="18"/>
+                <w:szCs w:val="18"/>
+              </w:rPr>
+              <w:t>10</w:t>
+            </w:r>
+            <w:r>
+              <w:rPr>
+                <w:noProof/>
+                <w:webHidden/>
+                <w:sz w:val="18"/>
+                <w:szCs w:val="18"/>
+              </w:rPr>
+              <w:fldChar w:fldCharType="end"/>
+            </w:r>
+          </w:hyperlink>
+        </w:p>
+        <w:p>
+          <w:pPr>
+            <w:pStyle w:val="TOC3"/>
+            <w:tabs>
+              <w:tab w:val="right" w:leader="dot" w:pos="9736"/>
+            </w:tabs>
+            <w:ind w:firstLine="925"/>
+            <w:rPr>
+              <w:rFonts w:asciiTheme="minorHAnsi" w:eastAsiaTheme="minorEastAsia" w:hAnsiTheme="minorHAnsi" w:cstheme="minorBidi"/>
+              <w:noProof/>
+              <w:kern w:val="2"/>
+              <w:sz w:val="18"/>
+              <w:szCs w:val="20"/>
+            </w:rPr>
+          </w:pPr>
+          <w:hyperlink w:anchor="_Toc231996339" w:history="1">
+            <w:r>
+              <w:rPr>
+                <w:rStyle w:val="a9"/>
+                <w:rFonts w:ascii="Calibri" w:eastAsia="微软雅黑" w:hAnsi="Calibri"/>
+                <w:b/>
+                <w:noProof/>
+                <w:sz w:val="18"/>
+                <w:szCs w:val="18"/>
+              </w:rPr>
+              <w:t xml:space="preserve">4.2.4 </w:t>
+            </w:r>
+            <w:r>
+              <w:rPr>
+                <w:rStyle w:val="a9"/>
+                <w:rFonts w:ascii="Calibri" w:eastAsia="微软雅黑" w:hAnsi="Calibri"/>
+                <w:b/>
+                <w:noProof/>
+                <w:sz w:val="18"/>
+                <w:szCs w:val="18"/>
+              </w:rPr>
+              <w:t>响应式布局</w:t>
+            </w:r>
+            <w:r>
+              <w:rPr>
+                <w:noProof/>
+                <w:webHidden/>
+                <w:sz w:val="18"/>
+                <w:szCs w:val="18"/>
+              </w:rPr>
+              <w:tab/>
+            </w:r>
+            <w:r>
+              <w:rPr>
+                <w:noProof/>
+                <w:webHidden/>
+                <w:sz w:val="18"/>
+                <w:szCs w:val="18"/>
+              </w:rPr>
+              <w:fldChar w:fldCharType="begin"/>
+            </w:r>
+            <w:r>
+              <w:rPr>
+                <w:noProof/>
+                <w:webHidden/>
+                <w:sz w:val="18"/>
+                <w:szCs w:val="18"/>
+              </w:rPr>
+              <w:instrText xml:space="preserve"> PAGEREF _Toc231996339 \h </w:instrText>
+            </w:r>
+            <w:r>
+              <w:rPr>
+                <w:noProof/>
+                <w:webHidden/>
+                <w:sz w:val="18"/>
+                <w:szCs w:val="18"/>
+              </w:rPr>
+            </w:r>
+            <w:r>
+              <w:rPr>
+                <w:noProof/>
+                <w:webHidden/>
+                <w:sz w:val="18"/>
+                <w:szCs w:val="18"/>
+              </w:rPr>
+              <w:fldChar w:fldCharType="separate"/>
+            </w:r>
+            <w:r>
+              <w:rPr>
+                <w:noProof/>
+                <w:webHidden/>
+                <w:sz w:val="18"/>
+                <w:szCs w:val="18"/>
+              </w:rPr>
+              <w:t>11</w:t>
+            </w:r>
+            <w:r>
+              <w:rPr>
+                <w:noProof/>
+                <w:webHidden/>
+                <w:sz w:val="18"/>
+                <w:szCs w:val="18"/>
+              </w:rPr>
+              <w:fldChar w:fldCharType="end"/>
+            </w:r>
+          </w:hyperlink>
+        </w:p>
+        <w:p>
+          <w:pPr>
+            <w:pStyle w:val="TOC1"/>
+            <w:tabs>
+              <w:tab w:val="right" w:leader="dot" w:pos="9736"/>
+            </w:tabs>
+            <w:rPr>
+              <w:rFonts w:asciiTheme="minorHAnsi" w:eastAsiaTheme="minorEastAsia" w:hAnsiTheme="minorHAnsi" w:cstheme="minorBidi"/>
+              <w:noProof/>
+              <w:kern w:val="2"/>
+              <w:sz w:val="18"/>
+              <w:szCs w:val="20"/>
+            </w:rPr>
+          </w:pPr>
+          <w:hyperlink w:anchor="_Toc231996340" w:history="1">
+            <w:r>
+              <w:rPr>
+                <w:rStyle w:val="a9"/>
+                <w:rFonts w:ascii="Calibri" w:eastAsia="微软雅黑" w:hAnsi="Calibri"/>
+                <w:b/>
+                <w:noProof/>
+                <w:sz w:val="18"/>
+                <w:szCs w:val="18"/>
+              </w:rPr>
+              <w:t>五、核心功能展示</w:t>
+            </w:r>
+            <w:r>
+              <w:rPr>
+                <w:noProof/>
+                <w:webHidden/>
+                <w:sz w:val="18"/>
+                <w:szCs w:val="18"/>
+              </w:rPr>
+              <w:tab/>
+            </w:r>
+            <w:r>
+              <w:rPr>
+                <w:noProof/>
+                <w:webHidden/>
+                <w:sz w:val="18"/>
+                <w:szCs w:val="18"/>
+              </w:rPr>
+              <w:fldChar w:fldCharType="begin"/>
+            </w:r>
+            <w:r>
+              <w:rPr>
+                <w:noProof/>
+                <w:webHidden/>
+                <w:sz w:val="18"/>
+                <w:szCs w:val="18"/>
+              </w:rPr>
+              <w:instrText xml:space="preserve"> PAGEREF _Toc231996340 \h </w:instrText>
+            </w:r>
+            <w:r>
+              <w:rPr>
+                <w:noProof/>
+                <w:webHidden/>
+                <w:sz w:val="18"/>
+                <w:szCs w:val="18"/>
+              </w:rPr>
+            </w:r>
+            <w:r>
+              <w:rPr>
+                <w:noProof/>
+                <w:webHidden/>
+                <w:sz w:val="18"/>
+                <w:szCs w:val="18"/>
+              </w:rPr>
+              <w:fldChar w:fldCharType="separate"/>
+            </w:r>
+            <w:r>
+              <w:rPr>
+                <w:noProof/>
+                <w:webHidden/>
+                <w:sz w:val="18"/>
+                <w:szCs w:val="18"/>
+              </w:rPr>
+              <w:t>11</w:t>
+            </w:r>
+            <w:r>
+              <w:rPr>
+                <w:noProof/>
+                <w:webHidden/>
+                <w:sz w:val="18"/>
+                <w:szCs w:val="18"/>
+              </w:rPr>
+              <w:fldChar w:fldCharType="end"/>
+            </w:r>
+          </w:hyperlink>
+        </w:p>
+        <w:p>
+          <w:pPr>
+            <w:pStyle w:val="TOC2"/>
+            <w:tabs>
+              <w:tab w:val="right" w:leader="dot" w:pos="9736"/>
+            </w:tabs>
+            <w:ind w:firstLine="462"/>
+            <w:rPr>
+              <w:rFonts w:asciiTheme="minorHAnsi" w:eastAsiaTheme="minorEastAsia" w:hAnsiTheme="minorHAnsi" w:cstheme="minorBidi"/>
+              <w:noProof/>
+              <w:kern w:val="2"/>
+              <w:sz w:val="18"/>
+              <w:szCs w:val="20"/>
+            </w:rPr>
+          </w:pPr>
+          <w:hyperlink w:anchor="_Toc231996341" w:history="1">
+            <w:r>
+              <w:rPr>
+                <w:rStyle w:val="a9"/>
+                <w:rFonts w:ascii="Calibri" w:eastAsia="微软雅黑" w:hAnsi="Calibri"/>
+                <w:b/>
+                <w:noProof/>
+                <w:sz w:val="18"/>
+                <w:szCs w:val="18"/>
+              </w:rPr>
+              <w:t xml:space="preserve">5.1 </w:t>
+            </w:r>
+            <w:r>
+              <w:rPr>
+                <w:rStyle w:val="a9"/>
+                <w:rFonts w:ascii="Calibri" w:eastAsia="微软雅黑" w:hAnsi="Calibri"/>
+                <w:b/>
+                <w:noProof/>
+                <w:sz w:val="18"/>
+                <w:szCs w:val="18"/>
+              </w:rPr>
+              <w:t>桌面端全部任务界面</w:t>
+            </w:r>
+            <w:r>
+              <w:rPr>
+                <w:noProof/>
+                <w:webHidden/>
+                <w:sz w:val="18"/>
+                <w:szCs w:val="18"/>
+              </w:rPr>
+              <w:tab/>
+            </w:r>
+            <w:r>
+              <w:rPr>
+                <w:noProof/>
+                <w:webHidden/>
+                <w:sz w:val="18"/>
+                <w:szCs w:val="18"/>
+              </w:rPr>
+              <w:fldChar w:fldCharType="begin"/>
+            </w:r>
+            <w:r>
+              <w:rPr>
+                <w:noProof/>
+                <w:webHidden/>
+                <w:sz w:val="18"/>
+                <w:szCs w:val="18"/>
+              </w:rPr>
+              <w:instrText xml:space="preserve"> PAGEREF _Toc231996341 \h </w:instrText>
+            </w:r>
+            <w:r>
+              <w:rPr>
+                <w:noProof/>
+                <w:webHidden/>
+                <w:sz w:val="18"/>
+                <w:szCs w:val="18"/>
+              </w:rPr>
+            </w:r>
+            <w:r>
+              <w:rPr>
+                <w:noProof/>
+                <w:webHidden/>
+                <w:sz w:val="18"/>
+                <w:szCs w:val="18"/>
+              </w:rPr>
+              <w:fldChar w:fldCharType="separate"/>
+            </w:r>
+            <w:r>
+              <w:rPr>
+                <w:noProof/>
+                <w:webHidden/>
+                <w:sz w:val="18"/>
+                <w:szCs w:val="18"/>
+              </w:rPr>
+              <w:t>11</w:t>
+            </w:r>
+            <w:r>
+              <w:rPr>
+                <w:noProof/>
+                <w:webHidden/>
+                <w:sz w:val="18"/>
+                <w:szCs w:val="18"/>
+              </w:rPr>
+              <w:fldChar w:fldCharType="end"/>
+            </w:r>
+          </w:hyperlink>
+        </w:p>
+        <w:p>
+          <w:pPr>
+            <w:pStyle w:val="TOC2"/>
+            <w:tabs>
+              <w:tab w:val="right" w:leader="dot" w:pos="9736"/>
+            </w:tabs>
+            <w:ind w:firstLine="462"/>
+            <w:rPr>
+              <w:rFonts w:asciiTheme="minorHAnsi" w:eastAsiaTheme="minorEastAsia" w:hAnsiTheme="minorHAnsi" w:cstheme="minorBidi"/>
+              <w:noProof/>
+              <w:kern w:val="2"/>
+              <w:sz w:val="18"/>
+              <w:szCs w:val="20"/>
+            </w:rPr>
+          </w:pPr>
+          <w:hyperlink w:anchor="_Toc231996342" w:history="1">
+            <w:r>
+              <w:rPr>
+                <w:rStyle w:val="a9"/>
+                <w:rFonts w:ascii="Calibri" w:eastAsia="微软雅黑" w:hAnsi="Calibri"/>
+                <w:b/>
+                <w:noProof/>
+                <w:sz w:val="18"/>
+                <w:szCs w:val="18"/>
+              </w:rPr>
+              <w:t xml:space="preserve">5.2 </w:t>
+            </w:r>
+            <w:r>
+              <w:rPr>
+                <w:rStyle w:val="a9"/>
+                <w:rFonts w:ascii="Calibri" w:eastAsia="微软雅黑" w:hAnsi="Calibri"/>
+                <w:b/>
+                <w:noProof/>
+                <w:sz w:val="18"/>
+                <w:szCs w:val="18"/>
+              </w:rPr>
+              <w:t>已完成任务筛选界面</w:t>
+            </w:r>
+            <w:r>
+              <w:rPr>
+                <w:noProof/>
+                <w:webHidden/>
+                <w:sz w:val="18"/>
+                <w:szCs w:val="18"/>
+              </w:rPr>
+              <w:tab/>
+            </w:r>
+            <w:r>
+              <w:rPr>
+                <w:noProof/>
+                <w:webHidden/>
+                <w:sz w:val="18"/>
+                <w:szCs w:val="18"/>
+              </w:rPr>
+              <w:fldChar w:fldCharType="begin"/>
+            </w:r>
+            <w:r>
+              <w:rPr>
+                <w:noProof/>
+                <w:webHidden/>
+                <w:sz w:val="18"/>
+                <w:szCs w:val="18"/>
+              </w:rPr>
+              <w:instrText xml:space="preserve"> PAGEREF _Toc231996342 \h </w:instrText>
+            </w:r>
+            <w:r>
+              <w:rPr>
+                <w:noProof/>
+                <w:webHidden/>
+                <w:sz w:val="18"/>
+                <w:szCs w:val="18"/>
+              </w:rPr>
+            </w:r>
+            <w:r>
+              <w:rPr>
+                <w:noProof/>
+                <w:webHidden/>
+                <w:sz w:val="18"/>
+                <w:szCs w:val="18"/>
+              </w:rPr>
+              <w:fldChar w:fldCharType="separate"/>
+            </w:r>
+            <w:r>
+              <w:rPr>
+                <w:noProof/>
+                <w:webHidden/>
+                <w:sz w:val="18"/>
+                <w:szCs w:val="18"/>
+              </w:rPr>
+              <w:t>12</w:t>
+            </w:r>
+            <w:r>
+              <w:rPr>
+                <w:noProof/>
+                <w:webHidden/>
+                <w:sz w:val="18"/>
+                <w:szCs w:val="18"/>
+              </w:rPr>
+              <w:fldChar w:fldCharType="end"/>
+            </w:r>
+          </w:hyperlink>
+        </w:p>
+        <w:p>
+          <w:pPr>
+            <w:pStyle w:val="TOC2"/>
+            <w:tabs>
+              <w:tab w:val="right" w:leader="dot" w:pos="9736"/>
+            </w:tabs>
+            <w:ind w:firstLine="462"/>
+            <w:rPr>
+              <w:rFonts w:asciiTheme="minorHAnsi" w:eastAsiaTheme="minorEastAsia" w:hAnsiTheme="minorHAnsi" w:cstheme="minorBidi"/>
+              <w:noProof/>
+              <w:kern w:val="2"/>
+              <w:sz w:val="18"/>
+              <w:szCs w:val="20"/>
+            </w:rPr>
+          </w:pPr>
+          <w:hyperlink w:anchor="_Toc231996343" w:history="1">
+            <w:r>
+              <w:rPr>
+                <w:rStyle w:val="a9"/>
+                <w:rFonts w:ascii="Calibri" w:eastAsia="微软雅黑" w:hAnsi="Calibri"/>
+                <w:b/>
+                <w:noProof/>
+                <w:sz w:val="18"/>
+                <w:szCs w:val="18"/>
+              </w:rPr>
+              <w:t xml:space="preserve">5.3 </w:t>
+            </w:r>
+            <w:r>
+              <w:rPr>
+                <w:rStyle w:val="a9"/>
+                <w:rFonts w:ascii="Calibri" w:eastAsia="微软雅黑" w:hAnsi="Calibri"/>
+                <w:b/>
+                <w:noProof/>
+                <w:sz w:val="18"/>
+                <w:szCs w:val="18"/>
+              </w:rPr>
+              <w:t>移动端首页界面</w:t>
+            </w:r>
+            <w:r>
+              <w:rPr>
+                <w:noProof/>
+                <w:webHidden/>
+                <w:sz w:val="18"/>
+                <w:szCs w:val="18"/>
+              </w:rPr>
+              <w:tab/>
+            </w:r>
+            <w:r>
+              <w:rPr>
+                <w:noProof/>
+                <w:webHidden/>
+                <w:sz w:val="18"/>
+                <w:szCs w:val="18"/>
+              </w:rPr>
+              <w:fldChar w:fldCharType="begin"/>
+            </w:r>
+            <w:r>
+              <w:rPr>
+                <w:noProof/>
+                <w:webHidden/>
+                <w:sz w:val="18"/>
+                <w:szCs w:val="18"/>
+              </w:rPr>
+              <w:instrText xml:space="preserve"> PAGEREF _Toc231996343 \h </w:instrText>
+            </w:r>
+            <w:r>
+              <w:rPr>
+                <w:noProof/>
+                <w:webHidden/>
+                <w:sz w:val="18"/>
+                <w:szCs w:val="18"/>
+              </w:rPr>
+            </w:r>
+            <w:r>
+              <w:rPr>
+                <w:noProof/>
+                <w:webHidden/>
+                <w:sz w:val="18"/>
+                <w:szCs w:val="18"/>
+              </w:rPr>
+              <w:fldChar w:fldCharType="separate"/>
+            </w:r>
+            <w:r>
+              <w:rPr>
+                <w:noProof/>
+                <w:webHidden/>
+                <w:sz w:val="18"/>
+                <w:szCs w:val="18"/>
+              </w:rPr>
+              <w:t>13</w:t>
+            </w:r>
+            <w:r>
+              <w:rPr>
+                <w:noProof/>
+                <w:webHidden/>
+                <w:sz w:val="18"/>
+                <w:szCs w:val="18"/>
+              </w:rPr>
+              <w:fldChar w:fldCharType="end"/>
+            </w:r>
+          </w:hyperlink>
+        </w:p>
+        <w:p>
+          <w:pPr>
+            <w:pStyle w:val="TOC2"/>
+            <w:tabs>
+              <w:tab w:val="right" w:leader="dot" w:pos="9736"/>
+            </w:tabs>
+            <w:ind w:firstLine="462"/>
+            <w:rPr>
+              <w:rFonts w:asciiTheme="minorHAnsi" w:eastAsiaTheme="minorEastAsia" w:hAnsiTheme="minorHAnsi" w:cstheme="minorBidi"/>
+              <w:noProof/>
+              <w:kern w:val="2"/>
+              <w:sz w:val="18"/>
+              <w:szCs w:val="20"/>
+            </w:rPr>
+          </w:pPr>
+          <w:hyperlink w:anchor="_Toc231996344" w:history="1">
+            <w:r>
+              <w:rPr>
+                <w:rStyle w:val="a9"/>
+                <w:rFonts w:ascii="Calibri" w:eastAsia="微软雅黑" w:hAnsi="Calibri"/>
+                <w:b/>
+                <w:noProof/>
+                <w:sz w:val="18"/>
+                <w:szCs w:val="18"/>
+              </w:rPr>
+              <w:t xml:space="preserve">5.4 </w:t>
+            </w:r>
+            <w:r>
+              <w:rPr>
+                <w:rStyle w:val="a9"/>
+                <w:rFonts w:ascii="Calibri" w:eastAsia="微软雅黑" w:hAnsi="Calibri"/>
+                <w:b/>
+                <w:noProof/>
+                <w:sz w:val="18"/>
+                <w:szCs w:val="18"/>
+              </w:rPr>
+              <w:t>移动端菜单栏界面</w:t>
+            </w:r>
+            <w:r>
+              <w:rPr>
+                <w:noProof/>
+                <w:webHidden/>
+                <w:sz w:val="18"/>
+                <w:szCs w:val="18"/>
+              </w:rPr>
+              <w:tab/>
+            </w:r>
+            <w:r>
+              <w:rPr>
+                <w:noProof/>
+                <w:webHidden/>
+                <w:sz w:val="18"/>
+                <w:szCs w:val="18"/>
+              </w:rPr>
+              <w:fldChar w:fldCharType="begin"/>
+            </w:r>
+            <w:r>
+              <w:rPr>
+                <w:noProof/>
+                <w:webHidden/>
+                <w:sz w:val="18"/>
+                <w:szCs w:val="18"/>
+              </w:rPr>
+              <w:instrText xml:space="preserve"> PAGEREF _Toc231996344 \h </w:instrText>
+            </w:r>
+            <w:r>
+              <w:rPr>
+                <w:noProof/>
+                <w:webHidden/>
+                <w:sz w:val="18"/>
+                <w:szCs w:val="18"/>
+              </w:rPr>
+            </w:r>
+            <w:r>
+              <w:rPr>
+                <w:noProof/>
+                <w:webHidden/>
+                <w:sz w:val="18"/>
+                <w:szCs w:val="18"/>
+              </w:rPr>
+              <w:fldChar w:fldCharType="separate"/>
+            </w:r>
+            <w:r>
+              <w:rPr>
+                <w:noProof/>
+                <w:webHidden/>
+                <w:sz w:val="18"/>
+                <w:szCs w:val="18"/>
+              </w:rPr>
+              <w:t>14</w:t>
+            </w:r>
+            <w:r>
+              <w:rPr>
+                <w:noProof/>
+                <w:webHidden/>
+                <w:sz w:val="18"/>
+                <w:szCs w:val="18"/>
+              </w:rPr>
+              <w:fldChar w:fldCharType="end"/>
+            </w:r>
+          </w:hyperlink>
+        </w:p>
+        <w:p>
+          <w:pPr>
+            <w:pStyle w:val="TOC1"/>
+            <w:tabs>
+              <w:tab w:val="right" w:leader="dot" w:pos="9736"/>
+            </w:tabs>
+            <w:rPr>
+              <w:rFonts w:asciiTheme="minorHAnsi" w:eastAsiaTheme="minorEastAsia" w:hAnsiTheme="minorHAnsi" w:cstheme="minorBidi"/>
+              <w:noProof/>
+              <w:kern w:val="2"/>
+              <w:sz w:val="18"/>
+              <w:szCs w:val="20"/>
+            </w:rPr>
+          </w:pPr>
+          <w:hyperlink w:anchor="_Toc231996345" w:history="1">
+            <w:r>
+              <w:rPr>
+                <w:rStyle w:val="a9"/>
+                <w:rFonts w:ascii="Calibri" w:eastAsia="微软雅黑" w:hAnsi="Calibri"/>
+                <w:b/>
+                <w:noProof/>
+                <w:sz w:val="18"/>
+                <w:szCs w:val="18"/>
+              </w:rPr>
+              <w:t>六、测试与分析</w:t>
+            </w:r>
+            <w:r>
+              <w:rPr>
+                <w:noProof/>
+                <w:webHidden/>
+                <w:sz w:val="18"/>
+                <w:szCs w:val="18"/>
+              </w:rPr>
+              <w:tab/>
+            </w:r>
+            <w:r>
+              <w:rPr>
+                <w:noProof/>
+                <w:webHidden/>
+                <w:sz w:val="18"/>
+                <w:szCs w:val="18"/>
+              </w:rPr>
+              <w:fldChar w:fldCharType="begin"/>
+            </w:r>
+            <w:r>
+              <w:rPr>
+                <w:noProof/>
+                <w:webHidden/>
+                <w:sz w:val="18"/>
+                <w:szCs w:val="18"/>
+              </w:rPr>
+              <w:instrText xml:space="preserve"> PAGEREF _Toc231996345 \h </w:instrText>
+            </w:r>
+            <w:r>
+              <w:rPr>
+                <w:noProof/>
+                <w:webHidden/>
+                <w:sz w:val="18"/>
+                <w:szCs w:val="18"/>
+              </w:rPr>
+            </w:r>
+            <w:r>
+              <w:rPr>
+                <w:noProof/>
+                <w:webHidden/>
+                <w:sz w:val="18"/>
+                <w:szCs w:val="18"/>
+              </w:rPr>
+              <w:fldChar w:fldCharType="separate"/>
+            </w:r>
+            <w:r>
+              <w:rPr>
+                <w:noProof/>
+                <w:webHidden/>
+                <w:sz w:val="18"/>
+                <w:szCs w:val="18"/>
+              </w:rPr>
+              <w:t>15</w:t>
+            </w:r>
+            <w:r>
+              <w:rPr>
+                <w:noProof/>
+                <w:webHidden/>
+                <w:sz w:val="18"/>
+                <w:szCs w:val="18"/>
+              </w:rPr>
+              <w:fldChar w:fldCharType="end"/>
+            </w:r>
+          </w:hyperlink>
+        </w:p>
+        <w:p>
+          <w:pPr>
+            <w:pStyle w:val="TOC2"/>
+            <w:tabs>
+              <w:tab w:val="right" w:leader="dot" w:pos="9736"/>
+            </w:tabs>
+            <w:ind w:firstLine="462"/>
+            <w:rPr>
+              <w:rFonts w:asciiTheme="minorHAnsi" w:eastAsiaTheme="minorEastAsia" w:hAnsiTheme="minorHAnsi" w:cstheme="minorBidi"/>
+              <w:noProof/>
+              <w:kern w:val="2"/>
+              <w:sz w:val="18"/>
+              <w:szCs w:val="20"/>
+            </w:rPr>
+          </w:pPr>
+          <w:hyperlink w:anchor="_Toc231996346" w:history="1">
+            <w:r>
+              <w:rPr>
+                <w:rStyle w:val="a9"/>
+                <w:rFonts w:ascii="Calibri" w:eastAsia="微软雅黑" w:hAnsi="Calibri"/>
+                <w:b/>
+                <w:noProof/>
+                <w:sz w:val="18"/>
+                <w:szCs w:val="18"/>
+              </w:rPr>
+              <w:t xml:space="preserve">6.1 </w:t>
+            </w:r>
+            <w:r>
+              <w:rPr>
+                <w:rStyle w:val="a9"/>
+                <w:rFonts w:ascii="Calibri" w:eastAsia="微软雅黑" w:hAnsi="Calibri"/>
+                <w:b/>
+                <w:noProof/>
+                <w:sz w:val="18"/>
+                <w:szCs w:val="18"/>
+              </w:rPr>
+              <w:t>测试环境</w:t>
+            </w:r>
+            <w:r>
+              <w:rPr>
+                <w:noProof/>
+                <w:webHidden/>
+                <w:sz w:val="18"/>
+                <w:szCs w:val="18"/>
+              </w:rPr>
+              <w:tab/>
+            </w:r>
+            <w:r>
+              <w:rPr>
+                <w:noProof/>
+                <w:webHidden/>
+                <w:sz w:val="18"/>
+                <w:szCs w:val="18"/>
+              </w:rPr>
+              <w:fldChar w:fldCharType="begin"/>
+            </w:r>
+            <w:r>
+              <w:rPr>
+                <w:noProof/>
+                <w:webHidden/>
+                <w:sz w:val="18"/>
+                <w:szCs w:val="18"/>
+              </w:rPr>
+              <w:instrText xml:space="preserve"> PAGEREF _Toc231996346 \h </w:instrText>
+            </w:r>
+            <w:r>
+              <w:rPr>
+                <w:noProof/>
+                <w:webHidden/>
+                <w:sz w:val="18"/>
+                <w:szCs w:val="18"/>
+              </w:rPr>
+            </w:r>
+            <w:r>
+              <w:rPr>
+                <w:noProof/>
+                <w:webHidden/>
+                <w:sz w:val="18"/>
+                <w:szCs w:val="18"/>
+              </w:rPr>
+              <w:fldChar w:fldCharType="separate"/>
+            </w:r>
+            <w:r>
+              <w:rPr>
+                <w:noProof/>
+                <w:webHidden/>
+                <w:sz w:val="18"/>
+                <w:szCs w:val="18"/>
+              </w:rPr>
+              <w:t>15</w:t>
+            </w:r>
+            <w:r>
+              <w:rPr>
+                <w:noProof/>
+                <w:webHidden/>
+                <w:sz w:val="18"/>
+                <w:szCs w:val="18"/>
+              </w:rPr>
+              <w:fldChar w:fldCharType="end"/>
+            </w:r>
+          </w:hyperlink>
+        </w:p>
+        <w:p>
+          <w:pPr>
+            <w:pStyle w:val="TOC2"/>
+            <w:tabs>
+              <w:tab w:val="right" w:leader="dot" w:pos="9736"/>
+            </w:tabs>
+            <w:ind w:firstLine="462"/>
+            <w:rPr>
+              <w:rFonts w:asciiTheme="minorHAnsi" w:eastAsiaTheme="minorEastAsia" w:hAnsiTheme="minorHAnsi" w:cstheme="minorBidi"/>
+              <w:noProof/>
+              <w:kern w:val="2"/>
+              <w:sz w:val="18"/>
+              <w:szCs w:val="20"/>
+            </w:rPr>
+          </w:pPr>
+          <w:hyperlink w:anchor="_Toc231996347" w:history="1">
+            <w:r>
+              <w:rPr>
+                <w:rStyle w:val="a9"/>
+                <w:rFonts w:ascii="Calibri" w:eastAsia="微软雅黑" w:hAnsi="Calibri"/>
+                <w:b/>
+                <w:noProof/>
+                <w:sz w:val="18"/>
+                <w:szCs w:val="18"/>
+              </w:rPr>
+              <w:t xml:space="preserve">6.2 </w:t>
+            </w:r>
+            <w:r>
+              <w:rPr>
+                <w:rStyle w:val="a9"/>
+                <w:rFonts w:ascii="Calibri" w:eastAsia="微软雅黑" w:hAnsi="Calibri"/>
+                <w:b/>
+                <w:noProof/>
+                <w:sz w:val="18"/>
+                <w:szCs w:val="18"/>
+              </w:rPr>
+              <w:t>功能测试用例</w:t>
+            </w:r>
+            <w:r>
+              <w:rPr>
+                <w:noProof/>
+                <w:webHidden/>
+                <w:sz w:val="18"/>
+                <w:szCs w:val="18"/>
+              </w:rPr>
+              <w:tab/>
+            </w:r>
+            <w:r>
+              <w:rPr>
+                <w:noProof/>
+                <w:webHidden/>
+                <w:sz w:val="18"/>
+                <w:szCs w:val="18"/>
+              </w:rPr>
+              <w:fldChar w:fldCharType="begin"/>
+            </w:r>
+            <w:r>
+              <w:rPr>
+                <w:noProof/>
+                <w:webHidden/>
+                <w:sz w:val="18"/>
+                <w:szCs w:val="18"/>
+              </w:rPr>
+              <w:instrText xml:space="preserve"> PAGEREF _Toc231996347 \h </w:instrText>
+            </w:r>
+            <w:r>
+              <w:rPr>
+                <w:noProof/>
+                <w:webHidden/>
+                <w:sz w:val="18"/>
+                <w:szCs w:val="18"/>
+              </w:rPr>
+            </w:r>
+            <w:r>
+              <w:rPr>
+                <w:noProof/>
+                <w:webHidden/>
+                <w:sz w:val="18"/>
+                <w:szCs w:val="18"/>
+              </w:rPr>
+              <w:fldChar w:fldCharType="separate"/>
+            </w:r>
+            <w:r>
+              <w:rPr>
+                <w:noProof/>
+                <w:webHidden/>
+                <w:sz w:val="18"/>
+                <w:szCs w:val="18"/>
+              </w:rPr>
+              <w:t>15</w:t>
+            </w:r>
+            <w:r>
+              <w:rPr>
+                <w:noProof/>
+                <w:webHidden/>
+                <w:sz w:val="18"/>
+                <w:szCs w:val="18"/>
+              </w:rPr>
+              <w:fldChar w:fldCharType="end"/>
+            </w:r>
+          </w:hyperlink>
+        </w:p>
+        <w:p>
+          <w:pPr>
+            <w:pStyle w:val="TOC2"/>
+            <w:tabs>
+              <w:tab w:val="right" w:leader="dot" w:pos="9736"/>
+            </w:tabs>
+            <w:ind w:firstLine="462"/>
+            <w:rPr>
+              <w:rFonts w:asciiTheme="minorHAnsi" w:eastAsiaTheme="minorEastAsia" w:hAnsiTheme="minorHAnsi" w:cstheme="minorBidi"/>
+              <w:noProof/>
+              <w:kern w:val="2"/>
+              <w:sz w:val="18"/>
+              <w:szCs w:val="20"/>
+            </w:rPr>
+          </w:pPr>
+          <w:hyperlink w:anchor="_Toc231996348" w:history="1">
+            <w:r>
+              <w:rPr>
+                <w:rStyle w:val="a9"/>
+                <w:rFonts w:ascii="Calibri" w:eastAsia="微软雅黑" w:hAnsi="Calibri"/>
+                <w:b/>
+                <w:noProof/>
+                <w:sz w:val="18"/>
+                <w:szCs w:val="18"/>
+              </w:rPr>
+              <w:t xml:space="preserve">6.3 </w:t>
+            </w:r>
+            <w:r>
+              <w:rPr>
+                <w:rStyle w:val="a9"/>
+                <w:rFonts w:ascii="Calibri" w:eastAsia="微软雅黑" w:hAnsi="Calibri"/>
+                <w:b/>
+                <w:noProof/>
+                <w:sz w:val="18"/>
+                <w:szCs w:val="18"/>
+              </w:rPr>
+              <w:t>遇到的困难与解决方案</w:t>
+            </w:r>
+            <w:r>
+              <w:rPr>
+                <w:noProof/>
+                <w:webHidden/>
+                <w:sz w:val="18"/>
+                <w:szCs w:val="18"/>
+              </w:rPr>
+              <w:tab/>
+            </w:r>
+            <w:r>
+              <w:rPr>
+                <w:noProof/>
+                <w:webHidden/>
+                <w:sz w:val="18"/>
+                <w:szCs w:val="18"/>
+              </w:rPr>
+              <w:fldChar w:fldCharType="begin"/>
+            </w:r>
+            <w:r>
+              <w:rPr>
+                <w:noProof/>
+                <w:webHidden/>
+                <w:sz w:val="18"/>
+                <w:szCs w:val="18"/>
+              </w:rPr>
+              <w:instrText xml:space="preserve"> PAGEREF _Toc231996348 \h </w:instrText>
+            </w:r>
+            <w:r>
+              <w:rPr>
+                <w:noProof/>
+                <w:webHidden/>
+                <w:sz w:val="18"/>
+                <w:szCs w:val="18"/>
+              </w:rPr>
+            </w:r>
+            <w:r>
+              <w:rPr>
+                <w:noProof/>
+                <w:webHidden/>
+                <w:sz w:val="18"/>
+                <w:szCs w:val="18"/>
+              </w:rPr>
+              <w:fldChar w:fldCharType="separate"/>
+            </w:r>
+            <w:r>
+              <w:rPr>
+                <w:noProof/>
+                <w:webHidden/>
+                <w:sz w:val="18"/>
+                <w:szCs w:val="18"/>
+              </w:rPr>
+              <w:t>16</w:t>
+            </w:r>
+            <w:r>
+              <w:rPr>
+                <w:noProof/>
+                <w:webHidden/>
+                <w:sz w:val="18"/>
+                <w:szCs w:val="18"/>
+              </w:rPr>
+              <w:fldChar w:fldCharType="end"/>
+            </w:r>
+          </w:hyperlink>
+        </w:p>
+        <w:p>
+          <w:pPr>
+            <w:pStyle w:val="TOC2"/>
+            <w:tabs>
+              <w:tab w:val="right" w:leader="dot" w:pos="9736"/>
+            </w:tabs>
+            <w:ind w:firstLine="462"/>
+            <w:rPr>
+              <w:rFonts w:asciiTheme="minorHAnsi" w:eastAsiaTheme="minorEastAsia" w:hAnsiTheme="minorHAnsi" w:cstheme="minorBidi"/>
+              <w:noProof/>
+              <w:kern w:val="2"/>
+              <w:sz w:val="18"/>
+              <w:szCs w:val="20"/>
+            </w:rPr>
+          </w:pPr>
+          <w:hyperlink w:anchor="_Toc231996349" w:history="1">
+            <w:r>
+              <w:rPr>
+                <w:rStyle w:val="a9"/>
+                <w:rFonts w:ascii="Calibri" w:eastAsia="微软雅黑" w:hAnsi="Calibri"/>
+                <w:b/>
+                <w:noProof/>
+                <w:sz w:val="18"/>
+                <w:szCs w:val="18"/>
+              </w:rPr>
+              <w:t xml:space="preserve">6.4 </w:t>
+            </w:r>
+            <w:r>
+              <w:rPr>
+                <w:rStyle w:val="a9"/>
+                <w:rFonts w:ascii="Calibri" w:eastAsia="微软雅黑" w:hAnsi="Calibri"/>
+                <w:b/>
+                <w:noProof/>
+                <w:sz w:val="18"/>
+                <w:szCs w:val="18"/>
+              </w:rPr>
+              <w:t>结果分析</w:t>
+            </w:r>
+            <w:r>
+              <w:rPr>
+                <w:noProof/>
+                <w:webHidden/>
+                <w:sz w:val="18"/>
+                <w:szCs w:val="18"/>
+              </w:rPr>
+              <w:tab/>
+            </w:r>
+            <w:r>
+              <w:rPr>
+                <w:noProof/>
+                <w:webHidden/>
+                <w:sz w:val="18"/>
+                <w:szCs w:val="18"/>
+              </w:rPr>
+              <w:fldChar w:fldCharType="begin"/>
+            </w:r>
+            <w:r>
+              <w:rPr>
+                <w:noProof/>
+                <w:webHidden/>
+                <w:sz w:val="18"/>
+                <w:szCs w:val="18"/>
+              </w:rPr>
+              <w:instrText xml:space="preserve"> PAGEREF _Toc231996349 \h </w:instrText>
+            </w:r>
+            <w:r>
+              <w:rPr>
+                <w:noProof/>
+                <w:webHidden/>
+                <w:sz w:val="18"/>
+                <w:szCs w:val="18"/>
+              </w:rPr>
+            </w:r>
+            <w:r>
+              <w:rPr>
+                <w:noProof/>
+                <w:webHidden/>
+                <w:sz w:val="18"/>
+                <w:szCs w:val="18"/>
+              </w:rPr>
+              <w:fldChar w:fldCharType="separate"/>
+            </w:r>
+            <w:r>
+              <w:rPr>
+                <w:noProof/>
+                <w:webHidden/>
+                <w:sz w:val="18"/>
+                <w:szCs w:val="18"/>
+              </w:rPr>
+              <w:t>17</w:t>
+            </w:r>
+            <w:r>
+              <w:rPr>
+                <w:noProof/>
+                <w:webHidden/>
+                <w:sz w:val="18"/>
+                <w:szCs w:val="18"/>
+              </w:rPr>
+              <w:fldChar w:fldCharType="end"/>
+            </w:r>
+          </w:hyperlink>
+        </w:p>
+        <w:p>
+          <w:pPr>
+            <w:pStyle w:val="TOC1"/>
+            <w:tabs>
+              <w:tab w:val="right" w:leader="dot" w:pos="9736"/>
+            </w:tabs>
+            <w:rPr>
+              <w:rFonts w:asciiTheme="minorHAnsi" w:eastAsiaTheme="minorEastAsia" w:hAnsiTheme="minorHAnsi" w:cstheme="minorBidi"/>
+              <w:noProof/>
+              <w:kern w:val="2"/>
+              <w:sz w:val="18"/>
+              <w:szCs w:val="20"/>
+            </w:rPr>
+          </w:pPr>
+          <w:hyperlink w:anchor="_Toc231996350" w:history="1">
+            <w:r>
+              <w:rPr>
+                <w:rStyle w:val="a9"/>
+                <w:rFonts w:ascii="Calibri" w:eastAsia="微软雅黑" w:hAnsi="Calibri"/>
+                <w:b/>
+                <w:noProof/>
+                <w:sz w:val="18"/>
+                <w:szCs w:val="18"/>
+              </w:rPr>
+              <w:t>七、总结与展望</w:t>
+            </w:r>
+            <w:r>
+              <w:rPr>
+                <w:noProof/>
+                <w:webHidden/>
+                <w:sz w:val="18"/>
+                <w:szCs w:val="18"/>
+              </w:rPr>
+              <w:tab/>
+            </w:r>
+            <w:r>
+              <w:rPr>
+                <w:noProof/>
+                <w:webHidden/>
+                <w:sz w:val="18"/>
+                <w:szCs w:val="18"/>
+              </w:rPr>
+              <w:fldChar w:fldCharType="begin"/>
+            </w:r>
+            <w:r>
+              <w:rPr>
+                <w:noProof/>
+                <w:webHidden/>
+                <w:sz w:val="18"/>
+                <w:szCs w:val="18"/>
+              </w:rPr>
+              <w:instrText xml:space="preserve"> PAGEREF _Toc231996350 \h </w:instrText>
+            </w:r>
+            <w:r>
+              <w:rPr>
+                <w:noProof/>
+                <w:webHidden/>
+                <w:sz w:val="18"/>
+                <w:szCs w:val="18"/>
+              </w:rPr>
+            </w:r>
+            <w:r>
+              <w:rPr>
+                <w:noProof/>
+                <w:webHidden/>
+                <w:sz w:val="18"/>
+                <w:szCs w:val="18"/>
+              </w:rPr>
+              <w:fldChar w:fldCharType="separate"/>
+            </w:r>
+            <w:r>
+              <w:rPr>
+                <w:noProof/>
+                <w:webHidden/>
+                <w:sz w:val="18"/>
+                <w:szCs w:val="18"/>
+              </w:rPr>
+              <w:t>17</w:t>
+            </w:r>
+            <w:r>
+              <w:rPr>
+                <w:noProof/>
+                <w:webHidden/>
+                <w:sz w:val="18"/>
+                <w:szCs w:val="18"/>
+              </w:rPr>
+              <w:fldChar w:fldCharType="end"/>
+            </w:r>
+          </w:hyperlink>
+        </w:p>
+        <w:p>
+          <w:pPr>
+            <w:pStyle w:val="TOC2"/>
+            <w:tabs>
+              <w:tab w:val="right" w:leader="dot" w:pos="9736"/>
+            </w:tabs>
+            <w:ind w:firstLine="462"/>
+            <w:rPr>
+              <w:rFonts w:asciiTheme="minorHAnsi" w:eastAsiaTheme="minorEastAsia" w:hAnsiTheme="minorHAnsi" w:cstheme="minorBidi"/>
+              <w:noProof/>
+              <w:kern w:val="2"/>
+              <w:sz w:val="18"/>
+              <w:szCs w:val="20"/>
+            </w:rPr>
+          </w:pPr>
+          <w:hyperlink w:anchor="_Toc231996351" w:history="1">
+            <w:r>
+              <w:rPr>
+                <w:rStyle w:val="a9"/>
+                <w:rFonts w:ascii="Calibri" w:eastAsia="微软雅黑" w:hAnsi="Calibri"/>
+                <w:b/>
+                <w:noProof/>
+                <w:sz w:val="18"/>
+                <w:szCs w:val="18"/>
+              </w:rPr>
+              <w:t xml:space="preserve">7.1 </w:t>
+            </w:r>
+            <w:r>
+              <w:rPr>
+                <w:rStyle w:val="a9"/>
+                <w:rFonts w:ascii="Calibri" w:eastAsia="微软雅黑" w:hAnsi="Calibri"/>
+                <w:b/>
+                <w:noProof/>
+                <w:sz w:val="18"/>
+                <w:szCs w:val="18"/>
+              </w:rPr>
+              <w:t>项目总结</w:t>
+            </w:r>
+            <w:r>
+              <w:rPr>
+                <w:noProof/>
+                <w:webHidden/>
+                <w:sz w:val="18"/>
+                <w:szCs w:val="18"/>
+              </w:rPr>
+              <w:tab/>
+            </w:r>
+            <w:r>
+              <w:rPr>
+                <w:noProof/>
+                <w:webHidden/>
+                <w:sz w:val="18"/>
+                <w:szCs w:val="18"/>
+              </w:rPr>
+              <w:fldChar w:fldCharType="begin"/>
+            </w:r>
+            <w:r>
+              <w:rPr>
+                <w:noProof/>
+                <w:webHidden/>
+                <w:sz w:val="18"/>
+                <w:szCs w:val="18"/>
+              </w:rPr>
+              <w:instrText xml:space="preserve"> PAGEREF _Toc231996351 \h </w:instrText>
+            </w:r>
+            <w:r>
+              <w:rPr>
+                <w:noProof/>
+                <w:webHidden/>
+                <w:sz w:val="18"/>
+                <w:szCs w:val="18"/>
+              </w:rPr>
+            </w:r>
+            <w:r>
+              <w:rPr>
+                <w:noProof/>
+                <w:webHidden/>
+                <w:sz w:val="18"/>
+                <w:szCs w:val="18"/>
+              </w:rPr>
+              <w:fldChar w:fldCharType="separate"/>
+            </w:r>
+            <w:r>
+              <w:rPr>
+                <w:noProof/>
+                <w:webHidden/>
+                <w:sz w:val="18"/>
+                <w:szCs w:val="18"/>
+              </w:rPr>
+              <w:t>17</w:t>
+            </w:r>
+            <w:r>
+              <w:rPr>
+                <w:noProof/>
+                <w:webHidden/>
+                <w:sz w:val="18"/>
+                <w:szCs w:val="18"/>
+              </w:rPr>
+              <w:fldChar w:fldCharType="end"/>
+            </w:r>
+          </w:hyperlink>
+        </w:p>
+        <w:p>
+          <w:pPr>
+            <w:pStyle w:val="TOC2"/>
+            <w:tabs>
+              <w:tab w:val="right" w:leader="dot" w:pos="9736"/>
+            </w:tabs>
+            <w:ind w:firstLine="462"/>
+            <w:rPr>
+              <w:rFonts w:asciiTheme="minorHAnsi" w:eastAsiaTheme="minorEastAsia" w:hAnsiTheme="minorHAnsi" w:cstheme="minorBidi"/>
+              <w:noProof/>
+              <w:kern w:val="2"/>
+              <w:sz w:val="18"/>
+              <w:szCs w:val="20"/>
+            </w:rPr>
+          </w:pPr>
+          <w:hyperlink w:anchor="_Toc231996352" w:history="1">
+            <w:r>
+              <w:rPr>
+                <w:rStyle w:val="a9"/>
+                <w:rFonts w:ascii="Calibri" w:eastAsia="微软雅黑" w:hAnsi="Calibri"/>
+                <w:b/>
+                <w:noProof/>
+                <w:sz w:val="18"/>
+                <w:szCs w:val="18"/>
+              </w:rPr>
+              <w:t xml:space="preserve">7.2 </w:t>
+            </w:r>
+            <w:r>
+              <w:rPr>
+                <w:rStyle w:val="a9"/>
+                <w:rFonts w:ascii="Calibri" w:eastAsia="微软雅黑" w:hAnsi="Calibri"/>
+                <w:b/>
+                <w:noProof/>
+                <w:sz w:val="18"/>
+                <w:szCs w:val="18"/>
+              </w:rPr>
+              <w:t>可扩展方向</w:t>
+            </w:r>
+            <w:r>
+              <w:rPr>
+                <w:noProof/>
+                <w:webHidden/>
+                <w:sz w:val="18"/>
+                <w:szCs w:val="18"/>
+              </w:rPr>
+              <w:tab/>
+            </w:r>
+            <w:r>
+              <w:rPr>
+                <w:noProof/>
+                <w:webHidden/>
+                <w:sz w:val="18"/>
+                <w:szCs w:val="18"/>
+              </w:rPr>
+              <w:fldChar w:fldCharType="begin"/>
+            </w:r>
+            <w:r>
+              <w:rPr>
+                <w:noProof/>
+                <w:webHidden/>
+                <w:sz w:val="18"/>
+                <w:szCs w:val="18"/>
+              </w:rPr>
+              <w:instrText xml:space="preserve"> PAGEREF _Toc231996352 \h </w:instrText>
+            </w:r>
+            <w:r>
+              <w:rPr>
+                <w:noProof/>
+                <w:webHidden/>
+                <w:sz w:val="18"/>
+                <w:szCs w:val="18"/>
+              </w:rPr>
+            </w:r>
+            <w:r>
+              <w:rPr>
+                <w:noProof/>
+                <w:webHidden/>
+                <w:sz w:val="18"/>
+                <w:szCs w:val="18"/>
+              </w:rPr>
+              <w:fldChar w:fldCharType="separate"/>
+            </w:r>
+            <w:r>
+              <w:rPr>
+                <w:noProof/>
+                <w:webHidden/>
+                <w:sz w:val="18"/>
+                <w:szCs w:val="18"/>
+              </w:rPr>
+              <w:t>17</w:t>
+            </w:r>
+            <w:r>
+              <w:rPr>
+                <w:noProof/>
+                <w:webHidden/>
+                <w:sz w:val="18"/>
+                <w:szCs w:val="18"/>
+              </w:rPr>
+              <w:fldChar w:fldCharType="end"/>
+            </w:r>
+          </w:hyperlink>
+        </w:p>
+        <w:p>
+          <w:pPr>
+            <w:pStyle w:val="TOC2"/>
+            <w:tabs>
+              <w:tab w:val="right" w:leader="dot" w:pos="9736"/>
+            </w:tabs>
+            <w:ind w:firstLine="462"/>
+            <w:rPr>
+              <w:rFonts w:asciiTheme="minorHAnsi" w:eastAsiaTheme="minorEastAsia" w:hAnsiTheme="minorHAnsi" w:cstheme="minorBidi"/>
+              <w:noProof/>
+              <w:kern w:val="2"/>
+              <w:sz w:val="18"/>
+              <w:szCs w:val="20"/>
+            </w:rPr>
+          </w:pPr>
+          <w:hyperlink w:anchor="_Toc231996353" w:history="1">
+            <w:r>
+              <w:rPr>
+                <w:rStyle w:val="a9"/>
+                <w:rFonts w:ascii="Calibri" w:eastAsia="微软雅黑" w:hAnsi="Calibri"/>
+                <w:b/>
+                <w:noProof/>
+                <w:sz w:val="18"/>
+                <w:szCs w:val="18"/>
+              </w:rPr>
+              <w:t xml:space="preserve">7.3 </w:t>
+            </w:r>
+            <w:r>
+              <w:rPr>
+                <w:rStyle w:val="a9"/>
+                <w:rFonts w:ascii="Calibri" w:eastAsia="微软雅黑" w:hAnsi="Calibri"/>
+                <w:b/>
+                <w:noProof/>
+                <w:sz w:val="18"/>
+                <w:szCs w:val="18"/>
+              </w:rPr>
+              <w:t>心得体会</w:t>
+            </w:r>
+            <w:r>
+              <w:rPr>
+                <w:noProof/>
+                <w:webHidden/>
+                <w:sz w:val="18"/>
+                <w:szCs w:val="18"/>
+              </w:rPr>
+              <w:tab/>
+            </w:r>
+            <w:r>
+              <w:rPr>
+                <w:noProof/>
+                <w:webHidden/>
+                <w:sz w:val="18"/>
+                <w:szCs w:val="18"/>
+              </w:rPr>
+              <w:fldChar w:fldCharType="begin"/>
+            </w:r>
+            <w:r>
+              <w:rPr>
+                <w:noProof/>
+                <w:webHidden/>
+                <w:sz w:val="18"/>
+                <w:szCs w:val="18"/>
+              </w:rPr>
+              <w:instrText xml:space="preserve"> PAGEREF _Toc231996353 \h </w:instrText>
+            </w:r>
+            <w:r>
+              <w:rPr>
+                <w:noProof/>
+                <w:webHidden/>
+                <w:sz w:val="18"/>
+                <w:szCs w:val="18"/>
+              </w:rPr>
+            </w:r>
+            <w:r>
+              <w:rPr>
+                <w:noProof/>
+                <w:webHidden/>
+                <w:sz w:val="18"/>
+                <w:szCs w:val="18"/>
+              </w:rPr>
+              <w:fldChar w:fldCharType="separate"/>
+            </w:r>
+            <w:r>
+              <w:rPr>
+                <w:noProof/>
+                <w:webHidden/>
+                <w:sz w:val="18"/>
+                <w:szCs w:val="18"/>
+              </w:rPr>
+              <w:t>17</w:t>
+            </w:r>
+            <w:r>
+              <w:rPr>
+                <w:noProof/>
+                <w:webHidden/>
+                <w:sz w:val="18"/>
+                <w:szCs w:val="18"/>
+              </w:rPr>
+              <w:fldChar w:fldCharType="end"/>
+            </w:r>
+          </w:hyperlink>
+        </w:p>
+        <w:p>
+          <w:pPr>
+            <w:pStyle w:val="TOC1"/>
+            <w:tabs>
+              <w:tab w:val="right" w:leader="dot" w:pos="9736"/>
+            </w:tabs>
+            <w:rPr>
+              <w:rFonts w:asciiTheme="minorHAnsi" w:eastAsiaTheme="minorEastAsia" w:hAnsiTheme="minorHAnsi" w:cstheme="minorBidi"/>
+              <w:noProof/>
+              <w:kern w:val="2"/>
+              <w:sz w:val="18"/>
+              <w:szCs w:val="20"/>
+            </w:rPr>
+          </w:pPr>
+          <w:hyperlink w:anchor="_Toc231996354" w:history="1">
+            <w:r>
+              <w:rPr>
+                <w:rStyle w:val="a9"/>
+                <w:rFonts w:ascii="Calibri" w:eastAsia="微软雅黑" w:hAnsi="Calibri"/>
+                <w:b/>
+                <w:noProof/>
+                <w:sz w:val="18"/>
+                <w:szCs w:val="18"/>
+              </w:rPr>
+              <w:t>八、参考文献</w:t>
+            </w:r>
+            <w:r>
+              <w:rPr>
+                <w:noProof/>
+                <w:webHidden/>
+                <w:sz w:val="18"/>
+                <w:szCs w:val="18"/>
+              </w:rPr>
+              <w:tab/>
+            </w:r>
+            <w:r>
+              <w:rPr>
+                <w:noProof/>
+                <w:webHidden/>
+                <w:sz w:val="18"/>
+                <w:szCs w:val="18"/>
+              </w:rPr>
+              <w:fldChar w:fldCharType="begin"/>
+            </w:r>
+            <w:r>
+              <w:rPr>
+                <w:noProof/>
+                <w:webHidden/>
+                <w:sz w:val="18"/>
+                <w:szCs w:val="18"/>
+              </w:rPr>
+              <w:instrText xml:space="preserve"> PAGEREF _Toc231996354 \h </w:instrText>
+            </w:r>
+            <w:r>
+              <w:rPr>
+                <w:noProof/>
+                <w:webHidden/>
+                <w:sz w:val="18"/>
+                <w:szCs w:val="18"/>
+              </w:rPr>
+            </w:r>
+            <w:r>
+              <w:rPr>
+                <w:noProof/>
+                <w:webHidden/>
+                <w:sz w:val="18"/>
+                <w:szCs w:val="18"/>
+              </w:rPr>
+              <w:fldChar w:fldCharType="separate"/>
+            </w:r>
+            <w:r>
+              <w:rPr>
+                <w:noProof/>
+                <w:webHidden/>
+                <w:sz w:val="18"/>
+                <w:szCs w:val="18"/>
+              </w:rPr>
+              <w:t>19</w:t>
+            </w:r>
+            <w:r>
+              <w:rPr>
+                <w:noProof/>
+                <w:webHidden/>
+                <w:sz w:val="18"/>
+                <w:szCs w:val="18"/>
+              </w:rPr>
+              <w:fldChar w:fldCharType="end"/>
+            </w:r>
+          </w:hyperlink>
+        </w:p>
+        <w:p>
+          <w:pPr>
+            <w:pStyle w:val="TOC1"/>
+            <w:tabs>
+              <w:tab w:val="right" w:leader="dot" w:pos="9736"/>
+            </w:tabs>
+            <w:rPr>
+              <w:rFonts w:asciiTheme="minorHAnsi" w:eastAsiaTheme="minorEastAsia" w:hAnsiTheme="minorHAnsi" w:cstheme="minorBidi"/>
+              <w:noProof/>
+              <w:kern w:val="2"/>
+              <w:sz w:val="18"/>
+              <w:szCs w:val="20"/>
+            </w:rPr>
+          </w:pPr>
+          <w:hyperlink w:anchor="_Toc231996355" w:history="1">
+            <w:r>
+              <w:rPr>
+                <w:rStyle w:val="a9"/>
+                <w:rFonts w:ascii="Calibri" w:eastAsia="微软雅黑" w:hAnsi="Calibri"/>
+                <w:b/>
+                <w:noProof/>
+                <w:sz w:val="18"/>
+                <w:szCs w:val="18"/>
+              </w:rPr>
+              <w:t>附录</w:t>
+            </w:r>
+            <w:r>
+              <w:rPr>
+                <w:noProof/>
+                <w:webHidden/>
+                <w:sz w:val="18"/>
+                <w:szCs w:val="18"/>
+              </w:rPr>
+              <w:tab/>
+            </w:r>
+            <w:r>
+              <w:rPr>
+                <w:noProof/>
+                <w:webHidden/>
+                <w:sz w:val="18"/>
+                <w:szCs w:val="18"/>
+              </w:rPr>
+              <w:fldChar w:fldCharType="begin"/>
+            </w:r>
+            <w:r>
+              <w:rPr>
+                <w:noProof/>
+                <w:webHidden/>
+                <w:sz w:val="18"/>
+                <w:szCs w:val="18"/>
+              </w:rPr>
+              <w:instrText xml:space="preserve"> PAGEREF _Toc231996355 \h </w:instrText>
+            </w:r>
+            <w:r>
+              <w:rPr>
+                <w:noProof/>
+                <w:webHidden/>
+                <w:sz w:val="18"/>
+                <w:szCs w:val="18"/>
+              </w:rPr>
+            </w:r>
+            <w:r>
+              <w:rPr>
+                <w:noProof/>
+                <w:webHidden/>
+                <w:sz w:val="18"/>
+                <w:szCs w:val="18"/>
+              </w:rPr>
+              <w:fldChar w:fldCharType="separate"/>
+            </w:r>
+            <w:r>
+              <w:rPr>
+                <w:noProof/>
+                <w:webHidden/>
+                <w:sz w:val="18"/>
+                <w:szCs w:val="18"/>
+              </w:rPr>
+              <w:t>19</w:t>
+            </w:r>
+            <w:r>
+              <w:rPr>
+                <w:noProof/>
+                <w:webHidden/>
+                <w:sz w:val="18"/>
+                <w:szCs w:val="18"/>
+              </w:rPr>
+              <w:fldChar w:fldCharType="end"/>
+            </w:r>
+          </w:hyperlink>
+        </w:p>
+        <w:p>
+          <w:pPr>
+            <w:pStyle w:val="TOC2"/>
+            <w:tabs>
+              <w:tab w:val="right" w:leader="dot" w:pos="9736"/>
+            </w:tabs>
+            <w:ind w:firstLine="462"/>
+            <w:rPr>
+              <w:rFonts w:asciiTheme="minorHAnsi" w:eastAsiaTheme="minorEastAsia" w:hAnsiTheme="minorHAnsi" w:cstheme="minorBidi"/>
+              <w:noProof/>
+              <w:kern w:val="2"/>
+              <w:sz w:val="18"/>
+              <w:szCs w:val="20"/>
+            </w:rPr>
+          </w:pPr>
+          <w:hyperlink w:anchor="_Toc231996356" w:history="1">
+            <w:r>
+              <w:rPr>
+                <w:rStyle w:val="a9"/>
+                <w:rFonts w:ascii="Calibri" w:eastAsia="微软雅黑" w:hAnsi="Calibri"/>
+                <w:b/>
+                <w:noProof/>
+                <w:sz w:val="18"/>
+                <w:szCs w:val="18"/>
+              </w:rPr>
+              <w:t>附录</w:t>
+            </w:r>
+            <w:r>
+              <w:rPr>
+                <w:rStyle w:val="a9"/>
+                <w:rFonts w:ascii="Calibri" w:eastAsia="微软雅黑" w:hAnsi="Calibri"/>
+                <w:b/>
+                <w:noProof/>
+                <w:sz w:val="18"/>
+                <w:szCs w:val="18"/>
+              </w:rPr>
+              <w:t>A</w:t>
+            </w:r>
+            <w:r>
+              <w:rPr>
+                <w:rStyle w:val="a9"/>
+                <w:rFonts w:ascii="Calibri" w:eastAsia="微软雅黑" w:hAnsi="Calibri"/>
+                <w:b/>
+                <w:noProof/>
+                <w:sz w:val="18"/>
+                <w:szCs w:val="18"/>
+              </w:rPr>
+              <w:t>：项目代码</w:t>
+            </w:r>
+            <w:r>
+              <w:rPr>
+                <w:noProof/>
+                <w:webHidden/>
+                <w:sz w:val="18"/>
+                <w:szCs w:val="18"/>
+              </w:rPr>
+              <w:tab/>
+            </w:r>
+            <w:r>
+              <w:rPr>
+                <w:noProof/>
+                <w:webHidden/>
+                <w:sz w:val="18"/>
+                <w:szCs w:val="18"/>
+              </w:rPr>
+              <w:fldChar w:fldCharType="begin"/>
+            </w:r>
+            <w:r>
+              <w:rPr>
+                <w:noProof/>
+                <w:webHidden/>
+                <w:sz w:val="18"/>
+                <w:szCs w:val="18"/>
+              </w:rPr>
+              <w:instrText xml:space="preserve"> PAGEREF _Toc231996356 \h </w:instrText>
+            </w:r>
+            <w:r>
+              <w:rPr>
+                <w:noProof/>
+                <w:webHidden/>
+                <w:sz w:val="18"/>
+                <w:szCs w:val="18"/>
+              </w:rPr>
+            </w:r>
+            <w:r>
+              <w:rPr>
+                <w:noProof/>
+                <w:webHidden/>
+                <w:sz w:val="18"/>
+                <w:szCs w:val="18"/>
+              </w:rPr>
+              <w:fldChar w:fldCharType="separate"/>
+            </w:r>
+            <w:r>
+              <w:rPr>
+                <w:noProof/>
+                <w:webHidden/>
+                <w:sz w:val="18"/>
+                <w:szCs w:val="18"/>
+              </w:rPr>
+              <w:t>19</w:t>
+            </w:r>
+            <w:r>
+              <w:rPr>
+                <w:noProof/>
+                <w:webHidden/>
+                <w:sz w:val="18"/>
+                <w:szCs w:val="18"/>
+              </w:rPr>
+              <w:fldChar w:fldCharType="end"/>
+            </w:r>
+          </w:hyperlink>
+        </w:p>
+        <w:p>
+          <w:pPr>
+            <w:pStyle w:val="TOC2"/>
+            <w:tabs>
+              <w:tab w:val="right" w:leader="dot" w:pos="9736"/>
+            </w:tabs>
+            <w:ind w:firstLine="462"/>
+            <w:rPr>
+              <w:rFonts w:asciiTheme="minorHAnsi" w:eastAsiaTheme="minorEastAsia" w:hAnsiTheme="minorHAnsi" w:cstheme="minorBidi"/>
+              <w:noProof/>
+              <w:kern w:val="2"/>
+              <w:sz w:val="18"/>
+              <w:szCs w:val="20"/>
+            </w:rPr>
+          </w:pPr>
+          <w:hyperlink w:anchor="_Toc231996357" w:history="1">
+            <w:r>
+              <w:rPr>
+                <w:rStyle w:val="a9"/>
+                <w:rFonts w:ascii="Calibri" w:eastAsia="微软雅黑" w:hAnsi="Calibri"/>
+                <w:b/>
+                <w:noProof/>
+                <w:sz w:val="18"/>
+                <w:szCs w:val="18"/>
+              </w:rPr>
+              <w:t>附录</w:t>
+            </w:r>
+            <w:r>
+              <w:rPr>
+                <w:rStyle w:val="a9"/>
+                <w:rFonts w:ascii="Calibri" w:eastAsia="微软雅黑" w:hAnsi="Calibri"/>
+                <w:b/>
+                <w:noProof/>
+                <w:sz w:val="18"/>
+                <w:szCs w:val="18"/>
+              </w:rPr>
+              <w:t>B</w:t>
+            </w:r>
+            <w:r>
+              <w:rPr>
+                <w:rStyle w:val="a9"/>
+                <w:rFonts w:ascii="Calibri" w:eastAsia="微软雅黑" w:hAnsi="Calibri"/>
+                <w:b/>
+                <w:noProof/>
+                <w:sz w:val="18"/>
+                <w:szCs w:val="18"/>
+              </w:rPr>
+              <w:t>：安装与运行说明</w:t>
+            </w:r>
+            <w:r>
+              <w:rPr>
+                <w:noProof/>
+                <w:webHidden/>
+                <w:sz w:val="18"/>
+                <w:szCs w:val="18"/>
+              </w:rPr>
+              <w:tab/>
+            </w:r>
+            <w:r>
+              <w:rPr>
+                <w:noProof/>
+                <w:webHidden/>
+                <w:sz w:val="18"/>
+                <w:szCs w:val="18"/>
+              </w:rPr>
+              <w:fldChar w:fldCharType="begin"/>
+            </w:r>
+            <w:r>
+              <w:rPr>
+                <w:noProof/>
+                <w:webHidden/>
+                <w:sz w:val="18"/>
+                <w:szCs w:val="18"/>
+              </w:rPr>
+              <w:instrText xml:space="preserve"> PAGEREF _Toc231996357 \h </w:instrText>
+            </w:r>
+            <w:r>
+              <w:rPr>
+                <w:noProof/>
+                <w:webHidden/>
+                <w:sz w:val="18"/>
+                <w:szCs w:val="18"/>
+              </w:rPr>
+            </w:r>
+            <w:r>
+              <w:rPr>
+                <w:noProof/>
+                <w:webHidden/>
+                <w:sz w:val="18"/>
+                <w:szCs w:val="18"/>
+              </w:rPr>
+              <w:fldChar w:fldCharType="separate"/>
+            </w:r>
+            <w:r>
+              <w:rPr>
+                <w:noProof/>
+                <w:webHidden/>
+                <w:sz w:val="18"/>
+                <w:szCs w:val="18"/>
+              </w:rPr>
+              <w:t>19</w:t>
+            </w:r>
+            <w:r>
+              <w:rPr>
+                <w:noProof/>
+                <w:webHidden/>
+                <w:sz w:val="18"/>
+                <w:szCs w:val="18"/>
+              </w:rPr>
+              <w:fldChar w:fldCharType="end"/>
+            </w:r>
+          </w:hyperlink>
+        </w:p>
+        <w:p>
+          <w:r>
+            <w:rPr>
+              <w:sz w:val="16"/>
+              <w:szCs w:val="18"/>
+              <w:lang w:val="zh-CN"/>
+            </w:rPr>
+            <w:fldChar w:fldCharType="end"/>
+          </w:r>
+        </w:p>
+      </w:sdtContent>
+    </w:sdt>
     <w:p>
       <w:r>
         <w:br w:type="page"/>
@@ -417,118 +4221,27 @@
         <w:pStyle w:val="1"/>
         <w:spacing w:before="320" w:after="166" w:line="264" w:lineRule="auto"/>
       </w:pPr>
+      <w:bookmarkStart w:id="0" w:name="_Toc231996320"/>
       <w:r>
         <w:rPr>
           <w:rFonts w:ascii="Calibri" w:eastAsia="微软雅黑" w:hAnsi="Calibri"/>
           <w:b/>
-          <w:color w:val="2E74B5"/>
-        </w:rPr>
-        <w:lastRenderedPageBreak/>
-        <w:t>目录</w:t>
-      </w:r>
-    </w:p>
-    <w:p>
-      <w:pPr>
-        <w:spacing w:after="40" w:line="264" w:lineRule="auto"/>
-      </w:pPr>
-      <w:r>
-        <w:t>一、项目概述</w:t>
-      </w:r>
-    </w:p>
-    <w:p>
-      <w:pPr>
-        <w:spacing w:after="40" w:line="264" w:lineRule="auto"/>
-      </w:pPr>
-      <w:r>
-        <w:t>二、需求分析</w:t>
-      </w:r>
-    </w:p>
-    <w:p>
-      <w:pPr>
-        <w:spacing w:after="40" w:line="264" w:lineRule="auto"/>
-      </w:pPr>
-      <w:r>
-        <w:t>三、系统设计</w:t>
-      </w:r>
-    </w:p>
-    <w:p>
-      <w:pPr>
-        <w:spacing w:after="40" w:line="264" w:lineRule="auto"/>
-      </w:pPr>
-      <w:r>
-        <w:t>四、前端实现</w:t>
-      </w:r>
-    </w:p>
-    <w:p>
-      <w:pPr>
-        <w:spacing w:after="40" w:line="264" w:lineRule="auto"/>
-      </w:pPr>
-      <w:r>
-        <w:t>五、核心功能展示</w:t>
-      </w:r>
-    </w:p>
-    <w:p>
-      <w:pPr>
-        <w:spacing w:after="40" w:line="264" w:lineRule="auto"/>
-      </w:pPr>
-      <w:r>
-        <w:t>六、测试与分析</w:t>
-      </w:r>
-    </w:p>
-    <w:p>
-      <w:pPr>
-        <w:spacing w:after="40" w:line="264" w:lineRule="auto"/>
-      </w:pPr>
-      <w:r>
-        <w:t>七、总结与展望</w:t>
-      </w:r>
-    </w:p>
-    <w:p>
-      <w:pPr>
-        <w:spacing w:after="40" w:line="264" w:lineRule="auto"/>
-      </w:pPr>
-      <w:r>
-        <w:t>八、参考文献</w:t>
-      </w:r>
-    </w:p>
-    <w:p>
-      <w:pPr>
-        <w:spacing w:after="40" w:line="264" w:lineRule="auto"/>
-      </w:pPr>
-      <w:r>
-        <w:t>附录</w:t>
-      </w:r>
-    </w:p>
-    <w:p>
-      <w:r>
-        <w:br w:type="page"/>
-      </w:r>
-    </w:p>
-    <w:p>
-      <w:pPr>
-        <w:pStyle w:val="1"/>
-        <w:spacing w:before="320" w:after="166" w:line="264" w:lineRule="auto"/>
-      </w:pPr>
-      <w:r>
-        <w:rPr>
-          <w:rFonts w:ascii="Calibri" w:eastAsia="微软雅黑" w:hAnsi="Calibri"/>
-          <w:b/>
-          <w:color w:val="2E74B5"/>
         </w:rPr>
         <w:lastRenderedPageBreak/>
         <w:t>一、项目概述</w:t>
       </w:r>
+      <w:bookmarkEnd w:id="0"/>
     </w:p>
     <w:p>
       <w:pPr>
         <w:pStyle w:val="2"/>
         <w:spacing w:before="166" w:after="166" w:line="264" w:lineRule="auto"/>
       </w:pPr>
+      <w:bookmarkStart w:id="1" w:name="_Toc231996321"/>
       <w:r>
         <w:rPr>
           <w:rFonts w:ascii="Calibri" w:eastAsia="微软雅黑" w:hAnsi="Calibri"/>
           <w:b/>
-          <w:color w:val="2E74B5"/>
           <w:sz w:val="26"/>
         </w:rPr>
         <w:t xml:space="preserve">1.1 </w:t>
@@ -537,11 +4250,11 @@
         <w:rPr>
           <w:rFonts w:ascii="Calibri" w:eastAsia="微软雅黑" w:hAnsi="Calibri"/>
           <w:b/>
-          <w:color w:val="2E74B5"/>
           <w:sz w:val="26"/>
         </w:rPr>
         <w:t>项目背景</w:t>
       </w:r>
+      <w:bookmarkEnd w:id="1"/>
     </w:p>
     <w:p>
       <w:pPr>
@@ -570,11 +4283,11 @@
         <w:pStyle w:val="2"/>
         <w:spacing w:before="166" w:after="166" w:line="264" w:lineRule="auto"/>
       </w:pPr>
+      <w:bookmarkStart w:id="2" w:name="_Toc231996322"/>
       <w:r>
         <w:rPr>
           <w:rFonts w:ascii="Calibri" w:eastAsia="微软雅黑" w:hAnsi="Calibri"/>
           <w:b/>
-          <w:color w:val="2E74B5"/>
           <w:sz w:val="26"/>
         </w:rPr>
         <w:t xml:space="preserve">1.2 </w:t>
@@ -583,11 +4296,11 @@
         <w:rPr>
           <w:rFonts w:ascii="Calibri" w:eastAsia="微软雅黑" w:hAnsi="Calibri"/>
           <w:b/>
-          <w:color w:val="2E74B5"/>
           <w:sz w:val="26"/>
         </w:rPr>
         <w:t>项目目标</w:t>
       </w:r>
+      <w:bookmarkEnd w:id="2"/>
     </w:p>
     <w:p>
       <w:pPr>
@@ -674,11 +4387,11 @@
         <w:pStyle w:val="2"/>
         <w:spacing w:before="166" w:after="166" w:line="264" w:lineRule="auto"/>
       </w:pPr>
+      <w:bookmarkStart w:id="3" w:name="_Toc231996323"/>
       <w:r>
         <w:rPr>
           <w:rFonts w:ascii="Calibri" w:eastAsia="微软雅黑" w:hAnsi="Calibri"/>
           <w:b/>
-          <w:color w:val="2E74B5"/>
           <w:sz w:val="26"/>
         </w:rPr>
         <w:t xml:space="preserve">1.3 </w:t>
@@ -687,11 +4400,11 @@
         <w:rPr>
           <w:rFonts w:ascii="Calibri" w:eastAsia="微软雅黑" w:hAnsi="Calibri"/>
           <w:b/>
-          <w:color w:val="2E74B5"/>
           <w:sz w:val="26"/>
         </w:rPr>
         <w:t>开发环境与工具</w:t>
       </w:r>
+      <w:bookmarkEnd w:id="3"/>
     </w:p>
     <w:tbl>
       <w:tblPr>
@@ -1013,11 +4726,11 @@
         <w:pStyle w:val="2"/>
         <w:spacing w:before="166" w:after="166" w:line="264" w:lineRule="auto"/>
       </w:pPr>
+      <w:bookmarkStart w:id="4" w:name="_Toc231996324"/>
       <w:r>
         <w:rPr>
           <w:rFonts w:ascii="Calibri" w:eastAsia="微软雅黑" w:hAnsi="Calibri"/>
           <w:b/>
-          <w:color w:val="2E74B5"/>
           <w:sz w:val="26"/>
         </w:rPr>
         <w:lastRenderedPageBreak/>
@@ -1027,7 +4740,6 @@
         <w:rPr>
           <w:rFonts w:ascii="Calibri" w:eastAsia="微软雅黑" w:hAnsi="Calibri"/>
           <w:b/>
-          <w:color w:val="2E74B5"/>
           <w:sz w:val="26"/>
         </w:rPr>
         <w:t>技术</w:t>
@@ -1037,11 +4749,11 @@
         <w:rPr>
           <w:rFonts w:ascii="Calibri" w:eastAsia="微软雅黑" w:hAnsi="Calibri"/>
           <w:b/>
-          <w:color w:val="2E74B5"/>
           <w:sz w:val="26"/>
         </w:rPr>
         <w:t>栈</w:t>
       </w:r>
+      <w:bookmarkEnd w:id="4"/>
       <w:proofErr w:type="gramEnd"/>
     </w:p>
     <w:tbl>
@@ -1233,6 +4945,7 @@
           <w:p>
             <w:pPr>
               <w:spacing w:line="264" w:lineRule="auto"/>
+              <w:jc w:val="center"/>
             </w:pPr>
             <w:r>
               <w:rPr>
@@ -1296,6 +5009,7 @@
           <w:p>
             <w:pPr>
               <w:spacing w:line="264" w:lineRule="auto"/>
+              <w:jc w:val="center"/>
             </w:pPr>
             <w:proofErr w:type="spellStart"/>
             <w:r>
@@ -1398,25 +5112,26 @@
         <w:pStyle w:val="1"/>
         <w:spacing w:before="320" w:after="166" w:line="264" w:lineRule="auto"/>
       </w:pPr>
+      <w:bookmarkStart w:id="5" w:name="_Toc231996325"/>
       <w:r>
         <w:rPr>
           <w:rFonts w:ascii="Calibri" w:eastAsia="微软雅黑" w:hAnsi="Calibri"/>
           <w:b/>
-          <w:color w:val="2E74B5"/>
         </w:rPr>
         <w:t>二、需求分析</w:t>
       </w:r>
+      <w:bookmarkEnd w:id="5"/>
     </w:p>
     <w:p>
       <w:pPr>
         <w:pStyle w:val="2"/>
         <w:spacing w:before="166" w:after="166" w:line="264" w:lineRule="auto"/>
       </w:pPr>
+      <w:bookmarkStart w:id="6" w:name="_Toc231996326"/>
       <w:r>
         <w:rPr>
           <w:rFonts w:ascii="Calibri" w:eastAsia="微软雅黑" w:hAnsi="Calibri"/>
           <w:b/>
-          <w:color w:val="2E74B5"/>
           <w:sz w:val="26"/>
         </w:rPr>
         <w:t xml:space="preserve">2.1 </w:t>
@@ -1425,11 +5140,11 @@
         <w:rPr>
           <w:rFonts w:ascii="Calibri" w:eastAsia="微软雅黑" w:hAnsi="Calibri"/>
           <w:b/>
-          <w:color w:val="2E74B5"/>
           <w:sz w:val="26"/>
         </w:rPr>
         <w:t>用户角色</w:t>
       </w:r>
+      <w:bookmarkEnd w:id="6"/>
     </w:p>
     <w:p>
       <w:pPr>
@@ -1444,11 +5159,11 @@
         <w:pStyle w:val="2"/>
         <w:spacing w:before="166" w:after="166" w:line="264" w:lineRule="auto"/>
       </w:pPr>
+      <w:bookmarkStart w:id="7" w:name="_Toc231996327"/>
       <w:r>
         <w:rPr>
           <w:rFonts w:ascii="Calibri" w:eastAsia="微软雅黑" w:hAnsi="Calibri"/>
           <w:b/>
-          <w:color w:val="2E74B5"/>
           <w:sz w:val="26"/>
         </w:rPr>
         <w:t xml:space="preserve">2.2 </w:t>
@@ -1457,11 +5172,11 @@
         <w:rPr>
           <w:rFonts w:ascii="Calibri" w:eastAsia="微软雅黑" w:hAnsi="Calibri"/>
           <w:b/>
-          <w:color w:val="2E74B5"/>
           <w:sz w:val="26"/>
         </w:rPr>
         <w:t>功能需求</w:t>
       </w:r>
+      <w:bookmarkEnd w:id="7"/>
     </w:p>
     <w:tbl>
       <w:tblPr>
@@ -2184,11 +5899,11 @@
         <w:pStyle w:val="2"/>
         <w:spacing w:before="166" w:after="166" w:line="264" w:lineRule="auto"/>
       </w:pPr>
+      <w:bookmarkStart w:id="8" w:name="_Toc231996328"/>
       <w:r>
         <w:rPr>
           <w:rFonts w:ascii="Calibri" w:eastAsia="微软雅黑" w:hAnsi="Calibri"/>
           <w:b/>
-          <w:color w:val="2E74B5"/>
           <w:sz w:val="26"/>
         </w:rPr>
         <w:t xml:space="preserve">2.3 </w:t>
@@ -2197,11 +5912,11 @@
         <w:rPr>
           <w:rFonts w:ascii="Calibri" w:eastAsia="微软雅黑" w:hAnsi="Calibri"/>
           <w:b/>
-          <w:color w:val="2E74B5"/>
           <w:sz w:val="26"/>
         </w:rPr>
         <w:t>非功能需求</w:t>
       </w:r>
+      <w:bookmarkEnd w:id="8"/>
     </w:p>
     <w:p>
       <w:pPr>
@@ -2325,28 +6040,44 @@
     </w:p>
     <w:p>
       <w:pPr>
+        <w:widowControl/>
+        <w:jc w:val="left"/>
+      </w:pPr>
+      <w:r>
+        <w:br w:type="page"/>
+      </w:r>
+    </w:p>
+    <w:p>
+      <w:pPr>
+        <w:spacing w:after="80" w:line="280" w:lineRule="auto"/>
+        <w:ind w:left="360" w:hanging="173"/>
+      </w:pPr>
+    </w:p>
+    <w:p>
+      <w:pPr>
         <w:pStyle w:val="1"/>
         <w:spacing w:before="320" w:after="166" w:line="264" w:lineRule="auto"/>
       </w:pPr>
+      <w:bookmarkStart w:id="9" w:name="_Toc231996329"/>
       <w:r>
         <w:rPr>
           <w:rFonts w:ascii="Calibri" w:eastAsia="微软雅黑" w:hAnsi="Calibri"/>
           <w:b/>
-          <w:color w:val="2E74B5"/>
         </w:rPr>
         <w:t>三、系统设计</w:t>
       </w:r>
+      <w:bookmarkEnd w:id="9"/>
     </w:p>
     <w:p>
       <w:pPr>
         <w:pStyle w:val="2"/>
         <w:spacing w:before="166" w:after="166" w:line="264" w:lineRule="auto"/>
       </w:pPr>
+      <w:bookmarkStart w:id="10" w:name="_Toc231996330"/>
       <w:r>
         <w:rPr>
           <w:rFonts w:ascii="Calibri" w:eastAsia="微软雅黑" w:hAnsi="Calibri"/>
           <w:b/>
-          <w:color w:val="2E74B5"/>
           <w:sz w:val="26"/>
         </w:rPr>
         <w:t xml:space="preserve">3.1 </w:t>
@@ -2355,11 +6086,11 @@
         <w:rPr>
           <w:rFonts w:ascii="Calibri" w:eastAsia="微软雅黑" w:hAnsi="Calibri"/>
           <w:b/>
-          <w:color w:val="2E74B5"/>
           <w:sz w:val="26"/>
         </w:rPr>
         <w:t>信息架构</w:t>
       </w:r>
+      <w:bookmarkEnd w:id="10"/>
     </w:p>
     <w:tbl>
       <w:tblPr>
@@ -2480,7 +6211,6 @@
               <w:rPr>
                 <w:sz w:val="21"/>
               </w:rPr>
-              <w:lastRenderedPageBreak/>
               <w:t>侧边栏</w:t>
             </w:r>
             <w:proofErr w:type="gramEnd"/>
@@ -2951,11 +6681,11 @@
         <w:pStyle w:val="2"/>
         <w:spacing w:before="166" w:after="166" w:line="264" w:lineRule="auto"/>
       </w:pPr>
+      <w:bookmarkStart w:id="11" w:name="_Toc231996331"/>
       <w:r>
         <w:rPr>
           <w:rFonts w:ascii="Calibri" w:eastAsia="微软雅黑" w:hAnsi="Calibri"/>
           <w:b/>
-          <w:color w:val="2E74B5"/>
           <w:sz w:val="26"/>
         </w:rPr>
         <w:t xml:space="preserve">3.2 </w:t>
@@ -2964,11 +6694,11 @@
         <w:rPr>
           <w:rFonts w:ascii="Calibri" w:eastAsia="微软雅黑" w:hAnsi="Calibri"/>
           <w:b/>
-          <w:color w:val="2E74B5"/>
           <w:sz w:val="26"/>
         </w:rPr>
         <w:t>页面流程图</w:t>
       </w:r>
+      <w:bookmarkEnd w:id="11"/>
     </w:p>
     <w:p>
       <w:pPr>
@@ -3091,19 +6821,17 @@
         <w:t>数组，随后</w:t>
       </w:r>
       <w:r>
+        <w:t xml:space="preserve"> save() </w:t>
+      </w:r>
+      <w:r>
+        <w:t>和</w:t>
+      </w:r>
+      <w:r>
         <w:t xml:space="preserve"> </w:t>
       </w:r>
-      <w:r>
-        <w:t xml:space="preserve">save() </w:t>
-      </w:r>
-      <w:r>
-        <w:t>和</w:t>
-      </w:r>
-      <w:r>
-        <w:t xml:space="preserve"> </w:t>
-      </w:r>
       <w:proofErr w:type="spellStart"/>
       <w:r>
+        <w:lastRenderedPageBreak/>
         <w:t>renderAll</w:t>
       </w:r>
       <w:proofErr w:type="spellEnd"/>
@@ -3185,21 +6913,19 @@
         <w:pStyle w:val="2"/>
         <w:spacing w:before="166" w:after="166" w:line="264" w:lineRule="auto"/>
       </w:pPr>
+      <w:bookmarkStart w:id="12" w:name="_Toc231996332"/>
       <w:r>
         <w:rPr>
           <w:rFonts w:ascii="Calibri" w:eastAsia="微软雅黑" w:hAnsi="Calibri"/>
           <w:b/>
-          <w:color w:val="2E74B5"/>
           <w:sz w:val="26"/>
         </w:rPr>
-        <w:lastRenderedPageBreak/>
         <w:t xml:space="preserve">3.3 </w:t>
       </w:r>
       <w:r>
         <w:rPr>
           <w:rFonts w:ascii="Calibri" w:eastAsia="微软雅黑" w:hAnsi="Calibri"/>
           <w:b/>
-          <w:color w:val="2E74B5"/>
           <w:sz w:val="26"/>
         </w:rPr>
         <w:t>数据库设计（</w:t>
@@ -3209,7 +6935,6 @@
         <w:rPr>
           <w:rFonts w:ascii="Calibri" w:eastAsia="微软雅黑" w:hAnsi="Calibri"/>
           <w:b/>
-          <w:color w:val="2E74B5"/>
           <w:sz w:val="26"/>
         </w:rPr>
         <w:t>localStorage</w:t>
@@ -3219,7 +6944,6 @@
         <w:rPr>
           <w:rFonts w:ascii="Calibri" w:eastAsia="微软雅黑" w:hAnsi="Calibri"/>
           <w:b/>
-          <w:color w:val="2E74B5"/>
           <w:sz w:val="26"/>
         </w:rPr>
         <w:t xml:space="preserve"> </w:t>
@@ -3228,11 +6952,11 @@
         <w:rPr>
           <w:rFonts w:ascii="Calibri" w:eastAsia="微软雅黑" w:hAnsi="Calibri"/>
           <w:b/>
-          <w:color w:val="2E74B5"/>
           <w:sz w:val="26"/>
         </w:rPr>
         <w:t>结构）</w:t>
       </w:r>
+      <w:bookmarkEnd w:id="12"/>
     </w:p>
     <w:p>
       <w:pPr>
@@ -3273,10 +6997,7 @@
         <w:t>-data</w:t>
       </w:r>
       <w:r>
-        <w:t>，值为任务对象</w:t>
-      </w:r>
-      <w:r>
-        <w:t>数组。</w:t>
+        <w:t>，值为任务对象数组。</w:t>
       </w:r>
     </w:p>
     <w:tbl>
@@ -3467,6 +7188,7 @@
           <w:p>
             <w:pPr>
               <w:spacing w:line="264" w:lineRule="auto"/>
+              <w:jc w:val="center"/>
             </w:pPr>
             <w:r>
               <w:rPr>
@@ -3755,6 +7477,7 @@
           <w:p>
             <w:pPr>
               <w:spacing w:line="264" w:lineRule="auto"/>
+              <w:jc w:val="center"/>
             </w:pPr>
             <w:proofErr w:type="spellStart"/>
             <w:r>
@@ -3853,12 +7576,6 @@
           <w:sz w:val="18"/>
         </w:rPr>
         <w:br/>
-      </w:r>
-      <w:r>
-        <w:rPr>
-          <w:rFonts w:ascii="Courier New" w:eastAsia="Consolas" w:hAnsi="Courier New"/>
-          <w:sz w:val="18"/>
-        </w:rPr>
         <w:t xml:space="preserve">    "text": "</w:t>
       </w:r>
       <w:r>
@@ -3968,6 +7685,26 @@
         </w:rPr>
         <w:br/>
         <w:t>]</w:t>
+      </w:r>
+    </w:p>
+    <w:p>
+      <w:pPr>
+        <w:widowControl/>
+        <w:jc w:val="left"/>
+        <w:rPr>
+          <w:rFonts w:cs="Arial"/>
+          <w:b/>
+          <w:spacing w:val="0"/>
+          <w:kern w:val="44"/>
+          <w:sz w:val="32"/>
+          <w:szCs w:val="32"/>
+        </w:rPr>
+      </w:pPr>
+      <w:r>
+        <w:rPr>
+          <w:b/>
+        </w:rPr>
+        <w:br w:type="page"/>
       </w:r>
     </w:p>
     <w:p>
@@ -3975,25 +7712,27 @@
         <w:pStyle w:val="1"/>
         <w:spacing w:before="320" w:after="166" w:line="264" w:lineRule="auto"/>
       </w:pPr>
+      <w:bookmarkStart w:id="13" w:name="_Toc231996333"/>
       <w:r>
         <w:rPr>
           <w:rFonts w:ascii="Calibri" w:eastAsia="微软雅黑" w:hAnsi="Calibri"/>
           <w:b/>
-          <w:color w:val="2E74B5"/>
-        </w:rPr>
+        </w:rPr>
+        <w:lastRenderedPageBreak/>
         <w:t>四、前端实现</w:t>
       </w:r>
+      <w:bookmarkEnd w:id="13"/>
     </w:p>
     <w:p>
       <w:pPr>
         <w:pStyle w:val="2"/>
         <w:spacing w:before="166" w:after="166" w:line="264" w:lineRule="auto"/>
       </w:pPr>
+      <w:bookmarkStart w:id="14" w:name="_Toc231996334"/>
       <w:r>
         <w:rPr>
           <w:rFonts w:ascii="Calibri" w:eastAsia="微软雅黑" w:hAnsi="Calibri"/>
           <w:b/>
-          <w:color w:val="2E74B5"/>
           <w:sz w:val="26"/>
         </w:rPr>
         <w:t xml:space="preserve">4.1 </w:t>
@@ -4002,536 +7741,61 @@
         <w:rPr>
           <w:rFonts w:ascii="Calibri" w:eastAsia="微软雅黑" w:hAnsi="Calibri"/>
           <w:b/>
-          <w:color w:val="2E74B5"/>
           <w:sz w:val="26"/>
         </w:rPr>
         <w:t>目录结构</w:t>
       </w:r>
+      <w:bookmarkEnd w:id="14"/>
     </w:p>
-    <w:tbl>
-      <w:tblPr>
-        <w:tblW w:w="0" w:type="auto"/>
-        <w:jc w:val="center"/>
-        <w:tblLook w:val="04A0" w:firstRow="1" w:lastRow="0" w:firstColumn="1" w:lastColumn="0" w:noHBand="0" w:noVBand="1"/>
-      </w:tblPr>
-      <w:tblGrid>
-        <w:gridCol w:w="3168"/>
-        <w:gridCol w:w="6192"/>
-      </w:tblGrid>
-      <w:tr>
-        <w:trPr>
-          <w:jc w:val="center"/>
-        </w:trPr>
-        <w:tc>
-          <w:tcPr>
-            <w:tcW w:w="3168" w:type="dxa"/>
-            <w:shd w:val="clear" w:color="auto" w:fill="F2F4F7"/>
-            <w:tcMar>
-              <w:top w:w="80" w:type="dxa"/>
-              <w:left w:w="120" w:type="dxa"/>
-              <w:bottom w:w="80" w:type="dxa"/>
-              <w:right w:w="120" w:type="dxa"/>
-            </w:tcMar>
-            <w:vAlign w:val="center"/>
-          </w:tcPr>
-          <w:p>
-            <w:pPr>
-              <w:spacing w:line="264" w:lineRule="auto"/>
-              <w:jc w:val="center"/>
-            </w:pPr>
-            <w:r>
-              <w:rPr>
-                <w:b/>
-                <w:sz w:val="21"/>
-              </w:rPr>
-              <w:t>文件</w:t>
-            </w:r>
-          </w:p>
-        </w:tc>
-        <w:tc>
-          <w:tcPr>
-            <w:tcW w:w="6192" w:type="dxa"/>
-            <w:shd w:val="clear" w:color="auto" w:fill="F2F4F7"/>
-            <w:tcMar>
-              <w:top w:w="80" w:type="dxa"/>
-              <w:left w:w="120" w:type="dxa"/>
-              <w:bottom w:w="80" w:type="dxa"/>
-              <w:right w:w="120" w:type="dxa"/>
-            </w:tcMar>
-            <w:vAlign w:val="center"/>
-          </w:tcPr>
-          <w:p>
-            <w:pPr>
-              <w:spacing w:line="264" w:lineRule="auto"/>
-              <w:jc w:val="center"/>
-            </w:pPr>
-            <w:r>
-              <w:rPr>
-                <w:b/>
-                <w:sz w:val="21"/>
-              </w:rPr>
-              <w:t>说明</w:t>
-            </w:r>
-          </w:p>
-        </w:tc>
-      </w:tr>
-      <w:tr>
-        <w:trPr>
-          <w:jc w:val="center"/>
-        </w:trPr>
-        <w:tc>
-          <w:tcPr>
-            <w:tcW w:w="3168" w:type="dxa"/>
-            <w:tcMar>
-              <w:top w:w="80" w:type="dxa"/>
-              <w:left w:w="120" w:type="dxa"/>
-              <w:bottom w:w="80" w:type="dxa"/>
-              <w:right w:w="120" w:type="dxa"/>
-            </w:tcMar>
-            <w:vAlign w:val="center"/>
-          </w:tcPr>
-          <w:p>
-            <w:pPr>
-              <w:spacing w:line="264" w:lineRule="auto"/>
-            </w:pPr>
-            <w:r>
-              <w:rPr>
-                <w:sz w:val="21"/>
-              </w:rPr>
-              <w:t>index.html</w:t>
-            </w:r>
-          </w:p>
-        </w:tc>
-        <w:tc>
-          <w:tcPr>
-            <w:tcW w:w="6192" w:type="dxa"/>
-            <w:tcMar>
-              <w:top w:w="80" w:type="dxa"/>
-              <w:left w:w="120" w:type="dxa"/>
-              <w:bottom w:w="80" w:type="dxa"/>
-              <w:right w:w="120" w:type="dxa"/>
-            </w:tcMar>
-            <w:vAlign w:val="center"/>
-          </w:tcPr>
-          <w:p>
-            <w:pPr>
-              <w:spacing w:line="264" w:lineRule="auto"/>
-            </w:pPr>
-            <w:r>
-              <w:rPr>
-                <w:sz w:val="21"/>
-              </w:rPr>
-              <w:t>项目主文件，包含</w:t>
-            </w:r>
-            <w:r>
-              <w:rPr>
-                <w:sz w:val="21"/>
-              </w:rPr>
-              <w:t xml:space="preserve"> HTML </w:t>
-            </w:r>
-            <w:r>
-              <w:rPr>
-                <w:sz w:val="21"/>
-              </w:rPr>
-              <w:t>结构、</w:t>
-            </w:r>
-            <w:r>
-              <w:rPr>
-                <w:sz w:val="21"/>
-              </w:rPr>
-              <w:t xml:space="preserve">CSS </w:t>
-            </w:r>
-            <w:r>
-              <w:rPr>
-                <w:sz w:val="21"/>
-              </w:rPr>
-              <w:t>样式和</w:t>
-            </w:r>
-            <w:r>
-              <w:rPr>
-                <w:sz w:val="21"/>
-              </w:rPr>
-              <w:t xml:space="preserve"> JavaScript </w:t>
-            </w:r>
-            <w:r>
-              <w:rPr>
-                <w:sz w:val="21"/>
-              </w:rPr>
-              <w:t>逻辑。</w:t>
-            </w:r>
-          </w:p>
-        </w:tc>
-      </w:tr>
-      <w:tr>
-        <w:trPr>
-          <w:jc w:val="center"/>
-        </w:trPr>
-        <w:tc>
-          <w:tcPr>
-            <w:tcW w:w="3168" w:type="dxa"/>
-            <w:tcMar>
-              <w:top w:w="80" w:type="dxa"/>
-              <w:left w:w="120" w:type="dxa"/>
-              <w:bottom w:w="80" w:type="dxa"/>
-              <w:right w:w="120" w:type="dxa"/>
-            </w:tcMar>
-            <w:vAlign w:val="center"/>
-          </w:tcPr>
-          <w:p>
-            <w:pPr>
-              <w:spacing w:line="264" w:lineRule="auto"/>
-            </w:pPr>
-            <w:r>
-              <w:rPr>
-                <w:sz w:val="21"/>
-              </w:rPr>
-              <w:lastRenderedPageBreak/>
-              <w:t>查看全部事项</w:t>
-            </w:r>
-            <w:r>
-              <w:rPr>
-                <w:sz w:val="21"/>
-              </w:rPr>
-              <w:t>.</w:t>
-            </w:r>
-            <w:proofErr w:type="spellStart"/>
-            <w:r>
-              <w:rPr>
-                <w:sz w:val="21"/>
-              </w:rPr>
-              <w:t>png</w:t>
-            </w:r>
-            <w:proofErr w:type="spellEnd"/>
-          </w:p>
-        </w:tc>
-        <w:tc>
-          <w:tcPr>
-            <w:tcW w:w="6192" w:type="dxa"/>
-            <w:tcMar>
-              <w:top w:w="80" w:type="dxa"/>
-              <w:left w:w="120" w:type="dxa"/>
-              <w:bottom w:w="80" w:type="dxa"/>
-              <w:right w:w="120" w:type="dxa"/>
-            </w:tcMar>
-            <w:vAlign w:val="center"/>
-          </w:tcPr>
-          <w:p>
-            <w:pPr>
-              <w:spacing w:line="264" w:lineRule="auto"/>
-            </w:pPr>
-            <w:r>
-              <w:rPr>
-                <w:sz w:val="21"/>
-              </w:rPr>
-              <w:t>桌面</w:t>
-            </w:r>
-            <w:proofErr w:type="gramStart"/>
-            <w:r>
-              <w:rPr>
-                <w:sz w:val="21"/>
-              </w:rPr>
-              <w:t>端全部</w:t>
-            </w:r>
-            <w:proofErr w:type="gramEnd"/>
-            <w:r>
-              <w:rPr>
-                <w:sz w:val="21"/>
-              </w:rPr>
-              <w:t>任务运行结果图。</w:t>
-            </w:r>
-          </w:p>
-        </w:tc>
-      </w:tr>
-      <w:tr>
-        <w:trPr>
-          <w:jc w:val="center"/>
-        </w:trPr>
-        <w:tc>
-          <w:tcPr>
-            <w:tcW w:w="3168" w:type="dxa"/>
-            <w:tcMar>
-              <w:top w:w="80" w:type="dxa"/>
-              <w:left w:w="120" w:type="dxa"/>
-              <w:bottom w:w="80" w:type="dxa"/>
-              <w:right w:w="120" w:type="dxa"/>
-            </w:tcMar>
-            <w:vAlign w:val="center"/>
-          </w:tcPr>
-          <w:p>
-            <w:pPr>
-              <w:spacing w:line="264" w:lineRule="auto"/>
-            </w:pPr>
-            <w:r>
-              <w:rPr>
-                <w:sz w:val="21"/>
-              </w:rPr>
-              <w:t>查看已完成事项</w:t>
-            </w:r>
-            <w:r>
-              <w:rPr>
-                <w:sz w:val="21"/>
-              </w:rPr>
-              <w:t>.</w:t>
-            </w:r>
-            <w:proofErr w:type="spellStart"/>
-            <w:r>
-              <w:rPr>
-                <w:sz w:val="21"/>
-              </w:rPr>
-              <w:t>png</w:t>
-            </w:r>
-            <w:proofErr w:type="spellEnd"/>
-          </w:p>
-        </w:tc>
-        <w:tc>
-          <w:tcPr>
-            <w:tcW w:w="6192" w:type="dxa"/>
-            <w:tcMar>
-              <w:top w:w="80" w:type="dxa"/>
-              <w:left w:w="120" w:type="dxa"/>
-              <w:bottom w:w="80" w:type="dxa"/>
-              <w:right w:w="120" w:type="dxa"/>
-            </w:tcMar>
-            <w:vAlign w:val="center"/>
-          </w:tcPr>
-          <w:p>
-            <w:pPr>
-              <w:spacing w:line="264" w:lineRule="auto"/>
-            </w:pPr>
-            <w:r>
-              <w:rPr>
-                <w:sz w:val="21"/>
-              </w:rPr>
-              <w:t>桌面端已完成筛选运行结果图。</w:t>
-            </w:r>
-          </w:p>
-        </w:tc>
-      </w:tr>
-      <w:tr>
-        <w:trPr>
-          <w:jc w:val="center"/>
-        </w:trPr>
-        <w:tc>
-          <w:tcPr>
-            <w:tcW w:w="3168" w:type="dxa"/>
-            <w:tcMar>
-              <w:top w:w="80" w:type="dxa"/>
-              <w:left w:w="120" w:type="dxa"/>
-              <w:bottom w:w="80" w:type="dxa"/>
-              <w:right w:w="120" w:type="dxa"/>
-            </w:tcMar>
-            <w:vAlign w:val="center"/>
-          </w:tcPr>
-          <w:p>
-            <w:pPr>
-              <w:spacing w:line="264" w:lineRule="auto"/>
-            </w:pPr>
-            <w:r>
-              <w:rPr>
-                <w:sz w:val="21"/>
-              </w:rPr>
-              <w:t>模拟手机首页</w:t>
-            </w:r>
-            <w:r>
-              <w:rPr>
-                <w:sz w:val="21"/>
-              </w:rPr>
-              <w:t>.</w:t>
-            </w:r>
-            <w:proofErr w:type="spellStart"/>
-            <w:r>
-              <w:rPr>
-                <w:sz w:val="21"/>
-              </w:rPr>
-              <w:t>png</w:t>
-            </w:r>
-            <w:proofErr w:type="spellEnd"/>
-          </w:p>
-        </w:tc>
-        <w:tc>
-          <w:tcPr>
-            <w:tcW w:w="6192" w:type="dxa"/>
-            <w:tcMar>
-              <w:top w:w="80" w:type="dxa"/>
-              <w:left w:w="120" w:type="dxa"/>
-              <w:bottom w:w="80" w:type="dxa"/>
-              <w:right w:w="120" w:type="dxa"/>
-            </w:tcMar>
-            <w:vAlign w:val="center"/>
-          </w:tcPr>
-          <w:p>
-            <w:pPr>
-              <w:spacing w:line="264" w:lineRule="auto"/>
-            </w:pPr>
-            <w:r>
-              <w:rPr>
-                <w:sz w:val="21"/>
-              </w:rPr>
-              <w:t>移动端首页运行结果图。</w:t>
-            </w:r>
-          </w:p>
-        </w:tc>
-      </w:tr>
-      <w:tr>
-        <w:trPr>
-          <w:jc w:val="center"/>
-        </w:trPr>
-        <w:tc>
-          <w:tcPr>
-            <w:tcW w:w="3168" w:type="dxa"/>
-            <w:tcMar>
-              <w:top w:w="80" w:type="dxa"/>
-              <w:left w:w="120" w:type="dxa"/>
-              <w:bottom w:w="80" w:type="dxa"/>
-              <w:right w:w="120" w:type="dxa"/>
-            </w:tcMar>
-            <w:vAlign w:val="center"/>
-          </w:tcPr>
-          <w:p>
-            <w:pPr>
-              <w:spacing w:line="264" w:lineRule="auto"/>
-            </w:pPr>
-            <w:r>
-              <w:rPr>
-                <w:sz w:val="21"/>
-              </w:rPr>
-              <w:t>模拟手机菜单栏</w:t>
-            </w:r>
-            <w:r>
-              <w:rPr>
-                <w:sz w:val="21"/>
-              </w:rPr>
-              <w:t>.</w:t>
-            </w:r>
-            <w:proofErr w:type="spellStart"/>
-            <w:r>
-              <w:rPr>
-                <w:sz w:val="21"/>
-              </w:rPr>
-              <w:t>png</w:t>
-            </w:r>
-            <w:proofErr w:type="spellEnd"/>
-          </w:p>
-        </w:tc>
-        <w:tc>
-          <w:tcPr>
-            <w:tcW w:w="6192" w:type="dxa"/>
-            <w:tcMar>
-              <w:top w:w="80" w:type="dxa"/>
-              <w:left w:w="120" w:type="dxa"/>
-              <w:bottom w:w="80" w:type="dxa"/>
-              <w:right w:w="120" w:type="dxa"/>
-            </w:tcMar>
-            <w:vAlign w:val="center"/>
-          </w:tcPr>
-          <w:p>
-            <w:pPr>
-              <w:spacing w:line="264" w:lineRule="auto"/>
-            </w:pPr>
-            <w:r>
-              <w:rPr>
-                <w:sz w:val="21"/>
-              </w:rPr>
-              <w:t>移动</w:t>
-            </w:r>
-            <w:proofErr w:type="gramStart"/>
-            <w:r>
-              <w:rPr>
-                <w:sz w:val="21"/>
-              </w:rPr>
-              <w:t>端侧边栏运行</w:t>
-            </w:r>
-            <w:proofErr w:type="gramEnd"/>
-            <w:r>
-              <w:rPr>
-                <w:sz w:val="21"/>
-              </w:rPr>
-              <w:t>结果图。</w:t>
-            </w:r>
-          </w:p>
-        </w:tc>
-      </w:tr>
-      <w:tr>
-        <w:trPr>
-          <w:jc w:val="center"/>
-        </w:trPr>
-        <w:tc>
-          <w:tcPr>
-            <w:tcW w:w="3168" w:type="dxa"/>
-            <w:tcMar>
-              <w:top w:w="80" w:type="dxa"/>
-              <w:left w:w="120" w:type="dxa"/>
-              <w:bottom w:w="80" w:type="dxa"/>
-              <w:right w:w="120" w:type="dxa"/>
-            </w:tcMar>
-            <w:vAlign w:val="center"/>
-          </w:tcPr>
-          <w:p>
-            <w:pPr>
-              <w:spacing w:line="264" w:lineRule="auto"/>
-            </w:pPr>
-            <w:r>
-              <w:rPr>
-                <w:sz w:val="21"/>
-              </w:rPr>
-              <w:t>在线待办事项清单</w:t>
-            </w:r>
-            <w:r>
-              <w:rPr>
-                <w:sz w:val="21"/>
-              </w:rPr>
-              <w:t>-</w:t>
-            </w:r>
-            <w:r>
-              <w:rPr>
-                <w:sz w:val="21"/>
-              </w:rPr>
-              <w:t>设计报告</w:t>
-            </w:r>
-            <w:r>
-              <w:rPr>
-                <w:sz w:val="21"/>
-              </w:rPr>
-              <w:t>.docx</w:t>
-            </w:r>
-          </w:p>
-        </w:tc>
-        <w:tc>
-          <w:tcPr>
-            <w:tcW w:w="6192" w:type="dxa"/>
-            <w:tcMar>
-              <w:top w:w="80" w:type="dxa"/>
-              <w:left w:w="120" w:type="dxa"/>
-              <w:bottom w:w="80" w:type="dxa"/>
-              <w:right w:w="120" w:type="dxa"/>
-            </w:tcMar>
-            <w:vAlign w:val="center"/>
-          </w:tcPr>
-          <w:p>
-            <w:pPr>
-              <w:spacing w:line="264" w:lineRule="auto"/>
-            </w:pPr>
-            <w:r>
-              <w:rPr>
-                <w:sz w:val="21"/>
-              </w:rPr>
-              <w:t>本次生成的课程设计报告。</w:t>
-            </w:r>
-          </w:p>
-        </w:tc>
-      </w:tr>
-    </w:tbl>
-    <w:p/>
+    <w:p>
+      <w:r>
+        <w:drawing>
+          <wp:inline distT="0" distB="0" distL="0" distR="0" wp14:anchorId="099B4491" wp14:editId="086082E2">
+            <wp:extent cx="6188710" cy="1647825"/>
+            <wp:effectExtent l="0" t="0" r="2540" b="9525"/>
+            <wp:docPr id="6" name="图片 6"/>
+            <wp:cNvGraphicFramePr>
+              <a:graphicFrameLocks xmlns:a="http://schemas.openxmlformats.org/drawingml/2006/main" noChangeAspect="1"/>
+            </wp:cNvGraphicFramePr>
+            <a:graphic xmlns:a="http://schemas.openxmlformats.org/drawingml/2006/main">
+              <a:graphicData uri="http://schemas.openxmlformats.org/drawingml/2006/picture">
+                <pic:pic xmlns:pic="http://schemas.openxmlformats.org/drawingml/2006/picture">
+                  <pic:nvPicPr>
+                    <pic:cNvPr id="1" name=""/>
+                    <pic:cNvPicPr/>
+                  </pic:nvPicPr>
+                  <pic:blipFill>
+                    <a:blip r:embed="rId9"/>
+                    <a:stretch>
+                      <a:fillRect/>
+                    </a:stretch>
+                  </pic:blipFill>
+                  <pic:spPr>
+                    <a:xfrm>
+                      <a:off x="0" y="0"/>
+                      <a:ext cx="6188710" cy="1647825"/>
+                    </a:xfrm>
+                    <a:prstGeom prst="rect">
+                      <a:avLst/>
+                    </a:prstGeom>
+                  </pic:spPr>
+                </pic:pic>
+              </a:graphicData>
+            </a:graphic>
+          </wp:inline>
+        </w:drawing>
+      </w:r>
+    </w:p>
     <w:p>
       <w:pPr>
         <w:pStyle w:val="2"/>
         <w:spacing w:before="166" w:after="166" w:line="264" w:lineRule="auto"/>
       </w:pPr>
+      <w:bookmarkStart w:id="15" w:name="_Toc231996335"/>
       <w:r>
         <w:rPr>
           <w:rFonts w:ascii="Calibri" w:eastAsia="微软雅黑" w:hAnsi="Calibri"/>
           <w:b/>
-          <w:color w:val="2E74B5"/>
           <w:sz w:val="26"/>
         </w:rPr>
         <w:t xml:space="preserve">4.2 </w:t>
@@ -4540,22 +7804,22 @@
         <w:rPr>
           <w:rFonts w:ascii="Calibri" w:eastAsia="微软雅黑" w:hAnsi="Calibri"/>
           <w:b/>
-          <w:color w:val="2E74B5"/>
           <w:sz w:val="26"/>
         </w:rPr>
         <w:t>核心代码片段</w:t>
       </w:r>
+      <w:bookmarkEnd w:id="15"/>
     </w:p>
     <w:p>
       <w:pPr>
         <w:pStyle w:val="3"/>
         <w:spacing w:before="166" w:after="166" w:line="264" w:lineRule="auto"/>
       </w:pPr>
+      <w:bookmarkStart w:id="16" w:name="_Toc231996336"/>
       <w:r>
         <w:rPr>
           <w:rFonts w:ascii="Calibri" w:eastAsia="微软雅黑" w:hAnsi="Calibri"/>
           <w:b/>
-          <w:color w:val="1F4D78"/>
         </w:rPr>
         <w:t xml:space="preserve">4.2.1 </w:t>
       </w:r>
@@ -4563,10 +7827,10 @@
         <w:rPr>
           <w:rFonts w:ascii="Calibri" w:eastAsia="微软雅黑" w:hAnsi="Calibri"/>
           <w:b/>
-          <w:color w:val="1F4D78"/>
         </w:rPr>
         <w:t>数据读取与保存</w:t>
       </w:r>
+      <w:bookmarkEnd w:id="16"/>
     </w:p>
     <w:p>
       <w:pPr>
@@ -4640,12 +7904,6 @@
           <w:sz w:val="18"/>
         </w:rPr>
         <w:br/>
-      </w:r>
-      <w:r>
-        <w:rPr>
-          <w:rFonts w:ascii="Courier New" w:eastAsia="Consolas" w:hAnsi="Courier New"/>
-          <w:sz w:val="18"/>
-        </w:rPr>
         <w:t xml:space="preserve">    </w:t>
       </w:r>
       <w:proofErr w:type="spellStart"/>
@@ -4855,10 +8113,7 @@
         <w:t>。</w:t>
       </w:r>
       <w:r>
-        <w:t>try-catch</w:t>
-      </w:r>
-      <w:r>
-        <w:t xml:space="preserve"> </w:t>
+        <w:t xml:space="preserve">try-catch </w:t>
       </w:r>
       <w:r>
         <w:t>能处理异常数据，提升页面稳定性。</w:t>
@@ -4869,11 +8124,11 @@
         <w:pStyle w:val="3"/>
         <w:spacing w:before="166" w:after="166" w:line="264" w:lineRule="auto"/>
       </w:pPr>
+      <w:bookmarkStart w:id="17" w:name="_Toc231996337"/>
       <w:r>
         <w:rPr>
           <w:rFonts w:ascii="Calibri" w:eastAsia="微软雅黑" w:hAnsi="Calibri"/>
           <w:b/>
-          <w:color w:val="1F4D78"/>
         </w:rPr>
         <w:t xml:space="preserve">4.2.2 </w:t>
       </w:r>
@@ -4881,10 +8136,10 @@
         <w:rPr>
           <w:rFonts w:ascii="Calibri" w:eastAsia="微软雅黑" w:hAnsi="Calibri"/>
           <w:b/>
-          <w:color w:val="1F4D78"/>
         </w:rPr>
         <w:t>添加任务</w:t>
       </w:r>
+      <w:bookmarkEnd w:id="17"/>
     </w:p>
     <w:p>
       <w:pPr>
@@ -4952,6 +8207,21 @@
           <w:sz w:val="18"/>
         </w:rPr>
         <w:br/>
+        <w:t xml:space="preserve">  if (!text) return;</w:t>
+      </w:r>
+      <w:r>
+        <w:rPr>
+          <w:rFonts w:ascii="Courier New" w:eastAsia="Consolas" w:hAnsi="Courier New"/>
+          <w:sz w:val="18"/>
+        </w:rPr>
+        <w:br/>
+      </w:r>
+      <w:r>
+        <w:rPr>
+          <w:rFonts w:ascii="Courier New" w:eastAsia="Consolas" w:hAnsi="Courier New"/>
+          <w:sz w:val="18"/>
+        </w:rPr>
+        <w:br/>
       </w:r>
       <w:r>
         <w:rPr>
@@ -4959,21 +8229,6 @@
           <w:sz w:val="18"/>
         </w:rPr>
         <w:lastRenderedPageBreak/>
-        <w:t xml:space="preserve">  if (!text) return;</w:t>
-      </w:r>
-      <w:r>
-        <w:rPr>
-          <w:rFonts w:ascii="Courier New" w:eastAsia="Consolas" w:hAnsi="Courier New"/>
-          <w:sz w:val="18"/>
-        </w:rPr>
-        <w:br/>
-      </w:r>
-      <w:r>
-        <w:rPr>
-          <w:rFonts w:ascii="Courier New" w:eastAsia="Consolas" w:hAnsi="Courier New"/>
-          <w:sz w:val="18"/>
-        </w:rPr>
-        <w:br/>
         <w:t xml:space="preserve">  </w:t>
       </w:r>
       <w:proofErr w:type="spellStart"/>
@@ -5102,14 +8357,7 @@
           <w:rFonts w:ascii="Courier New" w:eastAsia="Consolas" w:hAnsi="Courier New"/>
           <w:sz w:val="18"/>
         </w:rPr>
-        <w:t>cre</w:t>
-      </w:r>
-      <w:r>
-        <w:rPr>
-          <w:rFonts w:ascii="Courier New" w:eastAsia="Consolas" w:hAnsi="Courier New"/>
-          <w:sz w:val="18"/>
-        </w:rPr>
-        <w:t>atedAt</w:t>
+        <w:t>createdAt</w:t>
       </w:r>
       <w:proofErr w:type="spellEnd"/>
       <w:r>
@@ -5189,11 +8437,11 @@
         <w:pStyle w:val="3"/>
         <w:spacing w:before="166" w:after="166" w:line="264" w:lineRule="auto"/>
       </w:pPr>
+      <w:bookmarkStart w:id="18" w:name="_Toc231996338"/>
       <w:r>
         <w:rPr>
           <w:rFonts w:ascii="Calibri" w:eastAsia="微软雅黑" w:hAnsi="Calibri"/>
           <w:b/>
-          <w:color w:val="1F4D78"/>
         </w:rPr>
         <w:t xml:space="preserve">4.2.3 </w:t>
       </w:r>
@@ -5201,10 +8449,10 @@
         <w:rPr>
           <w:rFonts w:ascii="Calibri" w:eastAsia="微软雅黑" w:hAnsi="Calibri"/>
           <w:b/>
-          <w:color w:val="1F4D78"/>
         </w:rPr>
         <w:t>筛选与统计</w:t>
       </w:r>
+      <w:bookmarkEnd w:id="18"/>
     </w:p>
     <w:p>
       <w:pPr>
@@ -5326,14 +8574,7 @@
           <w:rFonts w:ascii="Courier New" w:eastAsia="Consolas" w:hAnsi="Courier New"/>
           <w:sz w:val="18"/>
         </w:rPr>
-        <w:t>result</w:t>
-      </w:r>
-      <w:r>
-        <w:rPr>
-          <w:rFonts w:ascii="Courier New" w:eastAsia="Consolas" w:hAnsi="Courier New"/>
-          <w:sz w:val="18"/>
-        </w:rPr>
-        <w:t>.filter</w:t>
+        <w:t>result.filter</w:t>
       </w:r>
       <w:proofErr w:type="spellEnd"/>
       <w:r>
@@ -5492,14 +8733,7 @@
           <w:rFonts w:ascii="Courier New" w:eastAsia="Consolas" w:hAnsi="Courier New"/>
           <w:sz w:val="18"/>
         </w:rPr>
-        <w:t>result.fi</w:t>
-      </w:r>
-      <w:r>
-        <w:rPr>
-          <w:rFonts w:ascii="Courier New" w:eastAsia="Consolas" w:hAnsi="Courier New"/>
-          <w:sz w:val="18"/>
-        </w:rPr>
-        <w:t>lter</w:t>
+        <w:t>result.filter</w:t>
       </w:r>
       <w:proofErr w:type="spellEnd"/>
       <w:r>
@@ -5651,29 +8885,42 @@
       <w:r>
         <w:t>计算总数、待完成数、完成数、优先级数量和逾期数量。</w:t>
       </w:r>
+    </w:p>
+    <w:p>
+      <w:pPr>
+        <w:widowControl/>
+        <w:jc w:val="left"/>
+      </w:pPr>
+      <w:r>
+        <w:br w:type="page"/>
+      </w:r>
+    </w:p>
+    <w:p>
+      <w:pPr>
+        <w:spacing w:after="120" w:line="264" w:lineRule="auto"/>
+      </w:pPr>
     </w:p>
     <w:p>
       <w:pPr>
         <w:pStyle w:val="3"/>
         <w:spacing w:before="166" w:after="166" w:line="264" w:lineRule="auto"/>
       </w:pPr>
+      <w:bookmarkStart w:id="19" w:name="_Toc231996339"/>
       <w:r>
         <w:rPr>
           <w:rFonts w:ascii="Calibri" w:eastAsia="微软雅黑" w:hAnsi="Calibri"/>
           <w:b/>
-          <w:color w:val="1F4D78"/>
-        </w:rPr>
-        <w:lastRenderedPageBreak/>
+        </w:rPr>
         <w:t xml:space="preserve">4.2.4 </w:t>
       </w:r>
       <w:r>
         <w:rPr>
           <w:rFonts w:ascii="Calibri" w:eastAsia="微软雅黑" w:hAnsi="Calibri"/>
           <w:b/>
-          <w:color w:val="1F4D78"/>
         </w:rPr>
         <w:t>响应式布局</w:t>
       </w:r>
+      <w:bookmarkEnd w:id="19"/>
     </w:p>
     <w:p>
       <w:pPr>
@@ -5804,14 +9051,7 @@
           <w:sz w:val="18"/>
         </w:rPr>
         <w:br/>
-        <w:t xml:space="preserve">  .t</w:t>
-      </w:r>
-      <w:r>
-        <w:rPr>
-          <w:rFonts w:ascii="Courier New" w:eastAsia="Consolas" w:hAnsi="Courier New"/>
-          <w:sz w:val="18"/>
-        </w:rPr>
-        <w:t>ask-input-section .input-row { flex-direction: column; }</w:t>
+        <w:t xml:space="preserve">  .task-input-section .input-row { flex-direction: column; }</w:t>
       </w:r>
       <w:r>
         <w:rPr>
@@ -5849,6 +9089,9 @@
     <w:p>
       <w:pPr>
         <w:spacing w:after="120" w:line="264" w:lineRule="auto"/>
+        <w:rPr>
+          <w:rFonts w:hint="eastAsia"/>
+        </w:rPr>
       </w:pPr>
       <w:r>
         <w:t>分析：当屏幕宽度小于</w:t>
@@ -5874,11 +9117,6 @@
       <w:proofErr w:type="gramEnd"/>
       <w:r>
         <w:t>区域足够宽。</w:t>
-      </w:r>
-    </w:p>
-    <w:p>
-      <w:r>
-        <w:br w:type="page"/>
       </w:r>
     </w:p>
     <w:p>
@@ -5886,26 +9124,26 @@
         <w:pStyle w:val="1"/>
         <w:spacing w:before="320" w:after="166" w:line="264" w:lineRule="auto"/>
       </w:pPr>
+      <w:bookmarkStart w:id="20" w:name="_Toc231996340"/>
       <w:r>
         <w:rPr>
           <w:rFonts w:ascii="Calibri" w:eastAsia="微软雅黑" w:hAnsi="Calibri"/>
           <w:b/>
-          <w:color w:val="2E74B5"/>
-        </w:rPr>
-        <w:lastRenderedPageBreak/>
+        </w:rPr>
         <w:t>五、核心功能展示</w:t>
       </w:r>
+      <w:bookmarkEnd w:id="20"/>
     </w:p>
     <w:p>
       <w:pPr>
         <w:pStyle w:val="2"/>
         <w:spacing w:before="166" w:after="166" w:line="264" w:lineRule="auto"/>
       </w:pPr>
+      <w:bookmarkStart w:id="21" w:name="_Toc231996341"/>
       <w:r>
         <w:rPr>
           <w:rFonts w:ascii="Calibri" w:eastAsia="微软雅黑" w:hAnsi="Calibri"/>
           <w:b/>
-          <w:color w:val="2E74B5"/>
           <w:sz w:val="26"/>
         </w:rPr>
         <w:t xml:space="preserve">5.1 </w:t>
@@ -5914,7 +9152,6 @@
         <w:rPr>
           <w:rFonts w:ascii="Calibri" w:eastAsia="微软雅黑" w:hAnsi="Calibri"/>
           <w:b/>
-          <w:color w:val="2E74B5"/>
           <w:sz w:val="26"/>
         </w:rPr>
         <w:t>桌面</w:t>
@@ -5924,7 +9161,6 @@
         <w:rPr>
           <w:rFonts w:ascii="Calibri" w:eastAsia="微软雅黑" w:hAnsi="Calibri"/>
           <w:b/>
-          <w:color w:val="2E74B5"/>
           <w:sz w:val="26"/>
         </w:rPr>
         <w:t>端全部</w:t>
@@ -5934,11 +9170,11 @@
         <w:rPr>
           <w:rFonts w:ascii="Calibri" w:eastAsia="微软雅黑" w:hAnsi="Calibri"/>
           <w:b/>
-          <w:color w:val="2E74B5"/>
           <w:sz w:val="26"/>
         </w:rPr>
         <w:t>任务界面</w:t>
       </w:r>
+      <w:bookmarkEnd w:id="21"/>
     </w:p>
     <w:p>
       <w:pPr>
@@ -5964,7 +9200,7 @@
                     <pic:cNvPicPr/>
                   </pic:nvPicPr>
                   <pic:blipFill>
-                    <a:blip r:embed="rId8"/>
+                    <a:blip r:embed="rId10"/>
                     <a:stretch>
                       <a:fillRect/>
                     </a:stretch>
@@ -5994,7 +9230,6 @@
       <w:r>
         <w:rPr>
           <w:b/>
-          <w:color w:val="1F4D78"/>
           <w:sz w:val="20"/>
         </w:rPr>
         <w:t>图</w:t>
@@ -6002,7 +9237,6 @@
       <w:r>
         <w:rPr>
           <w:b/>
-          <w:color w:val="1F4D78"/>
           <w:sz w:val="20"/>
         </w:rPr>
         <w:t xml:space="preserve">5-1 </w:t>
@@ -6010,7 +9244,6 @@
       <w:r>
         <w:rPr>
           <w:b/>
-          <w:color w:val="1F4D78"/>
           <w:sz w:val="20"/>
         </w:rPr>
         <w:t>桌面</w:t>
@@ -6019,7 +9252,6 @@
       <w:r>
         <w:rPr>
           <w:b/>
-          <w:color w:val="1F4D78"/>
           <w:sz w:val="20"/>
         </w:rPr>
         <w:t>端全部</w:t>
@@ -6028,7 +9260,6 @@
       <w:r>
         <w:rPr>
           <w:b/>
-          <w:color w:val="1F4D78"/>
           <w:sz w:val="20"/>
         </w:rPr>
         <w:t>任务运行结果</w:t>
@@ -6092,7 +9323,14 @@
         <w:rPr>
           <w:sz w:val="21"/>
         </w:rPr>
-        <w:t>。任务列表中可以看到不同优先级标签和日期信息，说明任务数据已经被结构化保存并动态渲染。</w:t>
+        <w:t>。任务列表中可以看到不同优先级标</w:t>
+      </w:r>
+      <w:r>
+        <w:rPr>
+          <w:sz w:val="21"/>
+        </w:rPr>
+        <w:lastRenderedPageBreak/>
+        <w:t>签和日期信息，说明任务数据已经被结构化保存并动态渲染。</w:t>
       </w:r>
     </w:p>
     <w:p>
@@ -6100,11 +9338,11 @@
         <w:pStyle w:val="2"/>
         <w:spacing w:before="166" w:after="166" w:line="264" w:lineRule="auto"/>
       </w:pPr>
+      <w:bookmarkStart w:id="22" w:name="_Toc231996342"/>
       <w:r>
         <w:rPr>
           <w:rFonts w:ascii="Calibri" w:eastAsia="微软雅黑" w:hAnsi="Calibri"/>
           <w:b/>
-          <w:color w:val="2E74B5"/>
           <w:sz w:val="26"/>
         </w:rPr>
         <w:t xml:space="preserve">5.2 </w:t>
@@ -6113,11 +9351,11 @@
         <w:rPr>
           <w:rFonts w:ascii="Calibri" w:eastAsia="微软雅黑" w:hAnsi="Calibri"/>
           <w:b/>
-          <w:color w:val="2E74B5"/>
           <w:sz w:val="26"/>
         </w:rPr>
         <w:t>已完成任务筛选界面</w:t>
       </w:r>
+      <w:bookmarkEnd w:id="22"/>
     </w:p>
     <w:p>
       <w:pPr>
@@ -6127,7 +9365,6 @@
         <w:rPr>
           <w:noProof/>
         </w:rPr>
-        <w:lastRenderedPageBreak/>
         <w:drawing>
           <wp:inline distT="0" distB="0" distL="0" distR="0" wp14:anchorId="5A3A75B3" wp14:editId="0FC24971">
             <wp:extent cx="5212080" cy="2930607"/>
@@ -6144,7 +9381,7 @@
                     <pic:cNvPicPr/>
                   </pic:nvPicPr>
                   <pic:blipFill>
-                    <a:blip r:embed="rId9"/>
+                    <a:blip r:embed="rId11"/>
                     <a:stretch>
                       <a:fillRect/>
                     </a:stretch>
@@ -6174,7 +9411,6 @@
       <w:r>
         <w:rPr>
           <w:b/>
-          <w:color w:val="1F4D78"/>
           <w:sz w:val="20"/>
         </w:rPr>
         <w:t>图</w:t>
@@ -6182,7 +9418,6 @@
       <w:r>
         <w:rPr>
           <w:b/>
-          <w:color w:val="1F4D78"/>
           <w:sz w:val="20"/>
         </w:rPr>
         <w:t xml:space="preserve">5-2 </w:t>
@@ -6190,147 +9425,163 @@
       <w:r>
         <w:rPr>
           <w:b/>
-          <w:color w:val="1F4D78"/>
           <w:sz w:val="20"/>
         </w:rPr>
         <w:t>已完成任务筛选运行结果</w:t>
+      </w:r>
+    </w:p>
+    <w:p>
+      <w:pPr>
+        <w:spacing w:after="200" w:line="264" w:lineRule="auto"/>
+        <w:rPr>
+          <w:sz w:val="21"/>
+        </w:rPr>
+      </w:pPr>
+      <w:r>
+        <w:rPr>
+          <w:sz w:val="21"/>
+        </w:rPr>
+        <w:t>图中</w:t>
+      </w:r>
+      <w:proofErr w:type="gramStart"/>
+      <w:r>
+        <w:rPr>
+          <w:sz w:val="21"/>
+        </w:rPr>
+        <w:t>侧边栏</w:t>
+      </w:r>
+      <w:r>
+        <w:rPr>
+          <w:sz w:val="21"/>
+        </w:rPr>
+        <w:t>“</w:t>
+      </w:r>
+      <w:r>
+        <w:rPr>
+          <w:sz w:val="21"/>
+        </w:rPr>
+        <w:t>已完成</w:t>
+      </w:r>
+      <w:r>
+        <w:rPr>
+          <w:sz w:val="21"/>
+        </w:rPr>
+        <w:t>”</w:t>
+      </w:r>
+      <w:proofErr w:type="gramEnd"/>
+      <w:r>
+        <w:rPr>
+          <w:sz w:val="21"/>
+        </w:rPr>
+        <w:t>被选中，列表区域只显示</w:t>
+      </w:r>
+      <w:proofErr w:type="gramStart"/>
+      <w:r>
+        <w:rPr>
+          <w:sz w:val="21"/>
+        </w:rPr>
+        <w:t>已经勾选完成</w:t>
+      </w:r>
+      <w:proofErr w:type="gramEnd"/>
+      <w:r>
+        <w:rPr>
+          <w:sz w:val="21"/>
+        </w:rPr>
+        <w:t>的任务，统计卡片同步变为全部</w:t>
+      </w:r>
+      <w:r>
+        <w:rPr>
+          <w:sz w:val="21"/>
+        </w:rPr>
+        <w:t xml:space="preserve"> 3 </w:t>
+      </w:r>
+      <w:r>
+        <w:rPr>
+          <w:sz w:val="21"/>
+        </w:rPr>
+        <w:t>项、待完成</w:t>
+      </w:r>
+      <w:r>
+        <w:rPr>
+          <w:sz w:val="21"/>
+        </w:rPr>
+        <w:t xml:space="preserve"> 2 </w:t>
+      </w:r>
+      <w:r>
+        <w:rPr>
+          <w:sz w:val="21"/>
+        </w:rPr>
+        <w:t>项、已完成</w:t>
+      </w:r>
+      <w:r>
+        <w:rPr>
+          <w:sz w:val="21"/>
+        </w:rPr>
+        <w:t xml:space="preserve"> 1 </w:t>
+      </w:r>
+      <w:r>
+        <w:rPr>
+          <w:sz w:val="21"/>
+        </w:rPr>
+        <w:t>项，左下</w:t>
+      </w:r>
+      <w:proofErr w:type="gramStart"/>
+      <w:r>
+        <w:rPr>
+          <w:sz w:val="21"/>
+        </w:rPr>
+        <w:t>角完成</w:t>
+      </w:r>
+      <w:proofErr w:type="gramEnd"/>
+      <w:r>
+        <w:rPr>
+          <w:sz w:val="21"/>
+        </w:rPr>
+        <w:t>进度更新为</w:t>
+      </w:r>
+      <w:r>
+        <w:rPr>
+          <w:sz w:val="21"/>
+        </w:rPr>
+        <w:t xml:space="preserve"> 33%</w:t>
+      </w:r>
+      <w:r>
+        <w:rPr>
+          <w:sz w:val="21"/>
+        </w:rPr>
+        <w:t>。这说明完成状态切换、筛选渲染和进度统计之间能够联动。</w:t>
+      </w:r>
+    </w:p>
+    <w:p>
+      <w:pPr>
+        <w:widowControl/>
+        <w:jc w:val="left"/>
+        <w:rPr>
+          <w:sz w:val="21"/>
+        </w:rPr>
+      </w:pPr>
+      <w:r>
+        <w:rPr>
+          <w:sz w:val="21"/>
+        </w:rPr>
+        <w:br w:type="page"/>
       </w:r>
     </w:p>
     <w:p>
       <w:pPr>
         <w:spacing w:after="200" w:line="264" w:lineRule="auto"/>
       </w:pPr>
-      <w:r>
-        <w:rPr>
-          <w:sz w:val="21"/>
-        </w:rPr>
-        <w:t>图中</w:t>
-      </w:r>
-      <w:proofErr w:type="gramStart"/>
-      <w:r>
-        <w:rPr>
-          <w:sz w:val="21"/>
-        </w:rPr>
-        <w:t>侧边栏</w:t>
-      </w:r>
-      <w:r>
-        <w:rPr>
-          <w:sz w:val="21"/>
-        </w:rPr>
-        <w:t>“</w:t>
-      </w:r>
-      <w:r>
-        <w:rPr>
-          <w:sz w:val="21"/>
-        </w:rPr>
-        <w:t>已完成</w:t>
-      </w:r>
-      <w:r>
-        <w:rPr>
-          <w:sz w:val="21"/>
-        </w:rPr>
-        <w:t>”</w:t>
-      </w:r>
-      <w:proofErr w:type="gramEnd"/>
-      <w:r>
-        <w:rPr>
-          <w:sz w:val="21"/>
-        </w:rPr>
-        <w:t>被选中，列表区域只显示</w:t>
-      </w:r>
-      <w:proofErr w:type="gramStart"/>
-      <w:r>
-        <w:rPr>
-          <w:sz w:val="21"/>
-        </w:rPr>
-        <w:t>已经勾选完成</w:t>
-      </w:r>
-      <w:proofErr w:type="gramEnd"/>
-      <w:r>
-        <w:rPr>
-          <w:sz w:val="21"/>
-        </w:rPr>
-        <w:t>的任务，统计卡片同步变为全部</w:t>
-      </w:r>
-      <w:r>
-        <w:rPr>
-          <w:sz w:val="21"/>
-        </w:rPr>
-        <w:t xml:space="preserve"> 3 </w:t>
-      </w:r>
-      <w:r>
-        <w:rPr>
-          <w:sz w:val="21"/>
-        </w:rPr>
-        <w:t>项、待完成</w:t>
-      </w:r>
-      <w:r>
-        <w:rPr>
-          <w:sz w:val="21"/>
-        </w:rPr>
-        <w:t xml:space="preserve"> 2 </w:t>
-      </w:r>
-      <w:r>
-        <w:rPr>
-          <w:sz w:val="21"/>
-        </w:rPr>
-        <w:t>项、已完成</w:t>
-      </w:r>
-      <w:r>
-        <w:rPr>
-          <w:sz w:val="21"/>
-        </w:rPr>
-        <w:t xml:space="preserve"> 1 </w:t>
-      </w:r>
-      <w:r>
-        <w:rPr>
-          <w:sz w:val="21"/>
-        </w:rPr>
-        <w:t>项，左下</w:t>
-      </w:r>
-      <w:proofErr w:type="gramStart"/>
-      <w:r>
-        <w:rPr>
-          <w:sz w:val="21"/>
-        </w:rPr>
-        <w:t>角完成</w:t>
-      </w:r>
-      <w:proofErr w:type="gramEnd"/>
-      <w:r>
-        <w:rPr>
-          <w:sz w:val="21"/>
-        </w:rPr>
-        <w:t>进度更新为</w:t>
-      </w:r>
-      <w:r>
-        <w:rPr>
-          <w:sz w:val="21"/>
-        </w:rPr>
-        <w:t xml:space="preserve"> 33%</w:t>
-      </w:r>
-      <w:r>
-        <w:rPr>
-          <w:sz w:val="21"/>
-        </w:rPr>
-        <w:t>。这说明完成状态切换、筛选渲染和进度统计之间能</w:t>
-      </w:r>
-      <w:r>
-        <w:rPr>
-          <w:sz w:val="21"/>
-        </w:rPr>
-        <w:t>够联动。</w:t>
-      </w:r>
     </w:p>
     <w:p>
       <w:pPr>
         <w:pStyle w:val="2"/>
         <w:spacing w:before="166" w:after="166" w:line="264" w:lineRule="auto"/>
       </w:pPr>
+      <w:bookmarkStart w:id="23" w:name="_Toc231996343"/>
       <w:r>
         <w:rPr>
           <w:rFonts w:ascii="Calibri" w:eastAsia="微软雅黑" w:hAnsi="Calibri"/>
           <w:b/>
-          <w:color w:val="2E74B5"/>
           <w:sz w:val="26"/>
         </w:rPr>
         <w:t xml:space="preserve">5.3 </w:t>
@@ -6339,11 +9590,11 @@
         <w:rPr>
           <w:rFonts w:ascii="Calibri" w:eastAsia="微软雅黑" w:hAnsi="Calibri"/>
           <w:b/>
-          <w:color w:val="2E74B5"/>
           <w:sz w:val="26"/>
         </w:rPr>
         <w:t>移动端首页界面</w:t>
       </w:r>
+      <w:bookmarkEnd w:id="23"/>
     </w:p>
     <w:p>
       <w:pPr>
@@ -6353,7 +9604,6 @@
         <w:rPr>
           <w:noProof/>
         </w:rPr>
-        <w:lastRenderedPageBreak/>
         <w:drawing>
           <wp:inline distT="0" distB="0" distL="0" distR="0" wp14:anchorId="2B883FBB" wp14:editId="2501ADF2">
             <wp:extent cx="2743200" cy="4575679"/>
@@ -6370,7 +9620,7 @@
                     <pic:cNvPicPr/>
                   </pic:nvPicPr>
                   <pic:blipFill>
-                    <a:blip r:embed="rId10"/>
+                    <a:blip r:embed="rId12"/>
                     <a:stretch>
                       <a:fillRect/>
                     </a:stretch>
@@ -6400,7 +9650,6 @@
       <w:r>
         <w:rPr>
           <w:b/>
-          <w:color w:val="1F4D78"/>
           <w:sz w:val="20"/>
         </w:rPr>
         <w:t>图</w:t>
@@ -6408,7 +9657,6 @@
       <w:r>
         <w:rPr>
           <w:b/>
-          <w:color w:val="1F4D78"/>
           <w:sz w:val="20"/>
         </w:rPr>
         <w:t xml:space="preserve">5-3 </w:t>
@@ -6416,47 +9664,69 @@
       <w:r>
         <w:rPr>
           <w:b/>
-          <w:color w:val="1F4D78"/>
           <w:sz w:val="20"/>
         </w:rPr>
         <w:t>移动端首页运行结果</w:t>
+      </w:r>
+    </w:p>
+    <w:p>
+      <w:pPr>
+        <w:spacing w:after="200" w:line="264" w:lineRule="auto"/>
+        <w:rPr>
+          <w:sz w:val="21"/>
+        </w:rPr>
+      </w:pPr>
+      <w:r>
+        <w:rPr>
+          <w:sz w:val="21"/>
+        </w:rPr>
+        <w:t>图中页面宽度缩小后，</w:t>
+      </w:r>
+      <w:proofErr w:type="gramStart"/>
+      <w:r>
+        <w:rPr>
+          <w:sz w:val="21"/>
+        </w:rPr>
+        <w:t>侧边栏被</w:t>
+      </w:r>
+      <w:proofErr w:type="gramEnd"/>
+      <w:r>
+        <w:rPr>
+          <w:sz w:val="21"/>
+        </w:rPr>
+        <w:t>折叠为顶部菜单按钮，统计卡片变为两列布局，任务输入框、添加按钮、优先级选择和日期选择纵向排列。该布局减少横向拥挤，符合手机端单手操作习惯。</w:t>
+      </w:r>
+    </w:p>
+    <w:p>
+      <w:pPr>
+        <w:widowControl/>
+        <w:jc w:val="left"/>
+        <w:rPr>
+          <w:sz w:val="21"/>
+        </w:rPr>
+      </w:pPr>
+      <w:r>
+        <w:rPr>
+          <w:sz w:val="21"/>
+        </w:rPr>
+        <w:br w:type="page"/>
       </w:r>
     </w:p>
     <w:p>
       <w:pPr>
         <w:spacing w:after="200" w:line="264" w:lineRule="auto"/>
       </w:pPr>
-      <w:r>
-        <w:rPr>
-          <w:sz w:val="21"/>
-        </w:rPr>
-        <w:t>图中页面宽度缩小后，</w:t>
-      </w:r>
-      <w:proofErr w:type="gramStart"/>
-      <w:r>
-        <w:rPr>
-          <w:sz w:val="21"/>
-        </w:rPr>
-        <w:t>侧边栏被</w:t>
-      </w:r>
-      <w:proofErr w:type="gramEnd"/>
-      <w:r>
-        <w:rPr>
-          <w:sz w:val="21"/>
-        </w:rPr>
-        <w:t>折叠为顶部菜单按钮，统计卡片变为两列布局，任务输入框、添加按钮、优先级选择和日期选择纵向排列。该布局减少横向拥挤，符合手机端单手操作习惯。</w:t>
-      </w:r>
     </w:p>
     <w:p>
       <w:pPr>
         <w:pStyle w:val="2"/>
         <w:spacing w:before="166" w:after="166" w:line="264" w:lineRule="auto"/>
       </w:pPr>
+      <w:bookmarkStart w:id="24" w:name="_Toc231996344"/>
       <w:r>
         <w:rPr>
           <w:rFonts w:ascii="Calibri" w:eastAsia="微软雅黑" w:hAnsi="Calibri"/>
           <w:b/>
-          <w:color w:val="2E74B5"/>
           <w:sz w:val="26"/>
         </w:rPr>
         <w:t xml:space="preserve">5.4 </w:t>
@@ -6465,11 +9735,11 @@
         <w:rPr>
           <w:rFonts w:ascii="Calibri" w:eastAsia="微软雅黑" w:hAnsi="Calibri"/>
           <w:b/>
-          <w:color w:val="2E74B5"/>
           <w:sz w:val="26"/>
         </w:rPr>
         <w:t>移动端菜单栏界面</w:t>
       </w:r>
+      <w:bookmarkEnd w:id="24"/>
     </w:p>
     <w:p>
       <w:pPr>
@@ -6479,7 +9749,6 @@
         <w:rPr>
           <w:noProof/>
         </w:rPr>
-        <w:lastRenderedPageBreak/>
         <w:drawing>
           <wp:inline distT="0" distB="0" distL="0" distR="0" wp14:anchorId="4C7ADB8E" wp14:editId="2045AABC">
             <wp:extent cx="2743200" cy="4626007"/>
@@ -6496,7 +9765,7 @@
                     <pic:cNvPicPr/>
                   </pic:nvPicPr>
                   <pic:blipFill>
-                    <a:blip r:embed="rId11"/>
+                    <a:blip r:embed="rId13"/>
                     <a:stretch>
                       <a:fillRect/>
                     </a:stretch>
@@ -6526,7 +9795,6 @@
       <w:r>
         <w:rPr>
           <w:b/>
-          <w:color w:val="1F4D78"/>
           <w:sz w:val="20"/>
         </w:rPr>
         <w:t>图</w:t>
@@ -6534,7 +9802,6 @@
       <w:r>
         <w:rPr>
           <w:b/>
-          <w:color w:val="1F4D78"/>
           <w:sz w:val="20"/>
         </w:rPr>
         <w:t xml:space="preserve">5-4 </w:t>
@@ -6542,7 +9809,6 @@
       <w:r>
         <w:rPr>
           <w:b/>
-          <w:color w:val="1F4D78"/>
           <w:sz w:val="20"/>
         </w:rPr>
         <w:t>移动</w:t>
@@ -6551,7 +9817,6 @@
       <w:r>
         <w:rPr>
           <w:b/>
-          <w:color w:val="1F4D78"/>
           <w:sz w:val="20"/>
         </w:rPr>
         <w:t>端侧边栏运行</w:t>
@@ -6560,97 +9825,112 @@
       <w:r>
         <w:rPr>
           <w:b/>
-          <w:color w:val="1F4D78"/>
           <w:sz w:val="20"/>
         </w:rPr>
         <w:t>结果</w:t>
+      </w:r>
+    </w:p>
+    <w:p>
+      <w:pPr>
+        <w:spacing w:after="200" w:line="264" w:lineRule="auto"/>
+        <w:rPr>
+          <w:sz w:val="21"/>
+        </w:rPr>
+      </w:pPr>
+      <w:r>
+        <w:rPr>
+          <w:sz w:val="21"/>
+        </w:rPr>
+        <w:t>图中点击菜单按钮后，侧</w:t>
+      </w:r>
+      <w:proofErr w:type="gramStart"/>
+      <w:r>
+        <w:rPr>
+          <w:sz w:val="21"/>
+        </w:rPr>
+        <w:t>边栏从</w:t>
+      </w:r>
+      <w:proofErr w:type="gramEnd"/>
+      <w:r>
+        <w:rPr>
+          <w:sz w:val="21"/>
+        </w:rPr>
+        <w:t>左侧滑出，右侧主内容区域被半透明遮罩覆盖。</w:t>
+      </w:r>
+      <w:proofErr w:type="gramStart"/>
+      <w:r>
+        <w:rPr>
+          <w:sz w:val="21"/>
+        </w:rPr>
+        <w:t>侧边栏仍</w:t>
+      </w:r>
+      <w:proofErr w:type="gramEnd"/>
+      <w:r>
+        <w:rPr>
+          <w:sz w:val="21"/>
+        </w:rPr>
+        <w:t>保留全部任务、未完成、已完成、优先级、今日任务、已逾期和完成进度等信息，说明移动</w:t>
+      </w:r>
+      <w:proofErr w:type="gramStart"/>
+      <w:r>
+        <w:rPr>
+          <w:sz w:val="21"/>
+        </w:rPr>
+        <w:t>端没有</w:t>
+      </w:r>
+      <w:proofErr w:type="gramEnd"/>
+      <w:r>
+        <w:rPr>
+          <w:sz w:val="21"/>
+        </w:rPr>
+        <w:t>删减核心功能，而是通过交互方式重新组织空间。</w:t>
+      </w:r>
+    </w:p>
+    <w:p>
+      <w:pPr>
+        <w:widowControl/>
+        <w:jc w:val="left"/>
+        <w:rPr>
+          <w:sz w:val="21"/>
+        </w:rPr>
+      </w:pPr>
+      <w:r>
+        <w:rPr>
+          <w:sz w:val="21"/>
+        </w:rPr>
+        <w:br w:type="page"/>
       </w:r>
     </w:p>
     <w:p>
       <w:pPr>
         <w:spacing w:after="200" w:line="264" w:lineRule="auto"/>
       </w:pPr>
-      <w:r>
-        <w:rPr>
-          <w:sz w:val="21"/>
-        </w:rPr>
-        <w:t>图中点击菜单按钮后，侧</w:t>
-      </w:r>
-      <w:proofErr w:type="gramStart"/>
-      <w:r>
-        <w:rPr>
-          <w:sz w:val="21"/>
-        </w:rPr>
-        <w:t>边栏从</w:t>
-      </w:r>
-      <w:proofErr w:type="gramEnd"/>
-      <w:r>
-        <w:rPr>
-          <w:sz w:val="21"/>
-        </w:rPr>
-        <w:t>左侧滑出，右侧主内容区域被半透明遮罩覆盖。</w:t>
-      </w:r>
-      <w:proofErr w:type="gramStart"/>
-      <w:r>
-        <w:rPr>
-          <w:sz w:val="21"/>
-        </w:rPr>
-        <w:t>侧边栏仍</w:t>
-      </w:r>
-      <w:proofErr w:type="gramEnd"/>
-      <w:r>
-        <w:rPr>
-          <w:sz w:val="21"/>
-        </w:rPr>
-        <w:t>保留全部任务、未完成、已完成、优先级、今日任务、已逾期和完成进度等信息，说明移动</w:t>
-      </w:r>
-      <w:proofErr w:type="gramStart"/>
-      <w:r>
-        <w:rPr>
-          <w:sz w:val="21"/>
-        </w:rPr>
-        <w:t>端没有</w:t>
-      </w:r>
-      <w:proofErr w:type="gramEnd"/>
-      <w:r>
-        <w:rPr>
-          <w:sz w:val="21"/>
-        </w:rPr>
-        <w:t>删减核心功能，而是通过交互方式重新组织空间。</w:t>
-      </w:r>
     </w:p>
     <w:p>
       <w:pPr>
         <w:pStyle w:val="1"/>
         <w:spacing w:before="320" w:after="166" w:line="264" w:lineRule="auto"/>
       </w:pPr>
+      <w:bookmarkStart w:id="25" w:name="_Toc231996345"/>
       <w:r>
         <w:rPr>
           <w:rFonts w:ascii="Calibri" w:eastAsia="微软雅黑" w:hAnsi="Calibri"/>
           <w:b/>
-          <w:color w:val="2E74B5"/>
-        </w:rPr>
-        <w:t>六、</w:t>
-      </w:r>
-      <w:r>
-        <w:rPr>
-          <w:rFonts w:ascii="Calibri" w:eastAsia="微软雅黑" w:hAnsi="Calibri"/>
-          <w:b/>
-          <w:color w:val="2E74B5"/>
-        </w:rPr>
-        <w:t>测试与分析</w:t>
-      </w:r>
+        </w:rPr>
+        <w:t>六、测试与分析</w:t>
+      </w:r>
+      <w:bookmarkEnd w:id="25"/>
     </w:p>
     <w:p>
       <w:pPr>
         <w:pStyle w:val="2"/>
         <w:spacing w:before="166" w:after="166" w:line="264" w:lineRule="auto"/>
       </w:pPr>
+      <w:bookmarkStart w:id="26" w:name="_Toc231996346"/>
       <w:r>
         <w:rPr>
           <w:rFonts w:ascii="Calibri" w:eastAsia="微软雅黑" w:hAnsi="Calibri"/>
           <w:b/>
-          <w:color w:val="2E74B5"/>
           <w:sz w:val="26"/>
         </w:rPr>
         <w:t xml:space="preserve">6.1 </w:t>
@@ -6659,11 +9939,11 @@
         <w:rPr>
           <w:rFonts w:ascii="Calibri" w:eastAsia="微软雅黑" w:hAnsi="Calibri"/>
           <w:b/>
-          <w:color w:val="2E74B5"/>
           <w:sz w:val="26"/>
         </w:rPr>
         <w:t>测试环境</w:t>
       </w:r>
+      <w:bookmarkEnd w:id="26"/>
     </w:p>
     <w:tbl>
       <w:tblPr>
@@ -6911,7 +10191,6 @@
               <w:rPr>
                 <w:sz w:val="21"/>
               </w:rPr>
-              <w:lastRenderedPageBreak/>
               <w:t>笔记本</w:t>
             </w:r>
           </w:p>
@@ -7227,11 +10506,11 @@
         <w:pStyle w:val="2"/>
         <w:spacing w:before="166" w:after="166" w:line="264" w:lineRule="auto"/>
       </w:pPr>
+      <w:bookmarkStart w:id="27" w:name="_Toc231996347"/>
       <w:r>
         <w:rPr>
           <w:rFonts w:ascii="Calibri" w:eastAsia="微软雅黑" w:hAnsi="Calibri"/>
           <w:b/>
-          <w:color w:val="2E74B5"/>
           <w:sz w:val="26"/>
         </w:rPr>
         <w:t xml:space="preserve">6.2 </w:t>
@@ -7240,11 +10519,11 @@
         <w:rPr>
           <w:rFonts w:ascii="Calibri" w:eastAsia="微软雅黑" w:hAnsi="Calibri"/>
           <w:b/>
-          <w:color w:val="2E74B5"/>
           <w:sz w:val="26"/>
         </w:rPr>
         <w:t>功能测试用例</w:t>
       </w:r>
+      <w:bookmarkEnd w:id="27"/>
     </w:p>
     <w:tbl>
       <w:tblPr>
@@ -7409,6 +10688,7 @@
           <w:p>
             <w:pPr>
               <w:spacing w:line="264" w:lineRule="auto"/>
+              <w:jc w:val="left"/>
             </w:pPr>
             <w:r>
               <w:rPr>
@@ -7432,6 +10712,7 @@
           <w:p>
             <w:pPr>
               <w:spacing w:line="264" w:lineRule="auto"/>
+              <w:jc w:val="left"/>
             </w:pPr>
             <w:r>
               <w:rPr>
@@ -7516,6 +10797,7 @@
           <w:p>
             <w:pPr>
               <w:spacing w:line="264" w:lineRule="auto"/>
+              <w:jc w:val="left"/>
             </w:pPr>
             <w:r>
               <w:rPr>
@@ -7539,7 +10821,7 @@
           <w:p>
             <w:pPr>
               <w:spacing w:line="264" w:lineRule="auto"/>
-              <w:jc w:val="center"/>
+              <w:jc w:val="left"/>
             </w:pPr>
             <w:proofErr w:type="gramStart"/>
             <w:r>
@@ -7624,7 +10906,7 @@
           <w:p>
             <w:pPr>
               <w:spacing w:line="264" w:lineRule="auto"/>
-              <w:jc w:val="center"/>
+              <w:jc w:val="left"/>
             </w:pPr>
             <w:r>
               <w:rPr>
@@ -7648,6 +10930,7 @@
           <w:p>
             <w:pPr>
               <w:spacing w:line="264" w:lineRule="auto"/>
+              <w:jc w:val="left"/>
             </w:pPr>
             <w:r>
               <w:rPr>
@@ -7724,7 +11007,7 @@
           <w:p>
             <w:pPr>
               <w:spacing w:line="264" w:lineRule="auto"/>
-              <w:jc w:val="center"/>
+              <w:jc w:val="left"/>
             </w:pPr>
             <w:r>
               <w:rPr>
@@ -7762,6 +11045,7 @@
           <w:p>
             <w:pPr>
               <w:spacing w:line="264" w:lineRule="auto"/>
+              <w:jc w:val="left"/>
             </w:pPr>
             <w:r>
               <w:rPr>
@@ -7838,6 +11122,7 @@
           <w:p>
             <w:pPr>
               <w:spacing w:line="264" w:lineRule="auto"/>
+              <w:jc w:val="left"/>
             </w:pPr>
             <w:r>
               <w:rPr>
@@ -7885,6 +11170,7 @@
           <w:p>
             <w:pPr>
               <w:spacing w:line="264" w:lineRule="auto"/>
+              <w:jc w:val="left"/>
             </w:pPr>
             <w:r>
               <w:rPr>
@@ -7943,6 +11229,7 @@
               <w:rPr>
                 <w:sz w:val="21"/>
               </w:rPr>
+              <w:lastRenderedPageBreak/>
               <w:t>关键词搜索</w:t>
             </w:r>
           </w:p>
@@ -7961,6 +11248,7 @@
           <w:p>
             <w:pPr>
               <w:spacing w:line="264" w:lineRule="auto"/>
+              <w:jc w:val="left"/>
             </w:pPr>
             <w:r>
               <w:rPr>
@@ -7984,7 +11272,7 @@
           <w:p>
             <w:pPr>
               <w:spacing w:line="264" w:lineRule="auto"/>
-              <w:jc w:val="center"/>
+              <w:jc w:val="left"/>
             </w:pPr>
             <w:r>
               <w:rPr>
@@ -8061,7 +11349,7 @@
           <w:p>
             <w:pPr>
               <w:spacing w:line="264" w:lineRule="auto"/>
-              <w:jc w:val="center"/>
+              <w:jc w:val="left"/>
             </w:pPr>
             <w:r>
               <w:rPr>
@@ -8085,6 +11373,7 @@
           <w:p>
             <w:pPr>
               <w:spacing w:line="264" w:lineRule="auto"/>
+              <w:jc w:val="left"/>
             </w:pPr>
             <w:r>
               <w:rPr>
@@ -8161,6 +11450,7 @@
           <w:p>
             <w:pPr>
               <w:spacing w:line="264" w:lineRule="auto"/>
+              <w:jc w:val="left"/>
             </w:pPr>
             <w:r>
               <w:rPr>
@@ -8184,6 +11474,7 @@
           <w:p>
             <w:pPr>
               <w:spacing w:line="264" w:lineRule="auto"/>
+              <w:jc w:val="left"/>
             </w:pPr>
             <w:r>
               <w:rPr>
@@ -8260,6 +11551,7 @@
           <w:p>
             <w:pPr>
               <w:spacing w:line="264" w:lineRule="auto"/>
+              <w:jc w:val="left"/>
             </w:pPr>
             <w:r>
               <w:rPr>
@@ -8283,7 +11575,7 @@
           <w:p>
             <w:pPr>
               <w:spacing w:line="264" w:lineRule="auto"/>
-              <w:jc w:val="center"/>
+              <w:jc w:val="left"/>
             </w:pPr>
             <w:r>
               <w:rPr>
@@ -8360,6 +11652,7 @@
           <w:p>
             <w:pPr>
               <w:spacing w:line="264" w:lineRule="auto"/>
+              <w:jc w:val="left"/>
             </w:pPr>
             <w:r>
               <w:rPr>
@@ -8383,6 +11676,7 @@
           <w:p>
             <w:pPr>
               <w:spacing w:line="264" w:lineRule="auto"/>
+              <w:jc w:val="left"/>
             </w:pPr>
             <w:proofErr w:type="gramStart"/>
             <w:r>
@@ -8432,25 +11726,24 @@
         <w:pStyle w:val="2"/>
         <w:spacing w:before="166" w:after="166" w:line="264" w:lineRule="auto"/>
       </w:pPr>
+      <w:bookmarkStart w:id="28" w:name="_Toc231996348"/>
       <w:r>
         <w:rPr>
           <w:rFonts w:ascii="Calibri" w:eastAsia="微软雅黑" w:hAnsi="Calibri"/>
           <w:b/>
-          <w:color w:val="2E74B5"/>
           <w:sz w:val="26"/>
         </w:rPr>
-        <w:lastRenderedPageBreak/>
         <w:t xml:space="preserve">6.3 </w:t>
       </w:r>
       <w:r>
         <w:rPr>
           <w:rFonts w:ascii="Calibri" w:eastAsia="微软雅黑" w:hAnsi="Calibri"/>
           <w:b/>
-          <w:color w:val="2E74B5"/>
           <w:sz w:val="26"/>
         </w:rPr>
         <w:t>遇到的困难与解决方案</w:t>
       </w:r>
+      <w:bookmarkEnd w:id="28"/>
     </w:p>
     <w:tbl>
       <w:tblPr>
@@ -8564,7 +11857,7 @@
           <w:p>
             <w:pPr>
               <w:spacing w:line="264" w:lineRule="auto"/>
-              <w:jc w:val="center"/>
+              <w:jc w:val="left"/>
             </w:pPr>
             <w:r>
               <w:rPr>
@@ -8588,6 +11881,7 @@
           <w:p>
             <w:pPr>
               <w:spacing w:line="264" w:lineRule="auto"/>
+              <w:jc w:val="left"/>
             </w:pPr>
             <w:r>
               <w:rPr>
@@ -8611,6 +11905,7 @@
           <w:p>
             <w:pPr>
               <w:spacing w:line="264" w:lineRule="auto"/>
+              <w:jc w:val="left"/>
             </w:pPr>
             <w:r>
               <w:rPr>
@@ -8677,6 +11972,7 @@
           <w:p>
             <w:pPr>
               <w:spacing w:line="264" w:lineRule="auto"/>
+              <w:jc w:val="left"/>
             </w:pPr>
             <w:r>
               <w:rPr>
@@ -8714,6 +12010,7 @@
           <w:p>
             <w:pPr>
               <w:spacing w:line="264" w:lineRule="auto"/>
+              <w:jc w:val="left"/>
             </w:pPr>
             <w:proofErr w:type="gramStart"/>
             <w:r>
@@ -8745,6 +12042,7 @@
           <w:p>
             <w:pPr>
               <w:spacing w:line="264" w:lineRule="auto"/>
+              <w:jc w:val="left"/>
             </w:pPr>
             <w:r>
               <w:rPr>
@@ -8799,6 +12097,7 @@
           <w:p>
             <w:pPr>
               <w:spacing w:line="264" w:lineRule="auto"/>
+              <w:jc w:val="left"/>
             </w:pPr>
             <w:r>
               <w:rPr>
@@ -8822,6 +12121,7 @@
           <w:p>
             <w:pPr>
               <w:spacing w:line="264" w:lineRule="auto"/>
+              <w:jc w:val="left"/>
             </w:pPr>
             <w:r>
               <w:rPr>
@@ -8845,6 +12145,7 @@
           <w:p>
             <w:pPr>
               <w:spacing w:line="264" w:lineRule="auto"/>
+              <w:jc w:val="left"/>
             </w:pPr>
             <w:r>
               <w:rPr>
@@ -8899,7 +12200,7 @@
           <w:p>
             <w:pPr>
               <w:spacing w:line="264" w:lineRule="auto"/>
-              <w:jc w:val="center"/>
+              <w:jc w:val="left"/>
             </w:pPr>
             <w:r>
               <w:rPr>
@@ -8923,6 +12224,7 @@
           <w:p>
             <w:pPr>
               <w:spacing w:line="264" w:lineRule="auto"/>
+              <w:jc w:val="left"/>
             </w:pPr>
             <w:r>
               <w:rPr>
@@ -8946,6 +12248,7 @@
           <w:p>
             <w:pPr>
               <w:spacing w:line="264" w:lineRule="auto"/>
+              <w:jc w:val="left"/>
             </w:pPr>
             <w:r>
               <w:rPr>
@@ -8998,6 +12301,7 @@
           <w:p>
             <w:pPr>
               <w:spacing w:line="264" w:lineRule="auto"/>
+              <w:jc w:val="left"/>
             </w:pPr>
             <w:r>
               <w:rPr>
@@ -9021,6 +12325,7 @@
           <w:p>
             <w:pPr>
               <w:spacing w:line="264" w:lineRule="auto"/>
+              <w:jc w:val="left"/>
             </w:pPr>
             <w:r>
               <w:rPr>
@@ -9058,6 +12363,7 @@
           <w:p>
             <w:pPr>
               <w:spacing w:line="264" w:lineRule="auto"/>
+              <w:jc w:val="left"/>
             </w:pPr>
             <w:r>
               <w:rPr>
@@ -9113,24 +12419,25 @@
         <w:pStyle w:val="2"/>
         <w:spacing w:before="166" w:after="166" w:line="264" w:lineRule="auto"/>
       </w:pPr>
+      <w:bookmarkStart w:id="29" w:name="_Toc231996349"/>
       <w:r>
         <w:rPr>
           <w:rFonts w:ascii="Calibri" w:eastAsia="微软雅黑" w:hAnsi="Calibri"/>
           <w:b/>
-          <w:color w:val="2E74B5"/>
           <w:sz w:val="26"/>
         </w:rPr>
+        <w:lastRenderedPageBreak/>
         <w:t xml:space="preserve">6.4 </w:t>
       </w:r>
       <w:r>
         <w:rPr>
           <w:rFonts w:ascii="Calibri" w:eastAsia="微软雅黑" w:hAnsi="Calibri"/>
           <w:b/>
-          <w:color w:val="2E74B5"/>
           <w:sz w:val="26"/>
         </w:rPr>
         <w:t>结果分析</w:t>
       </w:r>
+      <w:bookmarkEnd w:id="29"/>
     </w:p>
     <w:p>
       <w:pPr>
@@ -9179,26 +12486,26 @@
         <w:pStyle w:val="1"/>
         <w:spacing w:before="320" w:after="166" w:line="264" w:lineRule="auto"/>
       </w:pPr>
+      <w:bookmarkStart w:id="30" w:name="_Toc231996350"/>
       <w:r>
         <w:rPr>
           <w:rFonts w:ascii="Calibri" w:eastAsia="微软雅黑" w:hAnsi="Calibri"/>
           <w:b/>
-          <w:color w:val="2E74B5"/>
-        </w:rPr>
-        <w:lastRenderedPageBreak/>
+        </w:rPr>
         <w:t>七、总结与展望</w:t>
       </w:r>
+      <w:bookmarkEnd w:id="30"/>
     </w:p>
     <w:p>
       <w:pPr>
         <w:pStyle w:val="2"/>
         <w:spacing w:before="166" w:after="166" w:line="264" w:lineRule="auto"/>
       </w:pPr>
+      <w:bookmarkStart w:id="31" w:name="_Toc231996351"/>
       <w:r>
         <w:rPr>
           <w:rFonts w:ascii="Calibri" w:eastAsia="微软雅黑" w:hAnsi="Calibri"/>
           <w:b/>
-          <w:color w:val="2E74B5"/>
           <w:sz w:val="26"/>
         </w:rPr>
         <w:t xml:space="preserve">7.1 </w:t>
@@ -9207,11 +12514,11 @@
         <w:rPr>
           <w:rFonts w:ascii="Calibri" w:eastAsia="微软雅黑" w:hAnsi="Calibri"/>
           <w:b/>
-          <w:color w:val="2E74B5"/>
           <w:sz w:val="26"/>
         </w:rPr>
         <w:t>项目总结</w:t>
       </w:r>
+      <w:bookmarkEnd w:id="31"/>
     </w:p>
     <w:p>
       <w:pPr>
@@ -9260,10 +12567,7 @@
         <w:t xml:space="preserve"> </w:t>
       </w:r>
       <w:r>
-        <w:t>持久化的要求。通过本项目，我</w:t>
-      </w:r>
-      <w:r>
-        <w:t>进一步理解了前端页面从静态结构到动态数据渲染的完整过程。</w:t>
+        <w:t>持久化的要求。通过本项目，我进一步理解了前端页面从静态结构到动态数据渲染的完整过程。</w:t>
       </w:r>
     </w:p>
     <w:p>
@@ -9271,11 +12575,11 @@
         <w:pStyle w:val="2"/>
         <w:spacing w:before="166" w:after="166" w:line="264" w:lineRule="auto"/>
       </w:pPr>
+      <w:bookmarkStart w:id="32" w:name="_Toc231996352"/>
       <w:r>
         <w:rPr>
           <w:rFonts w:ascii="Calibri" w:eastAsia="微软雅黑" w:hAnsi="Calibri"/>
           <w:b/>
-          <w:color w:val="2E74B5"/>
           <w:sz w:val="26"/>
         </w:rPr>
         <w:t xml:space="preserve">7.2 </w:t>
@@ -9284,11 +12588,11 @@
         <w:rPr>
           <w:rFonts w:ascii="Calibri" w:eastAsia="微软雅黑" w:hAnsi="Calibri"/>
           <w:b/>
-          <w:color w:val="2E74B5"/>
           <w:sz w:val="26"/>
         </w:rPr>
         <w:t>可扩展方向</w:t>
       </w:r>
+      <w:bookmarkEnd w:id="32"/>
     </w:p>
     <w:p>
       <w:pPr>
@@ -9393,11 +12697,11 @@
         <w:pStyle w:val="2"/>
         <w:spacing w:before="166" w:after="166" w:line="264" w:lineRule="auto"/>
       </w:pPr>
+      <w:bookmarkStart w:id="33" w:name="_Toc231996353"/>
       <w:r>
         <w:rPr>
           <w:rFonts w:ascii="Calibri" w:eastAsia="微软雅黑" w:hAnsi="Calibri"/>
           <w:b/>
-          <w:color w:val="2E74B5"/>
           <w:sz w:val="26"/>
         </w:rPr>
         <w:t xml:space="preserve">7.3 </w:t>
@@ -9406,11 +12710,11 @@
         <w:rPr>
           <w:rFonts w:ascii="Calibri" w:eastAsia="微软雅黑" w:hAnsi="Calibri"/>
           <w:b/>
-          <w:color w:val="2E74B5"/>
           <w:sz w:val="26"/>
         </w:rPr>
         <w:t>心得体会</w:t>
       </w:r>
+      <w:bookmarkEnd w:id="33"/>
     </w:p>
     <w:p>
       <w:pPr>
@@ -9423,7 +12727,11 @@
         <w:t xml:space="preserve"> DOM </w:t>
       </w:r>
       <w:r>
-        <w:t>操作、事件监听、数组过滤、数据持久化和响应式布局有了更完整的认识。尤其是在处理任务状态同步时，需要让界面显示、统计数据和</w:t>
+        <w:t>操作、事件监听、数组过滤、数据持久化和响应式布局有了更完整</w:t>
+      </w:r>
+      <w:r>
+        <w:lastRenderedPageBreak/>
+        <w:t>的认识。尤其是在处理任务状态同步时，需要让界面显示、统计数据和</w:t>
       </w:r>
       <w:r>
         <w:t xml:space="preserve"> </w:t>
@@ -9439,20 +12747,35 @@
       <w:r>
         <w:t>保存保持一致，这让我理解到前端开发不只是写页面样式，还要关注数据流和用户操作反馈。移动端适配部分也让我意识到，同一个功能在不同屏幕上需要不同的布局组织方式，才能获得更好的使用体验。</w:t>
       </w:r>
+    </w:p>
+    <w:p>
+      <w:pPr>
+        <w:widowControl/>
+        <w:jc w:val="left"/>
+      </w:pPr>
+      <w:r>
+        <w:br w:type="page"/>
+      </w:r>
+    </w:p>
+    <w:p>
+      <w:pPr>
+        <w:spacing w:after="120" w:line="264" w:lineRule="auto"/>
+      </w:pPr>
     </w:p>
     <w:p>
       <w:pPr>
         <w:pStyle w:val="1"/>
         <w:spacing w:before="320" w:after="166" w:line="264" w:lineRule="auto"/>
       </w:pPr>
+      <w:bookmarkStart w:id="34" w:name="_Toc231996354"/>
       <w:r>
         <w:rPr>
           <w:rFonts w:ascii="Calibri" w:eastAsia="微软雅黑" w:hAnsi="Calibri"/>
           <w:b/>
-          <w:color w:val="2E74B5"/>
         </w:rPr>
         <w:t>八、参考文献</w:t>
       </w:r>
+      <w:bookmarkEnd w:id="34"/>
     </w:p>
     <w:p>
       <w:pPr>
@@ -9498,126 +12821,7 @@
         <w:rPr>
           <w:sz w:val="21"/>
         </w:rPr>
-        <w:t>MDN Web Docs</w:t>
-      </w:r>
-      <w:r>
-        <w:rPr>
-          <w:sz w:val="21"/>
-        </w:rPr>
-        <w:t>. CSS media queries.</w:t>
-      </w:r>
-    </w:p>
-    <w:p>
-      <w:pPr>
-        <w:spacing w:after="40" w:line="264" w:lineRule="auto"/>
-      </w:pPr>
-      <w:r>
-        <w:rPr>
-          <w:sz w:val="21"/>
-        </w:rPr>
-        <w:lastRenderedPageBreak/>
-        <w:t>菜鸟教程</w:t>
-      </w:r>
-      <w:r>
-        <w:rPr>
-          <w:sz w:val="21"/>
-        </w:rPr>
-        <w:t>. HTML5</w:t>
-      </w:r>
-      <w:r>
-        <w:rPr>
-          <w:sz w:val="21"/>
-        </w:rPr>
-        <w:t>、</w:t>
-      </w:r>
-      <w:r>
-        <w:rPr>
-          <w:sz w:val="21"/>
-        </w:rPr>
-        <w:t>CSS3</w:t>
-      </w:r>
-      <w:r>
-        <w:rPr>
-          <w:sz w:val="21"/>
-        </w:rPr>
-        <w:t>、</w:t>
-      </w:r>
-      <w:r>
-        <w:rPr>
-          <w:sz w:val="21"/>
-        </w:rPr>
-        <w:t xml:space="preserve">JavaScript </w:t>
-      </w:r>
-      <w:r>
-        <w:rPr>
-          <w:sz w:val="21"/>
-        </w:rPr>
-        <w:t>基础教程</w:t>
-      </w:r>
-      <w:r>
-        <w:rPr>
-          <w:sz w:val="21"/>
-        </w:rPr>
-        <w:t>.</w:t>
-      </w:r>
-    </w:p>
-    <w:p>
-      <w:pPr>
-        <w:spacing w:after="40" w:line="264" w:lineRule="auto"/>
-      </w:pPr>
-      <w:r>
-        <w:rPr>
-          <w:sz w:val="21"/>
-        </w:rPr>
-        <w:t>《</w:t>
-      </w:r>
-      <w:r>
-        <w:rPr>
-          <w:sz w:val="21"/>
-        </w:rPr>
-        <w:t>Web</w:t>
-      </w:r>
-      <w:r>
-        <w:rPr>
-          <w:sz w:val="21"/>
-        </w:rPr>
-        <w:t>程序设计》课程期末设计题目</w:t>
-      </w:r>
-      <w:r>
-        <w:rPr>
-          <w:sz w:val="21"/>
-        </w:rPr>
-        <w:t xml:space="preserve"> PPT</w:t>
-      </w:r>
-      <w:r>
-        <w:rPr>
-          <w:sz w:val="21"/>
-        </w:rPr>
-        <w:t>，</w:t>
-      </w:r>
-      <w:r>
-        <w:rPr>
-          <w:sz w:val="21"/>
-        </w:rPr>
-        <w:t>2026</w:t>
-      </w:r>
-      <w:r>
-        <w:rPr>
-          <w:sz w:val="21"/>
-        </w:rPr>
-        <w:t>年</w:t>
-      </w:r>
-      <w:r>
-        <w:rPr>
-          <w:sz w:val="21"/>
-        </w:rPr>
-        <w:t>5</w:t>
-      </w:r>
-      <w:r>
-        <w:rPr>
-          <w:sz w:val="21"/>
-        </w:rPr>
-        <w:t>月。</w:t>
+        <w:t>MDN Web Docs. CSS media queries.</w:t>
       </w:r>
     </w:p>
     <w:p>
@@ -9625,25 +12829,26 @@
         <w:pStyle w:val="1"/>
         <w:spacing w:before="320" w:after="166" w:line="264" w:lineRule="auto"/>
       </w:pPr>
+      <w:bookmarkStart w:id="35" w:name="_Toc231996355"/>
       <w:r>
         <w:rPr>
           <w:rFonts w:ascii="Calibri" w:eastAsia="微软雅黑" w:hAnsi="Calibri"/>
           <w:b/>
-          <w:color w:val="2E74B5"/>
         </w:rPr>
         <w:t>附录</w:t>
       </w:r>
+      <w:bookmarkEnd w:id="35"/>
     </w:p>
     <w:p>
       <w:pPr>
         <w:pStyle w:val="2"/>
         <w:spacing w:before="166" w:after="166" w:line="264" w:lineRule="auto"/>
       </w:pPr>
+      <w:bookmarkStart w:id="36" w:name="_Toc231996356"/>
       <w:r>
         <w:rPr>
           <w:rFonts w:ascii="Calibri" w:eastAsia="微软雅黑" w:hAnsi="Calibri"/>
           <w:b/>
-          <w:color w:val="2E74B5"/>
           <w:sz w:val="26"/>
         </w:rPr>
         <w:t>附录</w:t>
@@ -9652,7 +12857,6 @@
         <w:rPr>
           <w:rFonts w:ascii="Calibri" w:eastAsia="微软雅黑" w:hAnsi="Calibri"/>
           <w:b/>
-          <w:color w:val="2E74B5"/>
           <w:sz w:val="26"/>
         </w:rPr>
         <w:t>A</w:t>
@@ -9661,65 +12865,33 @@
         <w:rPr>
           <w:rFonts w:ascii="Calibri" w:eastAsia="微软雅黑" w:hAnsi="Calibri"/>
           <w:b/>
-          <w:color w:val="2E74B5"/>
           <w:sz w:val="26"/>
         </w:rPr>
         <w:t>：项目代码</w:t>
       </w:r>
+      <w:bookmarkEnd w:id="36"/>
     </w:p>
     <w:p>
       <w:pPr>
-        <w:spacing w:after="120" w:line="264" w:lineRule="auto"/>
+        <w:pStyle w:val="2"/>
+        <w:spacing w:before="166" w:after="166" w:line="264" w:lineRule="auto"/>
+        <w:rPr>
+          <w:rFonts w:ascii="Calibri" w:eastAsia="微软雅黑" w:hAnsi="Calibri"/>
+          <w:b/>
+          <w:sz w:val="26"/>
+        </w:rPr>
       </w:pPr>
-      <w:r>
-        <w:t>项目主文件：</w:t>
-      </w:r>
-      <w:r>
-        <w:t>D:\web\</w:t>
-      </w:r>
-      <w:r>
-        <w:t>期末作业</w:t>
-      </w:r>
-      <w:r>
-        <w:t>\</w:t>
-      </w:r>
-      <w:r>
-        <w:t>题目二</w:t>
-      </w:r>
-      <w:r>
-        <w:t>-</w:t>
-      </w:r>
-      <w:r>
-        <w:t>在线待办事项清单</w:t>
-      </w:r>
-      <w:r>
-        <w:t>\index.html</w:t>
-      </w:r>
-    </w:p>
-    <w:p>
-      <w:pPr>
-        <w:spacing w:after="120" w:line="264" w:lineRule="auto"/>
-      </w:pPr>
-      <w:r>
-        <w:t>项目代码集中在</w:t>
-      </w:r>
-      <w:r>
-        <w:t xml:space="preserve"> index.html </w:t>
-      </w:r>
-      <w:r>
-        <w:t>中，包含页面结构、样式与交互脚本。运行时无需安装依赖。</w:t>
-      </w:r>
     </w:p>
     <w:p>
       <w:pPr>
         <w:pStyle w:val="2"/>
         <w:spacing w:before="166" w:after="166" w:line="264" w:lineRule="auto"/>
       </w:pPr>
+      <w:bookmarkStart w:id="37" w:name="_Toc231996357"/>
       <w:r>
         <w:rPr>
           <w:rFonts w:ascii="Calibri" w:eastAsia="微软雅黑" w:hAnsi="Calibri"/>
           <w:b/>
-          <w:color w:val="2E74B5"/>
           <w:sz w:val="26"/>
         </w:rPr>
         <w:t>附录</w:t>
@@ -9728,7 +12900,6 @@
         <w:rPr>
           <w:rFonts w:ascii="Calibri" w:eastAsia="微软雅黑" w:hAnsi="Calibri"/>
           <w:b/>
-          <w:color w:val="2E74B5"/>
           <w:sz w:val="26"/>
         </w:rPr>
         <w:t>B</w:t>
@@ -9737,11 +12908,11 @@
         <w:rPr>
           <w:rFonts w:ascii="Calibri" w:eastAsia="微软雅黑" w:hAnsi="Calibri"/>
           <w:b/>
-          <w:color w:val="2E74B5"/>
           <w:sz w:val="26"/>
         </w:rPr>
         <w:t>：安装与运行说明</w:t>
       </w:r>
+      <w:bookmarkEnd w:id="37"/>
     </w:p>
     <w:p>
       <w:pPr>
@@ -9781,10 +12952,7 @@
         <w:t>双击</w:t>
       </w:r>
       <w:r>
-        <w:t xml:space="preserve"> </w:t>
-      </w:r>
-      <w:r>
-        <w:t>index.html</w:t>
+        <w:t xml:space="preserve"> index.html</w:t>
       </w:r>
       <w:r>
         <w:t>，或在</w:t>
@@ -9806,29 +12974,20 @@
       <w:pPr>
         <w:spacing w:after="80" w:line="280" w:lineRule="auto"/>
         <w:ind w:left="461" w:hanging="259"/>
+        <w:rPr>
+          <w:rFonts w:hint="eastAsia"/>
+        </w:rPr>
       </w:pPr>
       <w:r>
         <w:t xml:space="preserve">3. </w:t>
       </w:r>
       <w:r>
         <w:t>在输入框中添加任务，选择优先级和到期日期，测试添加、完成、筛选、删除、刷新恢复等功能。</w:t>
-      </w:r>
-    </w:p>
-    <w:p>
-      <w:pPr>
-        <w:spacing w:before="360" w:after="120" w:line="264" w:lineRule="auto"/>
-        <w:jc w:val="center"/>
-      </w:pPr>
-      <w:r>
-        <w:rPr>
-          <w:b/>
-        </w:rPr>
-        <w:t>报告结束</w:t>
       </w:r>
     </w:p>
     <w:sectPr>
-      <w:headerReference w:type="default" r:id="rId12"/>
-      <w:footerReference w:type="default" r:id="rId13"/>
+      <w:headerReference w:type="default" r:id="rId14"/>
+      <w:footerReference w:type="default" r:id="rId15"/>
       <w:type w:val="oddPage"/>
       <w:pgSz w:w="11906" w:h="16838"/>
       <w:pgMar w:top="1008" w:right="1080" w:bottom="1008" w:left="1080" w:header="850" w:footer="992" w:gutter="0"/>
@@ -10385,15 +13544,20 @@
     <w:lsdException w:name="heading 7" w:semiHidden="1" w:unhideWhenUsed="1" w:qFormat="1"/>
     <w:lsdException w:name="heading 8" w:semiHidden="1" w:unhideWhenUsed="1" w:qFormat="1"/>
     <w:lsdException w:name="heading 9" w:semiHidden="1" w:unhideWhenUsed="1" w:qFormat="1"/>
+    <w:lsdException w:name="toc 1" w:uiPriority="39"/>
+    <w:lsdException w:name="toc 2" w:uiPriority="39"/>
+    <w:lsdException w:name="toc 3" w:uiPriority="39"/>
     <w:lsdException w:name="caption" w:semiHidden="1" w:unhideWhenUsed="1" w:qFormat="1"/>
     <w:lsdException w:name="Title" w:qFormat="1"/>
     <w:lsdException w:name="Default Paragraph Font" w:semiHidden="1"/>
     <w:lsdException w:name="Subtitle" w:qFormat="1"/>
+    <w:lsdException w:name="Hyperlink" w:uiPriority="99"/>
     <w:lsdException w:name="Strong" w:qFormat="1"/>
     <w:lsdException w:name="Emphasis" w:qFormat="1"/>
     <w:lsdException w:name="HTML Top of Form" w:semiHidden="1" w:uiPriority="99" w:unhideWhenUsed="1"/>
     <w:lsdException w:name="HTML Bottom of Form" w:semiHidden="1" w:uiPriority="99" w:unhideWhenUsed="1"/>
     <w:lsdException w:name="HTML Keyboard" w:semiHidden="1" w:unhideWhenUsed="1"/>
+    <w:lsdException w:name="Normal Table" w:semiHidden="1" w:unhideWhenUsed="1"/>
     <w:lsdException w:name="annotation subject" w:semiHidden="1" w:unhideWhenUsed="1"/>
     <w:lsdException w:name="No List" w:semiHidden="1" w:uiPriority="99" w:unhideWhenUsed="1"/>
     <w:lsdException w:name="Outline List 1" w:semiHidden="1" w:uiPriority="99" w:unhideWhenUsed="1"/>
@@ -10436,8 +13600,11 @@
     <w:lsdException w:name="Table Contemporary" w:semiHidden="1" w:unhideWhenUsed="1"/>
     <w:lsdException w:name="Table Elegant" w:semiHidden="1" w:unhideWhenUsed="1"/>
     <w:lsdException w:name="Table Professional" w:semiHidden="1" w:unhideWhenUsed="1"/>
+    <w:lsdException w:name="Table Subtle 1" w:semiHidden="1" w:unhideWhenUsed="1"/>
     <w:lsdException w:name="Table Subtle 2" w:semiHidden="1" w:unhideWhenUsed="1"/>
     <w:lsdException w:name="Table Web 1" w:semiHidden="1" w:unhideWhenUsed="1"/>
+    <w:lsdException w:name="Table Web 2" w:semiHidden="1" w:unhideWhenUsed="1"/>
+    <w:lsdException w:name="Table Web 3" w:semiHidden="1" w:unhideWhenUsed="1"/>
     <w:lsdException w:name="Balloon Text" w:semiHidden="1" w:unhideWhenUsed="1"/>
     <w:lsdException w:name="Table Theme" w:semiHidden="1" w:unhideWhenUsed="1"/>
     <w:lsdException w:name="Placeholder Text" w:semiHidden="1" w:uiPriority="99"/>
@@ -10885,6 +14052,7 @@
   <w:style w:type="paragraph" w:styleId="TOC3">
     <w:name w:val="toc 3"/>
     <w:next w:val="a"/>
+    <w:uiPriority w:val="39"/>
     <w:pPr>
       <w:adjustRightInd w:val="0"/>
       <w:ind w:firstLineChars="400" w:firstLine="960"/>
@@ -10933,6 +14101,7 @@
   <w:style w:type="paragraph" w:styleId="TOC1">
     <w:name w:val="toc 1"/>
     <w:next w:val="a"/>
+    <w:uiPriority w:val="39"/>
     <w:pPr>
       <w:adjustRightInd w:val="0"/>
     </w:pPr>
@@ -10960,6 +14129,7 @@
   <w:style w:type="paragraph" w:styleId="TOC2">
     <w:name w:val="toc 2"/>
     <w:next w:val="a"/>
+    <w:uiPriority w:val="39"/>
     <w:pPr>
       <w:adjustRightInd w:val="0"/>
       <w:ind w:firstLineChars="200" w:firstLine="480"/>
@@ -10996,6 +14166,7 @@
   <w:style w:type="character" w:styleId="a9">
     <w:name w:val="Hyperlink"/>
     <w:basedOn w:val="a0"/>
+    <w:uiPriority w:val="99"/>
     <w:rPr>
       <w:color w:val="0000FF"/>
       <w:u w:val="single"/>
@@ -11047,6 +14218,27 @@
       <w:kern w:val="2"/>
       <w:sz w:val="32"/>
       <w:szCs w:val="32"/>
+    </w:rPr>
+  </w:style>
+  <w:style w:type="paragraph" w:styleId="TOC">
+    <w:name w:val="TOC Heading"/>
+    <w:basedOn w:val="1"/>
+    <w:next w:val="a"/>
+    <w:uiPriority w:val="39"/>
+    <w:unhideWhenUsed/>
+    <w:qFormat/>
+    <w:rsid w:val="008E79FA"/>
+    <w:pPr>
+      <w:keepNext/>
+      <w:keepLines/>
+      <w:adjustRightInd/>
+      <w:spacing w:afterLines="0" w:after="0" w:line="259" w:lineRule="auto"/>
+      <w:outlineLvl w:val="9"/>
+    </w:pPr>
+    <w:rPr>
+      <w:rFonts w:asciiTheme="majorHAnsi" w:eastAsiaTheme="majorEastAsia" w:hAnsiTheme="majorHAnsi" w:cstheme="majorBidi"/>
+      <w:color w:val="2D53A0" w:themeColor="accent1" w:themeShade="BF"/>
+      <w:kern w:val="0"/>
     </w:rPr>
   </w:style>
 </w:styles>
@@ -11319,10 +14511,22 @@
 </s:customData>
 </file>
 
+<file path=customXml/item2.xml><?xml version="1.0" encoding="utf-8"?>
+<b:Sources xmlns:b="http://schemas.openxmlformats.org/officeDocument/2006/bibliography" xmlns="http://schemas.openxmlformats.org/officeDocument/2006/bibliography" SelectedStyle="\APASixthEditionOfficeOnline.xsl" StyleName="APA" Version="6"/>
+</file>
+
 <file path=customXml/itemProps1.xml><?xml version="1.0" encoding="utf-8"?>
 <ds:datastoreItem xmlns:ds="http://schemas.openxmlformats.org/officeDocument/2006/customXml" ds:itemID="{B1977F7D-205B-4081-913C-38D41E755F92}">
   <ds:schemaRefs>
     <ds:schemaRef ds:uri="http://www.wps.cn/officeDocument/2013/wpsCustomData"/>
   </ds:schemaRefs>
 </ds:datastoreItem>
+</file>
+
+<file path=customXml/itemProps2.xml><?xml version="1.0" encoding="utf-8"?>
+<ds:datastoreItem xmlns:ds="http://schemas.openxmlformats.org/officeDocument/2006/customXml" ds:itemID="{5C83AE85-DFF9-487E-A4D4-A046EC9E96C2}">
+  <ds:schemaRefs>
+    <ds:schemaRef ds:uri="http://schemas.openxmlformats.org/officeDocument/2006/bibliography"/>
+  </ds:schemaRefs>
+</ds:datastoreItem>
 </file>